--- a/docs/User_Guide.docx
+++ b/docs/User_Guide.docx
@@ -1049,748 +1049,3176 @@
     </w:p>
     <w:p>
       <w:pPr>
-        <w:spacing w:before="80" w:after="40" w:line="276" w:lineRule="auto"/>
-      </w:pPr>
-      <w:r>
+        <w:pStyle w:val="TOC1"/>
+        <w:tabs>
+          <w:tab w:val="right" w:leader="dot" w:pos="9016"/>
+        </w:tabs>
         <w:rPr>
-          <w:rFonts w:ascii="Calibri" w:hAnsi="Calibri"/>
-          <w:b/>
-          <w:color w:val="1E6B3D"/>
-          <w:sz w:val="22"/>
+          <w:noProof/>
         </w:rPr>
-        <w:t>1.  Executive Summary &amp; Project Introduction</w:t>
-      </w:r>
+      </w:pPr>
       <w:r>
         <w:rPr>
-          <w:rFonts w:ascii="Calibri" w:hAnsi="Calibri"/>
-          <w:b/>
-          <w:color w:val="555E6D"/>
+          <w:sz w:val="24"/>
+          <w:szCs w:val="24"/>
         </w:rPr>
-        <w:tab/>
-        <w:t>3</w:t>
-      </w:r>
-    </w:p>
-    <w:p>
-      <w:pPr>
-        <w:spacing w:before="40" w:after="40" w:line="276" w:lineRule="auto"/>
-      </w:pPr>
+        <w:fldChar w:fldCharType="begin"/>
+      </w:r>
       <w:r>
         <w:rPr>
-          <w:rFonts w:ascii="Calibri" w:hAnsi="Calibri"/>
-          <w:color w:val="1A1D24"/>
+          <w:sz w:val="24"/>
+          <w:szCs w:val="24"/>
         </w:rPr>
-        <w:t xml:space="preserve">     1.1  Purpose &amp; Problem Statement</w:t>
+        <w:instrText xml:space="preserve"> TOC \o "1-3" \h \z \u </w:instrText>
       </w:r>
       <w:r>
         <w:rPr>
-          <w:rFonts w:ascii="Calibri" w:hAnsi="Calibri"/>
-          <w:color w:val="555E6D"/>
+          <w:sz w:val="24"/>
+          <w:szCs w:val="24"/>
         </w:rPr>
-        <w:tab/>
-        <w:t>3</w:t>
-      </w:r>
-    </w:p>
-    <w:p>
-      <w:pPr>
-        <w:spacing w:before="40" w:after="40" w:line="276" w:lineRule="auto"/>
-      </w:pPr>
-      <w:r>
+        <w:fldChar w:fldCharType="separate"/>
+      </w:r>
+      <w:hyperlink w:anchor="_Toc239101117" w:history="1">
+        <w:r>
+          <w:rPr>
+            <w:rStyle w:val="Hyperlink"/>
+            <w:noProof/>
+            <w:color w:val="00BCD4"/>
+          </w:rPr>
+          <w:t>Welcome to the NutriSense User Guide</w:t>
+        </w:r>
+        <w:r>
+          <w:rPr>
+            <w:noProof/>
+            <w:webHidden/>
+            <w:color w:val="00BCD4"/>
+          </w:rPr>
+          <w:tab/>
+        </w:r>
+        <w:r>
+          <w:rPr>
+            <w:noProof/>
+            <w:webHidden/>
+            <w:color w:val="00BCD4"/>
+          </w:rPr>
+          <w:fldChar w:fldCharType="begin"/>
+        </w:r>
+        <w:r>
+          <w:rPr>
+            <w:noProof/>
+            <w:webHidden/>
+            <w:color w:val="00BCD4"/>
+          </w:rPr>
+          <w:instrText xml:space="preserve"> PAGEREF _Toc239101117 \h </w:instrText>
+        </w:r>
+        <w:r>
+          <w:rPr>
+            <w:noProof/>
+            <w:webHidden/>
+            <w:color w:val="00BCD4"/>
+          </w:rPr>
+        </w:r>
+        <w:r>
+          <w:rPr>
+            <w:noProof/>
+            <w:webHidden/>
+            <w:color w:val="00BCD4"/>
+          </w:rPr>
+          <w:fldChar w:fldCharType="separate"/>
+        </w:r>
+        <w:r>
+          <w:rPr>
+            <w:noProof/>
+            <w:webHidden/>
+            <w:color w:val="00BCD4"/>
+          </w:rPr>
+          <w:t>3</w:t>
+        </w:r>
+        <w:r>
+          <w:rPr>
+            <w:noProof/>
+            <w:webHidden/>
+            <w:color w:val="00BCD4"/>
+          </w:rPr>
+          <w:fldChar w:fldCharType="end"/>
+        </w:r>
+      </w:hyperlink>
+    </w:p>
+    <w:p>
+      <w:pPr>
+        <w:pStyle w:val="TOC1"/>
+        <w:tabs>
+          <w:tab w:val="right" w:leader="dot" w:pos="9016"/>
+        </w:tabs>
         <w:rPr>
-          <w:rFonts w:ascii="Calibri" w:hAnsi="Calibri"/>
-          <w:color w:val="1A1D24"/>
+          <w:noProof/>
         </w:rPr>
-        <w:t xml:space="preserve">     1.2  Target Audience</w:t>
-      </w:r>
-      <w:r>
+      </w:pPr>
+      <w:hyperlink w:anchor="_Toc239101118" w:history="1">
+        <w:r>
+          <w:rPr>
+            <w:rStyle w:val="Hyperlink"/>
+            <w:noProof/>
+          </w:rPr>
+          <w:t>1. GETTING STARTED &amp; ACCOUNT SETUP</w:t>
+        </w:r>
+        <w:r>
+          <w:rPr>
+            <w:noProof/>
+            <w:webHidden/>
+          </w:rPr>
+          <w:tab/>
+        </w:r>
+        <w:r>
+          <w:rPr>
+            <w:noProof/>
+            <w:webHidden/>
+          </w:rPr>
+          <w:fldChar w:fldCharType="begin"/>
+        </w:r>
+        <w:r>
+          <w:rPr>
+            <w:noProof/>
+            <w:webHidden/>
+          </w:rPr>
+          <w:instrText xml:space="preserve"> PAGEREF _Toc239101118 \h </w:instrText>
+        </w:r>
+        <w:r>
+          <w:rPr>
+            <w:noProof/>
+            <w:webHidden/>
+          </w:rPr>
+        </w:r>
+        <w:r>
+          <w:rPr>
+            <w:noProof/>
+            <w:webHidden/>
+          </w:rPr>
+          <w:fldChar w:fldCharType="separate"/>
+        </w:r>
+        <w:r>
+          <w:rPr>
+            <w:noProof/>
+            <w:webHidden/>
+          </w:rPr>
+          <w:t>3</w:t>
+        </w:r>
+        <w:r>
+          <w:rPr>
+            <w:noProof/>
+            <w:webHidden/>
+          </w:rPr>
+          <w:fldChar w:fldCharType="end"/>
+        </w:r>
+      </w:hyperlink>
+    </w:p>
+    <w:p>
+      <w:pPr>
+        <w:pStyle w:val="TOC2"/>
+        <w:tabs>
+          <w:tab w:val="right" w:leader="dot" w:pos="9016"/>
+        </w:tabs>
         <w:rPr>
-          <w:rFonts w:ascii="Calibri" w:hAnsi="Calibri"/>
-          <w:color w:val="555E6D"/>
+          <w:noProof/>
         </w:rPr>
-        <w:tab/>
-        <w:t>3</w:t>
-      </w:r>
-    </w:p>
-    <w:p>
-      <w:pPr>
-        <w:spacing w:before="40" w:after="40" w:line="276" w:lineRule="auto"/>
-      </w:pPr>
-      <w:r>
+      </w:pPr>
+      <w:hyperlink w:anchor="_Toc239101119" w:history="1">
+        <w:r>
+          <w:rPr>
+            <w:rStyle w:val="Hyperlink"/>
+            <w:noProof/>
+          </w:rPr>
+          <w:t>Installation Instructions:</w:t>
+        </w:r>
+        <w:r>
+          <w:rPr>
+            <w:noProof/>
+            <w:webHidden/>
+          </w:rPr>
+          <w:tab/>
+        </w:r>
+        <w:r>
+          <w:rPr>
+            <w:noProof/>
+            <w:webHidden/>
+          </w:rPr>
+          <w:fldChar w:fldCharType="begin"/>
+        </w:r>
+        <w:r>
+          <w:rPr>
+            <w:noProof/>
+            <w:webHidden/>
+          </w:rPr>
+          <w:instrText xml:space="preserve"> PAGEREF _Toc239101119 \h </w:instrText>
+        </w:r>
+        <w:r>
+          <w:rPr>
+            <w:noProof/>
+            <w:webHidden/>
+          </w:rPr>
+        </w:r>
+        <w:r>
+          <w:rPr>
+            <w:noProof/>
+            <w:webHidden/>
+          </w:rPr>
+          <w:fldChar w:fldCharType="separate"/>
+        </w:r>
+        <w:r>
+          <w:rPr>
+            <w:noProof/>
+            <w:webHidden/>
+          </w:rPr>
+          <w:t>3</w:t>
+        </w:r>
+        <w:r>
+          <w:rPr>
+            <w:noProof/>
+            <w:webHidden/>
+          </w:rPr>
+          <w:fldChar w:fldCharType="end"/>
+        </w:r>
+      </w:hyperlink>
+    </w:p>
+    <w:p>
+      <w:pPr>
+        <w:pStyle w:val="TOC2"/>
+        <w:tabs>
+          <w:tab w:val="right" w:leader="dot" w:pos="9016"/>
+        </w:tabs>
         <w:rPr>
-          <w:rFonts w:ascii="Calibri" w:hAnsi="Calibri"/>
-          <w:color w:val="1A1D24"/>
+          <w:noProof/>
         </w:rPr>
-        <w:t xml:space="preserve">     1.3  Key Value Propositions &amp; Core Differentiators</w:t>
-      </w:r>
-      <w:r>
+      </w:pPr>
+      <w:hyperlink w:anchor="_Toc239101120" w:history="1">
+        <w:r>
+          <w:rPr>
+            <w:rStyle w:val="Hyperlink"/>
+            <w:noProof/>
+          </w:rPr>
+          <w:t>Account Sign Up &amp; Sign In:</w:t>
+        </w:r>
+        <w:r>
+          <w:rPr>
+            <w:noProof/>
+            <w:webHidden/>
+          </w:rPr>
+          <w:tab/>
+        </w:r>
+        <w:r>
+          <w:rPr>
+            <w:noProof/>
+            <w:webHidden/>
+          </w:rPr>
+          <w:fldChar w:fldCharType="begin"/>
+        </w:r>
+        <w:r>
+          <w:rPr>
+            <w:noProof/>
+            <w:webHidden/>
+          </w:rPr>
+          <w:instrText xml:space="preserve"> PAGEREF _Toc239101120 \h </w:instrText>
+        </w:r>
+        <w:r>
+          <w:rPr>
+            <w:noProof/>
+            <w:webHidden/>
+          </w:rPr>
+        </w:r>
+        <w:r>
+          <w:rPr>
+            <w:noProof/>
+            <w:webHidden/>
+          </w:rPr>
+          <w:fldChar w:fldCharType="separate"/>
+        </w:r>
+        <w:r>
+          <w:rPr>
+            <w:noProof/>
+            <w:webHidden/>
+          </w:rPr>
+          <w:t>3</w:t>
+        </w:r>
+        <w:r>
+          <w:rPr>
+            <w:noProof/>
+            <w:webHidden/>
+          </w:rPr>
+          <w:fldChar w:fldCharType="end"/>
+        </w:r>
+      </w:hyperlink>
+    </w:p>
+    <w:p>
+      <w:pPr>
+        <w:pStyle w:val="TOC2"/>
+        <w:tabs>
+          <w:tab w:val="right" w:leader="dot" w:pos="9016"/>
+        </w:tabs>
         <w:rPr>
-          <w:rFonts w:ascii="Calibri" w:hAnsi="Calibri"/>
-          <w:color w:val="555E6D"/>
+          <w:noProof/>
         </w:rPr>
-        <w:tab/>
-        <w:t>4</w:t>
-      </w:r>
-    </w:p>
-    <w:p>
-      <w:pPr>
-        <w:spacing w:before="80" w:after="40" w:line="276" w:lineRule="auto"/>
-      </w:pPr>
-      <w:r>
+      </w:pPr>
+      <w:hyperlink w:anchor="_Toc239101121" w:history="1">
+        <w:r>
+          <w:rPr>
+            <w:rStyle w:val="Hyperlink"/>
+            <w:noProof/>
+          </w:rPr>
+          <w:t>Interactive Onboarding Flow:</w:t>
+        </w:r>
+        <w:r>
+          <w:rPr>
+            <w:noProof/>
+            <w:webHidden/>
+          </w:rPr>
+          <w:tab/>
+        </w:r>
+        <w:r>
+          <w:rPr>
+            <w:noProof/>
+            <w:webHidden/>
+          </w:rPr>
+          <w:fldChar w:fldCharType="begin"/>
+        </w:r>
+        <w:r>
+          <w:rPr>
+            <w:noProof/>
+            <w:webHidden/>
+          </w:rPr>
+          <w:instrText xml:space="preserve"> PAGEREF _Toc239101121 \h </w:instrText>
+        </w:r>
+        <w:r>
+          <w:rPr>
+            <w:noProof/>
+            <w:webHidden/>
+          </w:rPr>
+        </w:r>
+        <w:r>
+          <w:rPr>
+            <w:noProof/>
+            <w:webHidden/>
+          </w:rPr>
+          <w:fldChar w:fldCharType="separate"/>
+        </w:r>
+        <w:r>
+          <w:rPr>
+            <w:noProof/>
+            <w:webHidden/>
+          </w:rPr>
+          <w:t>3</w:t>
+        </w:r>
+        <w:r>
+          <w:rPr>
+            <w:noProof/>
+            <w:webHidden/>
+          </w:rPr>
+          <w:fldChar w:fldCharType="end"/>
+        </w:r>
+      </w:hyperlink>
+    </w:p>
+    <w:p>
+      <w:pPr>
+        <w:pStyle w:val="TOC1"/>
+        <w:tabs>
+          <w:tab w:val="right" w:leader="dot" w:pos="9016"/>
+        </w:tabs>
         <w:rPr>
-          <w:rFonts w:ascii="Calibri" w:hAnsi="Calibri"/>
-          <w:b/>
-          <w:color w:val="1E6B3D"/>
-          <w:sz w:val="22"/>
+          <w:noProof/>
         </w:rPr>
-        <w:t>2.  System Architecture &amp; Tech Stack Specification</w:t>
-      </w:r>
-      <w:r>
+      </w:pPr>
+      <w:hyperlink w:anchor="_Toc239101122" w:history="1">
+        <w:r>
+          <w:rPr>
+            <w:rStyle w:val="Hyperlink"/>
+            <w:noProof/>
+          </w:rPr>
+          <w:t>2. EXPLORING THE MAIN DASHBOARD</w:t>
+        </w:r>
+        <w:r>
+          <w:rPr>
+            <w:noProof/>
+            <w:webHidden/>
+          </w:rPr>
+          <w:tab/>
+        </w:r>
+        <w:r>
+          <w:rPr>
+            <w:noProof/>
+            <w:webHidden/>
+          </w:rPr>
+          <w:fldChar w:fldCharType="begin"/>
+        </w:r>
+        <w:r>
+          <w:rPr>
+            <w:noProof/>
+            <w:webHidden/>
+          </w:rPr>
+          <w:instrText xml:space="preserve"> PAGEREF _Toc239101122 \h </w:instrText>
+        </w:r>
+        <w:r>
+          <w:rPr>
+            <w:noProof/>
+            <w:webHidden/>
+          </w:rPr>
+        </w:r>
+        <w:r>
+          <w:rPr>
+            <w:noProof/>
+            <w:webHidden/>
+          </w:rPr>
+          <w:fldChar w:fldCharType="separate"/>
+        </w:r>
+        <w:r>
+          <w:rPr>
+            <w:noProof/>
+            <w:webHidden/>
+          </w:rPr>
+          <w:t>4</w:t>
+        </w:r>
+        <w:r>
+          <w:rPr>
+            <w:noProof/>
+            <w:webHidden/>
+          </w:rPr>
+          <w:fldChar w:fldCharType="end"/>
+        </w:r>
+      </w:hyperlink>
+    </w:p>
+    <w:p>
+      <w:pPr>
+        <w:pStyle w:val="TOC2"/>
+        <w:tabs>
+          <w:tab w:val="right" w:leader="dot" w:pos="9016"/>
+        </w:tabs>
         <w:rPr>
-          <w:rFonts w:ascii="Calibri" w:hAnsi="Calibri"/>
-          <w:b/>
-          <w:color w:val="555E6D"/>
+          <w:noProof/>
         </w:rPr>
-        <w:tab/>
-        <w:t>5</w:t>
-      </w:r>
-    </w:p>
-    <w:p>
-      <w:pPr>
-        <w:spacing w:before="40" w:after="40" w:line="276" w:lineRule="auto"/>
-      </w:pPr>
-      <w:r>
+      </w:pPr>
+      <w:hyperlink w:anchor="_Toc239101123" w:history="1">
+        <w:r>
+          <w:rPr>
+            <w:rStyle w:val="Hyperlink"/>
+            <w:noProof/>
+          </w:rPr>
+          <w:t>Dynamic Header:</w:t>
+        </w:r>
+        <w:r>
+          <w:rPr>
+            <w:noProof/>
+            <w:webHidden/>
+          </w:rPr>
+          <w:tab/>
+        </w:r>
+        <w:r>
+          <w:rPr>
+            <w:noProof/>
+            <w:webHidden/>
+          </w:rPr>
+          <w:fldChar w:fldCharType="begin"/>
+        </w:r>
+        <w:r>
+          <w:rPr>
+            <w:noProof/>
+            <w:webHidden/>
+          </w:rPr>
+          <w:instrText xml:space="preserve"> PAGEREF _Toc239101123 \h </w:instrText>
+        </w:r>
+        <w:r>
+          <w:rPr>
+            <w:noProof/>
+            <w:webHidden/>
+          </w:rPr>
+        </w:r>
+        <w:r>
+          <w:rPr>
+            <w:noProof/>
+            <w:webHidden/>
+          </w:rPr>
+          <w:fldChar w:fldCharType="separate"/>
+        </w:r>
+        <w:r>
+          <w:rPr>
+            <w:noProof/>
+            <w:webHidden/>
+          </w:rPr>
+          <w:t>4</w:t>
+        </w:r>
+        <w:r>
+          <w:rPr>
+            <w:noProof/>
+            <w:webHidden/>
+          </w:rPr>
+          <w:fldChar w:fldCharType="end"/>
+        </w:r>
+      </w:hyperlink>
+    </w:p>
+    <w:p>
+      <w:pPr>
+        <w:pStyle w:val="TOC2"/>
+        <w:tabs>
+          <w:tab w:val="right" w:leader="dot" w:pos="9016"/>
+        </w:tabs>
         <w:rPr>
-          <w:rFonts w:ascii="Calibri" w:hAnsi="Calibri"/>
-          <w:color w:val="1A1D24"/>
+          <w:noProof/>
         </w:rPr>
-        <w:t xml:space="preserve">     2.1  High-Level Layered Architecture Overview</w:t>
-      </w:r>
-      <w:r>
+      </w:pPr>
+      <w:hyperlink w:anchor="_Toc239101124" w:history="1">
+        <w:r>
+          <w:rPr>
+            <w:rStyle w:val="Hyperlink"/>
+            <w:noProof/>
+          </w:rPr>
+          <w:t>Calorie &amp; Nutrition Ring:</w:t>
+        </w:r>
+        <w:r>
+          <w:rPr>
+            <w:noProof/>
+            <w:webHidden/>
+          </w:rPr>
+          <w:tab/>
+        </w:r>
+        <w:r>
+          <w:rPr>
+            <w:noProof/>
+            <w:webHidden/>
+          </w:rPr>
+          <w:fldChar w:fldCharType="begin"/>
+        </w:r>
+        <w:r>
+          <w:rPr>
+            <w:noProof/>
+            <w:webHidden/>
+          </w:rPr>
+          <w:instrText xml:space="preserve"> PAGEREF _Toc239101124 \h </w:instrText>
+        </w:r>
+        <w:r>
+          <w:rPr>
+            <w:noProof/>
+            <w:webHidden/>
+          </w:rPr>
+        </w:r>
+        <w:r>
+          <w:rPr>
+            <w:noProof/>
+            <w:webHidden/>
+          </w:rPr>
+          <w:fldChar w:fldCharType="separate"/>
+        </w:r>
+        <w:r>
+          <w:rPr>
+            <w:noProof/>
+            <w:webHidden/>
+          </w:rPr>
+          <w:t>4</w:t>
+        </w:r>
+        <w:r>
+          <w:rPr>
+            <w:noProof/>
+            <w:webHidden/>
+          </w:rPr>
+          <w:fldChar w:fldCharType="end"/>
+        </w:r>
+      </w:hyperlink>
+    </w:p>
+    <w:p>
+      <w:pPr>
+        <w:pStyle w:val="TOC2"/>
+        <w:tabs>
+          <w:tab w:val="right" w:leader="dot" w:pos="9016"/>
+        </w:tabs>
         <w:rPr>
-          <w:rFonts w:ascii="Calibri" w:hAnsi="Calibri"/>
-          <w:color w:val="555E6D"/>
+          <w:noProof/>
         </w:rPr>
-        <w:tab/>
-        <w:t>5</w:t>
-      </w:r>
-    </w:p>
-    <w:p>
-      <w:pPr>
-        <w:spacing w:before="40" w:after="40" w:line="276" w:lineRule="auto"/>
-      </w:pPr>
-      <w:r>
+      </w:pPr>
+      <w:hyperlink w:anchor="_Toc239101125" w:history="1">
+        <w:r>
+          <w:rPr>
+            <w:rStyle w:val="Hyperlink"/>
+            <w:noProof/>
+          </w:rPr>
+          <w:t>Macronutrient Breakdown:</w:t>
+        </w:r>
+        <w:r>
+          <w:rPr>
+            <w:noProof/>
+            <w:webHidden/>
+          </w:rPr>
+          <w:tab/>
+        </w:r>
+        <w:r>
+          <w:rPr>
+            <w:noProof/>
+            <w:webHidden/>
+          </w:rPr>
+          <w:fldChar w:fldCharType="begin"/>
+        </w:r>
+        <w:r>
+          <w:rPr>
+            <w:noProof/>
+            <w:webHidden/>
+          </w:rPr>
+          <w:instrText xml:space="preserve"> PAGEREF _Toc239101125 \h </w:instrText>
+        </w:r>
+        <w:r>
+          <w:rPr>
+            <w:noProof/>
+            <w:webHidden/>
+          </w:rPr>
+        </w:r>
+        <w:r>
+          <w:rPr>
+            <w:noProof/>
+            <w:webHidden/>
+          </w:rPr>
+          <w:fldChar w:fldCharType="separate"/>
+        </w:r>
+        <w:r>
+          <w:rPr>
+            <w:noProof/>
+            <w:webHidden/>
+          </w:rPr>
+          <w:t>4</w:t>
+        </w:r>
+        <w:r>
+          <w:rPr>
+            <w:noProof/>
+            <w:webHidden/>
+          </w:rPr>
+          <w:fldChar w:fldCharType="end"/>
+        </w:r>
+      </w:hyperlink>
+    </w:p>
+    <w:p>
+      <w:pPr>
+        <w:pStyle w:val="TOC2"/>
+        <w:tabs>
+          <w:tab w:val="right" w:leader="dot" w:pos="9016"/>
+        </w:tabs>
         <w:rPr>
-          <w:rFonts w:ascii="Calibri" w:hAnsi="Calibri"/>
-          <w:color w:val="1A1D24"/>
+          <w:noProof/>
         </w:rPr>
-        <w:t xml:space="preserve">     2.2  Frontend Architecture &amp; Client Stack (Flutter 3.x)</w:t>
-      </w:r>
-      <w:r>
+      </w:pPr>
+      <w:hyperlink w:anchor="_Toc239101126" w:history="1">
+        <w:r>
+          <w:rPr>
+            <w:rStyle w:val="Hyperlink"/>
+            <w:noProof/>
+          </w:rPr>
+          <w:t>Today's Meals Timeline:</w:t>
+        </w:r>
+        <w:r>
+          <w:rPr>
+            <w:noProof/>
+            <w:webHidden/>
+          </w:rPr>
+          <w:tab/>
+        </w:r>
+        <w:r>
+          <w:rPr>
+            <w:noProof/>
+            <w:webHidden/>
+          </w:rPr>
+          <w:fldChar w:fldCharType="begin"/>
+        </w:r>
+        <w:r>
+          <w:rPr>
+            <w:noProof/>
+            <w:webHidden/>
+          </w:rPr>
+          <w:instrText xml:space="preserve"> PAGEREF _Toc239101126 \h </w:instrText>
+        </w:r>
+        <w:r>
+          <w:rPr>
+            <w:noProof/>
+            <w:webHidden/>
+          </w:rPr>
+        </w:r>
+        <w:r>
+          <w:rPr>
+            <w:noProof/>
+            <w:webHidden/>
+          </w:rPr>
+          <w:fldChar w:fldCharType="separate"/>
+        </w:r>
+        <w:r>
+          <w:rPr>
+            <w:noProof/>
+            <w:webHidden/>
+          </w:rPr>
+          <w:t>4</w:t>
+        </w:r>
+        <w:r>
+          <w:rPr>
+            <w:noProof/>
+            <w:webHidden/>
+          </w:rPr>
+          <w:fldChar w:fldCharType="end"/>
+        </w:r>
+      </w:hyperlink>
+    </w:p>
+    <w:p>
+      <w:pPr>
+        <w:pStyle w:val="TOC2"/>
+        <w:tabs>
+          <w:tab w:val="right" w:leader="dot" w:pos="9016"/>
+        </w:tabs>
         <w:rPr>
-          <w:rFonts w:ascii="Calibri" w:hAnsi="Calibri"/>
-          <w:color w:val="555E6D"/>
+          <w:noProof/>
         </w:rPr>
-        <w:tab/>
-        <w:t>6</w:t>
-      </w:r>
-    </w:p>
-    <w:p>
-      <w:pPr>
-        <w:spacing w:before="40" w:after="40" w:line="276" w:lineRule="auto"/>
-      </w:pPr>
-      <w:r>
+      </w:pPr>
+      <w:hyperlink w:anchor="_Toc239101127" w:history="1">
+        <w:r>
+          <w:rPr>
+            <w:rStyle w:val="Hyperlink"/>
+            <w:noProof/>
+          </w:rPr>
+          <w:t>Hydration Tracker:</w:t>
+        </w:r>
+        <w:r>
+          <w:rPr>
+            <w:noProof/>
+            <w:webHidden/>
+          </w:rPr>
+          <w:tab/>
+        </w:r>
+        <w:r>
+          <w:rPr>
+            <w:noProof/>
+            <w:webHidden/>
+          </w:rPr>
+          <w:fldChar w:fldCharType="begin"/>
+        </w:r>
+        <w:r>
+          <w:rPr>
+            <w:noProof/>
+            <w:webHidden/>
+          </w:rPr>
+          <w:instrText xml:space="preserve"> PAGEREF _Toc239101127 \h </w:instrText>
+        </w:r>
+        <w:r>
+          <w:rPr>
+            <w:noProof/>
+            <w:webHidden/>
+          </w:rPr>
+        </w:r>
+        <w:r>
+          <w:rPr>
+            <w:noProof/>
+            <w:webHidden/>
+          </w:rPr>
+          <w:fldChar w:fldCharType="separate"/>
+        </w:r>
+        <w:r>
+          <w:rPr>
+            <w:noProof/>
+            <w:webHidden/>
+          </w:rPr>
+          <w:t>4</w:t>
+        </w:r>
+        <w:r>
+          <w:rPr>
+            <w:noProof/>
+            <w:webHidden/>
+          </w:rPr>
+          <w:fldChar w:fldCharType="end"/>
+        </w:r>
+      </w:hyperlink>
+    </w:p>
+    <w:p>
+      <w:pPr>
+        <w:pStyle w:val="TOC2"/>
+        <w:tabs>
+          <w:tab w:val="right" w:leader="dot" w:pos="9016"/>
+        </w:tabs>
         <w:rPr>
-          <w:rFonts w:ascii="Calibri" w:hAnsi="Calibri"/>
-          <w:color w:val="1A1D24"/>
+          <w:noProof/>
         </w:rPr>
-        <w:t xml:space="preserve">     2.3  Backend Architecture &amp; Microservices (FastAPI &amp; </w:t>
-      </w:r>
-      <w:proofErr w:type="spellStart"/>
-      <w:r>
+      </w:pPr>
+      <w:hyperlink w:anchor="_Toc239101128" w:history="1">
+        <w:r>
+          <w:rPr>
+            <w:rStyle w:val="Hyperlink"/>
+            <w:noProof/>
+          </w:rPr>
+          <w:t>Habit Score Card:</w:t>
+        </w:r>
+        <w:r>
+          <w:rPr>
+            <w:noProof/>
+            <w:webHidden/>
+          </w:rPr>
+          <w:tab/>
+        </w:r>
+        <w:r>
+          <w:rPr>
+            <w:noProof/>
+            <w:webHidden/>
+          </w:rPr>
+          <w:fldChar w:fldCharType="begin"/>
+        </w:r>
+        <w:r>
+          <w:rPr>
+            <w:noProof/>
+            <w:webHidden/>
+          </w:rPr>
+          <w:instrText xml:space="preserve"> PAGEREF _Toc239101128 \h </w:instrText>
+        </w:r>
+        <w:r>
+          <w:rPr>
+            <w:noProof/>
+            <w:webHidden/>
+          </w:rPr>
+        </w:r>
+        <w:r>
+          <w:rPr>
+            <w:noProof/>
+            <w:webHidden/>
+          </w:rPr>
+          <w:fldChar w:fldCharType="separate"/>
+        </w:r>
+        <w:r>
+          <w:rPr>
+            <w:noProof/>
+            <w:webHidden/>
+          </w:rPr>
+          <w:t>4</w:t>
+        </w:r>
+        <w:r>
+          <w:rPr>
+            <w:noProof/>
+            <w:webHidden/>
+          </w:rPr>
+          <w:fldChar w:fldCharType="end"/>
+        </w:r>
+      </w:hyperlink>
+    </w:p>
+    <w:p>
+      <w:pPr>
+        <w:pStyle w:val="TOC1"/>
+        <w:tabs>
+          <w:tab w:val="right" w:leader="dot" w:pos="9016"/>
+        </w:tabs>
         <w:rPr>
-          <w:rFonts w:ascii="Calibri" w:hAnsi="Calibri"/>
-          <w:color w:val="1A1D24"/>
+          <w:noProof/>
         </w:rPr>
-        <w:t>Supabase</w:t>
-      </w:r>
-      <w:proofErr w:type="spellEnd"/>
-      <w:r>
+      </w:pPr>
+      <w:hyperlink w:anchor="_Toc239101129" w:history="1">
+        <w:r>
+          <w:rPr>
+            <w:rStyle w:val="Hyperlink"/>
+            <w:noProof/>
+          </w:rPr>
+          <w:t>3. LOGGING MEALS WITH AI (ZERO-EFFORT NUTRITION)</w:t>
+        </w:r>
+        <w:r>
+          <w:rPr>
+            <w:noProof/>
+            <w:webHidden/>
+          </w:rPr>
+          <w:tab/>
+        </w:r>
+        <w:r>
+          <w:rPr>
+            <w:noProof/>
+            <w:webHidden/>
+          </w:rPr>
+          <w:fldChar w:fldCharType="begin"/>
+        </w:r>
+        <w:r>
+          <w:rPr>
+            <w:noProof/>
+            <w:webHidden/>
+          </w:rPr>
+          <w:instrText xml:space="preserve"> PAGEREF _Toc239101129 \h </w:instrText>
+        </w:r>
+        <w:r>
+          <w:rPr>
+            <w:noProof/>
+            <w:webHidden/>
+          </w:rPr>
+        </w:r>
+        <w:r>
+          <w:rPr>
+            <w:noProof/>
+            <w:webHidden/>
+          </w:rPr>
+          <w:fldChar w:fldCharType="separate"/>
+        </w:r>
+        <w:r>
+          <w:rPr>
+            <w:noProof/>
+            <w:webHidden/>
+          </w:rPr>
+          <w:t>5</w:t>
+        </w:r>
+        <w:r>
+          <w:rPr>
+            <w:noProof/>
+            <w:webHidden/>
+          </w:rPr>
+          <w:fldChar w:fldCharType="end"/>
+        </w:r>
+      </w:hyperlink>
+    </w:p>
+    <w:p>
+      <w:pPr>
+        <w:pStyle w:val="TOC2"/>
+        <w:tabs>
+          <w:tab w:val="right" w:leader="dot" w:pos="9016"/>
+        </w:tabs>
         <w:rPr>
-          <w:rFonts w:ascii="Calibri" w:hAnsi="Calibri"/>
-          <w:color w:val="1A1D24"/>
+          <w:noProof/>
         </w:rPr>
-        <w:t>)</w:t>
-      </w:r>
-      <w:r>
+      </w:pPr>
+      <w:hyperlink w:anchor="_Toc239101130" w:history="1">
+        <w:r>
+          <w:rPr>
+            <w:rStyle w:val="Hyperlink"/>
+            <w:noProof/>
+          </w:rPr>
+          <w:t>Step-by-Step AI Meal Logging:</w:t>
+        </w:r>
+        <w:r>
+          <w:rPr>
+            <w:noProof/>
+            <w:webHidden/>
+          </w:rPr>
+          <w:tab/>
+        </w:r>
+        <w:r>
+          <w:rPr>
+            <w:noProof/>
+            <w:webHidden/>
+          </w:rPr>
+          <w:fldChar w:fldCharType="begin"/>
+        </w:r>
+        <w:r>
+          <w:rPr>
+            <w:noProof/>
+            <w:webHidden/>
+          </w:rPr>
+          <w:instrText xml:space="preserve"> PAGEREF _Toc239101130 \h </w:instrText>
+        </w:r>
+        <w:r>
+          <w:rPr>
+            <w:noProof/>
+            <w:webHidden/>
+          </w:rPr>
+        </w:r>
+        <w:r>
+          <w:rPr>
+            <w:noProof/>
+            <w:webHidden/>
+          </w:rPr>
+          <w:fldChar w:fldCharType="separate"/>
+        </w:r>
+        <w:r>
+          <w:rPr>
+            <w:noProof/>
+            <w:webHidden/>
+          </w:rPr>
+          <w:t>5</w:t>
+        </w:r>
+        <w:r>
+          <w:rPr>
+            <w:noProof/>
+            <w:webHidden/>
+          </w:rPr>
+          <w:fldChar w:fldCharType="end"/>
+        </w:r>
+      </w:hyperlink>
+    </w:p>
+    <w:p>
+      <w:pPr>
+        <w:pStyle w:val="TOC2"/>
+        <w:tabs>
+          <w:tab w:val="right" w:leader="dot" w:pos="9016"/>
+        </w:tabs>
         <w:rPr>
-          <w:rFonts w:ascii="Calibri" w:hAnsi="Calibri"/>
-          <w:color w:val="555E6D"/>
+          <w:noProof/>
         </w:rPr>
-        <w:tab/>
-        <w:t>7</w:t>
-      </w:r>
-    </w:p>
-    <w:p>
-      <w:pPr>
-        <w:spacing w:before="40" w:after="40" w:line="276" w:lineRule="auto"/>
-      </w:pPr>
-      <w:r>
+      </w:pPr>
+      <w:hyperlink w:anchor="_Toc239101131" w:history="1">
+        <w:r>
+          <w:rPr>
+            <w:rStyle w:val="Hyperlink"/>
+            <w:noProof/>
+          </w:rPr>
+          <w:t>Editing and Correcting AI Values:</w:t>
+        </w:r>
+        <w:r>
+          <w:rPr>
+            <w:noProof/>
+            <w:webHidden/>
+          </w:rPr>
+          <w:tab/>
+        </w:r>
+        <w:r>
+          <w:rPr>
+            <w:noProof/>
+            <w:webHidden/>
+          </w:rPr>
+          <w:fldChar w:fldCharType="begin"/>
+        </w:r>
+        <w:r>
+          <w:rPr>
+            <w:noProof/>
+            <w:webHidden/>
+          </w:rPr>
+          <w:instrText xml:space="preserve"> PAGEREF _Toc239101131 \h </w:instrText>
+        </w:r>
+        <w:r>
+          <w:rPr>
+            <w:noProof/>
+            <w:webHidden/>
+          </w:rPr>
+        </w:r>
+        <w:r>
+          <w:rPr>
+            <w:noProof/>
+            <w:webHidden/>
+          </w:rPr>
+          <w:fldChar w:fldCharType="separate"/>
+        </w:r>
+        <w:r>
+          <w:rPr>
+            <w:noProof/>
+            <w:webHidden/>
+          </w:rPr>
+          <w:t>5</w:t>
+        </w:r>
+        <w:r>
+          <w:rPr>
+            <w:noProof/>
+            <w:webHidden/>
+          </w:rPr>
+          <w:fldChar w:fldCharType="end"/>
+        </w:r>
+      </w:hyperlink>
+    </w:p>
+    <w:p>
+      <w:pPr>
+        <w:pStyle w:val="TOC1"/>
+        <w:tabs>
+          <w:tab w:val="right" w:leader="dot" w:pos="9016"/>
+        </w:tabs>
         <w:rPr>
-          <w:rFonts w:ascii="Calibri" w:hAnsi="Calibri"/>
-          <w:color w:val="1A1D24"/>
+          <w:noProof/>
         </w:rPr>
-        <w:t xml:space="preserve">     2.4  AI Engine &amp; Multi-Key Failover Pool (Google Gemini)</w:t>
-      </w:r>
-      <w:r>
+      </w:pPr>
+      <w:hyperlink w:anchor="_Toc239101132" w:history="1">
+        <w:r>
+          <w:rPr>
+            <w:rStyle w:val="Hyperlink"/>
+            <w:noProof/>
+          </w:rPr>
+          <w:t>4. INTERACTING WITH THE AI HEALTH COACH &amp; VOICE ASSISTANT</w:t>
+        </w:r>
+        <w:r>
+          <w:rPr>
+            <w:noProof/>
+            <w:webHidden/>
+          </w:rPr>
+          <w:tab/>
+        </w:r>
+        <w:r>
+          <w:rPr>
+            <w:noProof/>
+            <w:webHidden/>
+          </w:rPr>
+          <w:fldChar w:fldCharType="begin"/>
+        </w:r>
+        <w:r>
+          <w:rPr>
+            <w:noProof/>
+            <w:webHidden/>
+          </w:rPr>
+          <w:instrText xml:space="preserve"> PAGEREF _Toc239101132 \h </w:instrText>
+        </w:r>
+        <w:r>
+          <w:rPr>
+            <w:noProof/>
+            <w:webHidden/>
+          </w:rPr>
+        </w:r>
+        <w:r>
+          <w:rPr>
+            <w:noProof/>
+            <w:webHidden/>
+          </w:rPr>
+          <w:fldChar w:fldCharType="separate"/>
+        </w:r>
+        <w:r>
+          <w:rPr>
+            <w:noProof/>
+            <w:webHidden/>
+          </w:rPr>
+          <w:t>5</w:t>
+        </w:r>
+        <w:r>
+          <w:rPr>
+            <w:noProof/>
+            <w:webHidden/>
+          </w:rPr>
+          <w:fldChar w:fldCharType="end"/>
+        </w:r>
+      </w:hyperlink>
+    </w:p>
+    <w:p>
+      <w:pPr>
+        <w:pStyle w:val="TOC2"/>
+        <w:tabs>
+          <w:tab w:val="right" w:leader="dot" w:pos="9016"/>
+        </w:tabs>
         <w:rPr>
-          <w:rFonts w:ascii="Calibri" w:hAnsi="Calibri"/>
-          <w:color w:val="555E6D"/>
+          <w:noProof/>
         </w:rPr>
-        <w:tab/>
-        <w:t>8</w:t>
-      </w:r>
-    </w:p>
-    <w:p>
-      <w:pPr>
-        <w:spacing w:before="40" w:after="40" w:line="276" w:lineRule="auto"/>
-      </w:pPr>
-      <w:r>
+      </w:pPr>
+      <w:hyperlink w:anchor="_Toc239101133" w:history="1">
+        <w:r>
+          <w:rPr>
+            <w:rStyle w:val="Hyperlink"/>
+            <w:noProof/>
+          </w:rPr>
+          <w:t>AI Dietitian Chat:</w:t>
+        </w:r>
+        <w:r>
+          <w:rPr>
+            <w:noProof/>
+            <w:webHidden/>
+          </w:rPr>
+          <w:tab/>
+        </w:r>
+        <w:r>
+          <w:rPr>
+            <w:noProof/>
+            <w:webHidden/>
+          </w:rPr>
+          <w:fldChar w:fldCharType="begin"/>
+        </w:r>
+        <w:r>
+          <w:rPr>
+            <w:noProof/>
+            <w:webHidden/>
+          </w:rPr>
+          <w:instrText xml:space="preserve"> PAGEREF _Toc239101133 \h </w:instrText>
+        </w:r>
+        <w:r>
+          <w:rPr>
+            <w:noProof/>
+            <w:webHidden/>
+          </w:rPr>
+        </w:r>
+        <w:r>
+          <w:rPr>
+            <w:noProof/>
+            <w:webHidden/>
+          </w:rPr>
+          <w:fldChar w:fldCharType="separate"/>
+        </w:r>
+        <w:r>
+          <w:rPr>
+            <w:noProof/>
+            <w:webHidden/>
+          </w:rPr>
+          <w:t>5</w:t>
+        </w:r>
+        <w:r>
+          <w:rPr>
+            <w:noProof/>
+            <w:webHidden/>
+          </w:rPr>
+          <w:fldChar w:fldCharType="end"/>
+        </w:r>
+      </w:hyperlink>
+    </w:p>
+    <w:p>
+      <w:pPr>
+        <w:pStyle w:val="TOC2"/>
+        <w:tabs>
+          <w:tab w:val="right" w:leader="dot" w:pos="9016"/>
+        </w:tabs>
         <w:rPr>
-          <w:rFonts w:ascii="Calibri" w:hAnsi="Calibri"/>
-          <w:color w:val="1A1D24"/>
+          <w:noProof/>
         </w:rPr>
-        <w:t xml:space="preserve">     2.5  External Integrations &amp; Third-Party APIs</w:t>
-      </w:r>
-      <w:r>
+      </w:pPr>
+      <w:hyperlink w:anchor="_Toc239101134" w:history="1">
+        <w:r>
+          <w:rPr>
+            <w:rStyle w:val="Hyperlink"/>
+            <w:noProof/>
+          </w:rPr>
+          <w:t>Text-to-Speech Language Playback:</w:t>
+        </w:r>
+        <w:r>
+          <w:rPr>
+            <w:noProof/>
+            <w:webHidden/>
+          </w:rPr>
+          <w:tab/>
+        </w:r>
+        <w:r>
+          <w:rPr>
+            <w:noProof/>
+            <w:webHidden/>
+          </w:rPr>
+          <w:fldChar w:fldCharType="begin"/>
+        </w:r>
+        <w:r>
+          <w:rPr>
+            <w:noProof/>
+            <w:webHidden/>
+          </w:rPr>
+          <w:instrText xml:space="preserve"> PAGEREF _Toc239101134 \h </w:instrText>
+        </w:r>
+        <w:r>
+          <w:rPr>
+            <w:noProof/>
+            <w:webHidden/>
+          </w:rPr>
+        </w:r>
+        <w:r>
+          <w:rPr>
+            <w:noProof/>
+            <w:webHidden/>
+          </w:rPr>
+          <w:fldChar w:fldCharType="separate"/>
+        </w:r>
+        <w:r>
+          <w:rPr>
+            <w:noProof/>
+            <w:webHidden/>
+          </w:rPr>
+          <w:t>6</w:t>
+        </w:r>
+        <w:r>
+          <w:rPr>
+            <w:noProof/>
+            <w:webHidden/>
+          </w:rPr>
+          <w:fldChar w:fldCharType="end"/>
+        </w:r>
+      </w:hyperlink>
+    </w:p>
+    <w:p>
+      <w:pPr>
+        <w:pStyle w:val="TOC2"/>
+        <w:tabs>
+          <w:tab w:val="right" w:leader="dot" w:pos="9016"/>
+        </w:tabs>
         <w:rPr>
-          <w:rFonts w:ascii="Calibri" w:hAnsi="Calibri"/>
-          <w:color w:val="555E6D"/>
+          <w:noProof/>
         </w:rPr>
-        <w:tab/>
-        <w:t>9</w:t>
-      </w:r>
-    </w:p>
-    <w:p>
-      <w:pPr>
-        <w:spacing w:before="80" w:after="40" w:line="276" w:lineRule="auto"/>
-      </w:pPr>
-      <w:r>
+      </w:pPr>
+      <w:hyperlink w:anchor="_Toc239101135" w:history="1">
+        <w:r>
+          <w:rPr>
+            <w:rStyle w:val="Hyperlink"/>
+            <w:noProof/>
+          </w:rPr>
+          <w:t>Healthcare Clinic Quick Finder:</w:t>
+        </w:r>
+        <w:r>
+          <w:rPr>
+            <w:noProof/>
+            <w:webHidden/>
+          </w:rPr>
+          <w:tab/>
+        </w:r>
+        <w:r>
+          <w:rPr>
+            <w:noProof/>
+            <w:webHidden/>
+          </w:rPr>
+          <w:fldChar w:fldCharType="begin"/>
+        </w:r>
+        <w:r>
+          <w:rPr>
+            <w:noProof/>
+            <w:webHidden/>
+          </w:rPr>
+          <w:instrText xml:space="preserve"> PAGEREF _Toc239101135 \h </w:instrText>
+        </w:r>
+        <w:r>
+          <w:rPr>
+            <w:noProof/>
+            <w:webHidden/>
+          </w:rPr>
+        </w:r>
+        <w:r>
+          <w:rPr>
+            <w:noProof/>
+            <w:webHidden/>
+          </w:rPr>
+          <w:fldChar w:fldCharType="separate"/>
+        </w:r>
+        <w:r>
+          <w:rPr>
+            <w:noProof/>
+            <w:webHidden/>
+          </w:rPr>
+          <w:t>6</w:t>
+        </w:r>
+        <w:r>
+          <w:rPr>
+            <w:noProof/>
+            <w:webHidden/>
+          </w:rPr>
+          <w:fldChar w:fldCharType="end"/>
+        </w:r>
+      </w:hyperlink>
+    </w:p>
+    <w:p>
+      <w:pPr>
+        <w:pStyle w:val="TOC1"/>
+        <w:tabs>
+          <w:tab w:val="right" w:leader="dot" w:pos="9016"/>
+        </w:tabs>
         <w:rPr>
-          <w:rFonts w:ascii="Calibri" w:hAnsi="Calibri"/>
-          <w:b/>
-          <w:color w:val="1E6B3D"/>
-          <w:sz w:val="22"/>
+          <w:noProof/>
         </w:rPr>
-        <w:t>3.  Software Engineering Diagrams &amp; Specifications</w:t>
-      </w:r>
-      <w:r>
+      </w:pPr>
+      <w:hyperlink w:anchor="_Toc239101136" w:history="1">
+        <w:r>
+          <w:rPr>
+            <w:rStyle w:val="Hyperlink"/>
+            <w:noProof/>
+          </w:rPr>
+          <w:t>5. RAMADAN FASTING MODE</w:t>
+        </w:r>
+        <w:r>
+          <w:rPr>
+            <w:noProof/>
+            <w:webHidden/>
+          </w:rPr>
+          <w:tab/>
+        </w:r>
+        <w:r>
+          <w:rPr>
+            <w:noProof/>
+            <w:webHidden/>
+          </w:rPr>
+          <w:fldChar w:fldCharType="begin"/>
+        </w:r>
+        <w:r>
+          <w:rPr>
+            <w:noProof/>
+            <w:webHidden/>
+          </w:rPr>
+          <w:instrText xml:space="preserve"> PAGEREF _Toc239101136 \h </w:instrText>
+        </w:r>
+        <w:r>
+          <w:rPr>
+            <w:noProof/>
+            <w:webHidden/>
+          </w:rPr>
+        </w:r>
+        <w:r>
+          <w:rPr>
+            <w:noProof/>
+            <w:webHidden/>
+          </w:rPr>
+          <w:fldChar w:fldCharType="separate"/>
+        </w:r>
+        <w:r>
+          <w:rPr>
+            <w:noProof/>
+            <w:webHidden/>
+          </w:rPr>
+          <w:t>6</w:t>
+        </w:r>
+        <w:r>
+          <w:rPr>
+            <w:noProof/>
+            <w:webHidden/>
+          </w:rPr>
+          <w:fldChar w:fldCharType="end"/>
+        </w:r>
+      </w:hyperlink>
+    </w:p>
+    <w:p>
+      <w:pPr>
+        <w:pStyle w:val="TOC2"/>
+        <w:tabs>
+          <w:tab w:val="right" w:leader="dot" w:pos="9016"/>
+        </w:tabs>
         <w:rPr>
-          <w:rFonts w:ascii="Calibri" w:hAnsi="Calibri"/>
-          <w:b/>
-          <w:color w:val="555E6D"/>
+          <w:noProof/>
         </w:rPr>
-        <w:tab/>
-        <w:t>10</w:t>
-      </w:r>
-    </w:p>
-    <w:p>
-      <w:pPr>
-        <w:spacing w:before="40" w:after="40" w:line="276" w:lineRule="auto"/>
-      </w:pPr>
-      <w:r>
+      </w:pPr>
+      <w:hyperlink w:anchor="_Toc239101137" w:history="1">
+        <w:r>
+          <w:rPr>
+            <w:rStyle w:val="Hyperlink"/>
+            <w:noProof/>
+          </w:rPr>
+          <w:t>Activating Ramadan Mode:</w:t>
+        </w:r>
+        <w:r>
+          <w:rPr>
+            <w:noProof/>
+            <w:webHidden/>
+          </w:rPr>
+          <w:tab/>
+        </w:r>
+        <w:r>
+          <w:rPr>
+            <w:noProof/>
+            <w:webHidden/>
+          </w:rPr>
+          <w:fldChar w:fldCharType="begin"/>
+        </w:r>
+        <w:r>
+          <w:rPr>
+            <w:noProof/>
+            <w:webHidden/>
+          </w:rPr>
+          <w:instrText xml:space="preserve"> PAGEREF _Toc239101137 \h </w:instrText>
+        </w:r>
+        <w:r>
+          <w:rPr>
+            <w:noProof/>
+            <w:webHidden/>
+          </w:rPr>
+        </w:r>
+        <w:r>
+          <w:rPr>
+            <w:noProof/>
+            <w:webHidden/>
+          </w:rPr>
+          <w:fldChar w:fldCharType="separate"/>
+        </w:r>
+        <w:r>
+          <w:rPr>
+            <w:noProof/>
+            <w:webHidden/>
+          </w:rPr>
+          <w:t>6</w:t>
+        </w:r>
+        <w:r>
+          <w:rPr>
+            <w:noProof/>
+            <w:webHidden/>
+          </w:rPr>
+          <w:fldChar w:fldCharType="end"/>
+        </w:r>
+      </w:hyperlink>
+    </w:p>
+    <w:p>
+      <w:pPr>
+        <w:pStyle w:val="TOC2"/>
+        <w:tabs>
+          <w:tab w:val="right" w:leader="dot" w:pos="9016"/>
+        </w:tabs>
         <w:rPr>
-          <w:rFonts w:ascii="Calibri" w:hAnsi="Calibri"/>
-          <w:color w:val="1A1D24"/>
+          <w:noProof/>
         </w:rPr>
-        <w:t xml:space="preserve">     3.1  Figure 1: High-Level System Architecture Diagram (Layered)</w:t>
-      </w:r>
-      <w:r>
+      </w:pPr>
+      <w:hyperlink w:anchor="_Toc239101138" w:history="1">
+        <w:r>
+          <w:rPr>
+            <w:rStyle w:val="Hyperlink"/>
+            <w:noProof/>
+          </w:rPr>
+          <w:t>Sehri &amp; Iftar Timings:</w:t>
+        </w:r>
+        <w:r>
+          <w:rPr>
+            <w:noProof/>
+            <w:webHidden/>
+          </w:rPr>
+          <w:tab/>
+        </w:r>
+        <w:r>
+          <w:rPr>
+            <w:noProof/>
+            <w:webHidden/>
+          </w:rPr>
+          <w:fldChar w:fldCharType="begin"/>
+        </w:r>
+        <w:r>
+          <w:rPr>
+            <w:noProof/>
+            <w:webHidden/>
+          </w:rPr>
+          <w:instrText xml:space="preserve"> PAGEREF _Toc239101138 \h </w:instrText>
+        </w:r>
+        <w:r>
+          <w:rPr>
+            <w:noProof/>
+            <w:webHidden/>
+          </w:rPr>
+        </w:r>
+        <w:r>
+          <w:rPr>
+            <w:noProof/>
+            <w:webHidden/>
+          </w:rPr>
+          <w:fldChar w:fldCharType="separate"/>
+        </w:r>
+        <w:r>
+          <w:rPr>
+            <w:noProof/>
+            <w:webHidden/>
+          </w:rPr>
+          <w:t>6</w:t>
+        </w:r>
+        <w:r>
+          <w:rPr>
+            <w:noProof/>
+            <w:webHidden/>
+          </w:rPr>
+          <w:fldChar w:fldCharType="end"/>
+        </w:r>
+      </w:hyperlink>
+    </w:p>
+    <w:p>
+      <w:pPr>
+        <w:pStyle w:val="TOC2"/>
+        <w:tabs>
+          <w:tab w:val="right" w:leader="dot" w:pos="9016"/>
+        </w:tabs>
         <w:rPr>
-          <w:rFonts w:ascii="Calibri" w:hAnsi="Calibri"/>
-          <w:color w:val="555E6D"/>
+          <w:noProof/>
         </w:rPr>
-        <w:tab/>
-        <w:t>10</w:t>
-      </w:r>
-    </w:p>
-    <w:p>
-      <w:pPr>
-        <w:spacing w:before="40" w:after="40" w:line="276" w:lineRule="auto"/>
-      </w:pPr>
-      <w:r>
+      </w:pPr>
+      <w:hyperlink w:anchor="_Toc239101139" w:history="1">
+        <w:r>
+          <w:rPr>
+            <w:rStyle w:val="Hyperlink"/>
+            <w:noProof/>
+          </w:rPr>
+          <w:t>Ramadan Meal Logging:</w:t>
+        </w:r>
+        <w:r>
+          <w:rPr>
+            <w:noProof/>
+            <w:webHidden/>
+          </w:rPr>
+          <w:tab/>
+        </w:r>
+        <w:r>
+          <w:rPr>
+            <w:noProof/>
+            <w:webHidden/>
+          </w:rPr>
+          <w:fldChar w:fldCharType="begin"/>
+        </w:r>
+        <w:r>
+          <w:rPr>
+            <w:noProof/>
+            <w:webHidden/>
+          </w:rPr>
+          <w:instrText xml:space="preserve"> PAGEREF _Toc239101139 \h </w:instrText>
+        </w:r>
+        <w:r>
+          <w:rPr>
+            <w:noProof/>
+            <w:webHidden/>
+          </w:rPr>
+        </w:r>
+        <w:r>
+          <w:rPr>
+            <w:noProof/>
+            <w:webHidden/>
+          </w:rPr>
+          <w:fldChar w:fldCharType="separate"/>
+        </w:r>
+        <w:r>
+          <w:rPr>
+            <w:noProof/>
+            <w:webHidden/>
+          </w:rPr>
+          <w:t>6</w:t>
+        </w:r>
+        <w:r>
+          <w:rPr>
+            <w:noProof/>
+            <w:webHidden/>
+          </w:rPr>
+          <w:fldChar w:fldCharType="end"/>
+        </w:r>
+      </w:hyperlink>
+    </w:p>
+    <w:p>
+      <w:pPr>
+        <w:pStyle w:val="TOC2"/>
+        <w:tabs>
+          <w:tab w:val="right" w:leader="dot" w:pos="9016"/>
+        </w:tabs>
         <w:rPr>
-          <w:rFonts w:ascii="Calibri" w:hAnsi="Calibri"/>
-          <w:color w:val="1A1D24"/>
+          <w:noProof/>
         </w:rPr>
-        <w:t xml:space="preserve">     3.2  Figure 2: UML Use Case Diagram</w:t>
-      </w:r>
-      <w:r>
+      </w:pPr>
+      <w:hyperlink w:anchor="_Toc239101140" w:history="1">
+        <w:r>
+          <w:rPr>
+            <w:rStyle w:val="Hyperlink"/>
+            <w:noProof/>
+          </w:rPr>
+          <w:t>Ramadan Paced Hydration:</w:t>
+        </w:r>
+        <w:r>
+          <w:rPr>
+            <w:noProof/>
+            <w:webHidden/>
+          </w:rPr>
+          <w:tab/>
+        </w:r>
+        <w:r>
+          <w:rPr>
+            <w:noProof/>
+            <w:webHidden/>
+          </w:rPr>
+          <w:fldChar w:fldCharType="begin"/>
+        </w:r>
+        <w:r>
+          <w:rPr>
+            <w:noProof/>
+            <w:webHidden/>
+          </w:rPr>
+          <w:instrText xml:space="preserve"> PAGEREF _Toc239101140 \h </w:instrText>
+        </w:r>
+        <w:r>
+          <w:rPr>
+            <w:noProof/>
+            <w:webHidden/>
+          </w:rPr>
+        </w:r>
+        <w:r>
+          <w:rPr>
+            <w:noProof/>
+            <w:webHidden/>
+          </w:rPr>
+          <w:fldChar w:fldCharType="separate"/>
+        </w:r>
+        <w:r>
+          <w:rPr>
+            <w:noProof/>
+            <w:webHidden/>
+          </w:rPr>
+          <w:t>6</w:t>
+        </w:r>
+        <w:r>
+          <w:rPr>
+            <w:noProof/>
+            <w:webHidden/>
+          </w:rPr>
+          <w:fldChar w:fldCharType="end"/>
+        </w:r>
+      </w:hyperlink>
+    </w:p>
+    <w:p>
+      <w:pPr>
+        <w:pStyle w:val="TOC1"/>
+        <w:tabs>
+          <w:tab w:val="right" w:leader="dot" w:pos="9016"/>
+        </w:tabs>
         <w:rPr>
-          <w:rFonts w:ascii="Calibri" w:hAnsi="Calibri"/>
-          <w:color w:val="555E6D"/>
+          <w:noProof/>
         </w:rPr>
-        <w:tab/>
-        <w:t>11</w:t>
-      </w:r>
-    </w:p>
-    <w:p>
-      <w:pPr>
-        <w:spacing w:before="40" w:after="40" w:line="276" w:lineRule="auto"/>
-      </w:pPr>
-      <w:r>
+      </w:pPr>
+      <w:hyperlink w:anchor="_Toc239101141" w:history="1">
+        <w:r>
+          <w:rPr>
+            <w:rStyle w:val="Hyperlink"/>
+            <w:noProof/>
+          </w:rPr>
+          <w:t>6. MANAGING FAMILY &amp; DEPENDENT PROFILES</w:t>
+        </w:r>
+        <w:r>
+          <w:rPr>
+            <w:noProof/>
+            <w:webHidden/>
+          </w:rPr>
+          <w:tab/>
+        </w:r>
+        <w:r>
+          <w:rPr>
+            <w:noProof/>
+            <w:webHidden/>
+          </w:rPr>
+          <w:fldChar w:fldCharType="begin"/>
+        </w:r>
+        <w:r>
+          <w:rPr>
+            <w:noProof/>
+            <w:webHidden/>
+          </w:rPr>
+          <w:instrText xml:space="preserve"> PAGEREF _Toc239101141 \h </w:instrText>
+        </w:r>
+        <w:r>
+          <w:rPr>
+            <w:noProof/>
+            <w:webHidden/>
+          </w:rPr>
+        </w:r>
+        <w:r>
+          <w:rPr>
+            <w:noProof/>
+            <w:webHidden/>
+          </w:rPr>
+          <w:fldChar w:fldCharType="separate"/>
+        </w:r>
+        <w:r>
+          <w:rPr>
+            <w:noProof/>
+            <w:webHidden/>
+          </w:rPr>
+          <w:t>7</w:t>
+        </w:r>
+        <w:r>
+          <w:rPr>
+            <w:noProof/>
+            <w:webHidden/>
+          </w:rPr>
+          <w:fldChar w:fldCharType="end"/>
+        </w:r>
+      </w:hyperlink>
+    </w:p>
+    <w:p>
+      <w:pPr>
+        <w:pStyle w:val="TOC2"/>
+        <w:tabs>
+          <w:tab w:val="right" w:leader="dot" w:pos="9016"/>
+        </w:tabs>
         <w:rPr>
-          <w:rFonts w:ascii="Calibri" w:hAnsi="Calibri"/>
-          <w:color w:val="1A1D24"/>
+          <w:noProof/>
         </w:rPr>
-        <w:t xml:space="preserve">     3.3  Figure 3: Entity-Relationship Diagram (Database Schema)</w:t>
-      </w:r>
-      <w:r>
+      </w:pPr>
+      <w:hyperlink w:anchor="_Toc239101142" w:history="1">
+        <w:r>
+          <w:rPr>
+            <w:rStyle w:val="Hyperlink"/>
+            <w:noProof/>
+          </w:rPr>
+          <w:t>Setting Up Dependent Profiles:</w:t>
+        </w:r>
+        <w:r>
+          <w:rPr>
+            <w:noProof/>
+            <w:webHidden/>
+          </w:rPr>
+          <w:tab/>
+        </w:r>
+        <w:r>
+          <w:rPr>
+            <w:noProof/>
+            <w:webHidden/>
+          </w:rPr>
+          <w:fldChar w:fldCharType="begin"/>
+        </w:r>
+        <w:r>
+          <w:rPr>
+            <w:noProof/>
+            <w:webHidden/>
+          </w:rPr>
+          <w:instrText xml:space="preserve"> PAGEREF _Toc239101142 \h </w:instrText>
+        </w:r>
+        <w:r>
+          <w:rPr>
+            <w:noProof/>
+            <w:webHidden/>
+          </w:rPr>
+        </w:r>
+        <w:r>
+          <w:rPr>
+            <w:noProof/>
+            <w:webHidden/>
+          </w:rPr>
+          <w:fldChar w:fldCharType="separate"/>
+        </w:r>
+        <w:r>
+          <w:rPr>
+            <w:noProof/>
+            <w:webHidden/>
+          </w:rPr>
+          <w:t>7</w:t>
+        </w:r>
+        <w:r>
+          <w:rPr>
+            <w:noProof/>
+            <w:webHidden/>
+          </w:rPr>
+          <w:fldChar w:fldCharType="end"/>
+        </w:r>
+      </w:hyperlink>
+    </w:p>
+    <w:p>
+      <w:pPr>
+        <w:pStyle w:val="TOC2"/>
+        <w:tabs>
+          <w:tab w:val="right" w:leader="dot" w:pos="9016"/>
+        </w:tabs>
         <w:rPr>
-          <w:rFonts w:ascii="Calibri" w:hAnsi="Calibri"/>
-          <w:color w:val="555E6D"/>
+          <w:noProof/>
         </w:rPr>
-        <w:tab/>
-        <w:t>12</w:t>
-      </w:r>
-    </w:p>
-    <w:p>
-      <w:pPr>
-        <w:spacing w:before="40" w:after="40" w:line="276" w:lineRule="auto"/>
-      </w:pPr>
-      <w:r>
+      </w:pPr>
+      <w:hyperlink w:anchor="_Toc239101143" w:history="1">
+        <w:r>
+          <w:rPr>
+            <w:rStyle w:val="Hyperlink"/>
+            <w:noProof/>
+          </w:rPr>
+          <w:t>Logging Meals for Dependents:</w:t>
+        </w:r>
+        <w:r>
+          <w:rPr>
+            <w:noProof/>
+            <w:webHidden/>
+          </w:rPr>
+          <w:tab/>
+        </w:r>
+        <w:r>
+          <w:rPr>
+            <w:noProof/>
+            <w:webHidden/>
+          </w:rPr>
+          <w:fldChar w:fldCharType="begin"/>
+        </w:r>
+        <w:r>
+          <w:rPr>
+            <w:noProof/>
+            <w:webHidden/>
+          </w:rPr>
+          <w:instrText xml:space="preserve"> PAGEREF _Toc239101143 \h </w:instrText>
+        </w:r>
+        <w:r>
+          <w:rPr>
+            <w:noProof/>
+            <w:webHidden/>
+          </w:rPr>
+        </w:r>
+        <w:r>
+          <w:rPr>
+            <w:noProof/>
+            <w:webHidden/>
+          </w:rPr>
+          <w:fldChar w:fldCharType="separate"/>
+        </w:r>
+        <w:r>
+          <w:rPr>
+            <w:noProof/>
+            <w:webHidden/>
+          </w:rPr>
+          <w:t>7</w:t>
+        </w:r>
+        <w:r>
+          <w:rPr>
+            <w:noProof/>
+            <w:webHidden/>
+          </w:rPr>
+          <w:fldChar w:fldCharType="end"/>
+        </w:r>
+      </w:hyperlink>
+    </w:p>
+    <w:p>
+      <w:pPr>
+        <w:pStyle w:val="TOC2"/>
+        <w:tabs>
+          <w:tab w:val="right" w:leader="dot" w:pos="9016"/>
+        </w:tabs>
         <w:rPr>
-          <w:rFonts w:ascii="Calibri" w:hAnsi="Calibri"/>
-          <w:color w:val="1A1D24"/>
+          <w:noProof/>
         </w:rPr>
-        <w:t xml:space="preserve">     3.4  Figure 4: Sequence Diagram – AI Meal Logging &amp; Macro Estimation</w:t>
-      </w:r>
-      <w:r>
+      </w:pPr>
+      <w:hyperlink w:anchor="_Toc239101144" w:history="1">
+        <w:r>
+          <w:rPr>
+            <w:rStyle w:val="Hyperlink"/>
+            <w:noProof/>
+          </w:rPr>
+          <w:t>Viewing Family Dashboard Telemetry:</w:t>
+        </w:r>
+        <w:r>
+          <w:rPr>
+            <w:noProof/>
+            <w:webHidden/>
+          </w:rPr>
+          <w:tab/>
+        </w:r>
+        <w:r>
+          <w:rPr>
+            <w:noProof/>
+            <w:webHidden/>
+          </w:rPr>
+          <w:fldChar w:fldCharType="begin"/>
+        </w:r>
+        <w:r>
+          <w:rPr>
+            <w:noProof/>
+            <w:webHidden/>
+          </w:rPr>
+          <w:instrText xml:space="preserve"> PAGEREF _Toc239101144 \h </w:instrText>
+        </w:r>
+        <w:r>
+          <w:rPr>
+            <w:noProof/>
+            <w:webHidden/>
+          </w:rPr>
+        </w:r>
+        <w:r>
+          <w:rPr>
+            <w:noProof/>
+            <w:webHidden/>
+          </w:rPr>
+          <w:fldChar w:fldCharType="separate"/>
+        </w:r>
+        <w:r>
+          <w:rPr>
+            <w:noProof/>
+            <w:webHidden/>
+          </w:rPr>
+          <w:t>7</w:t>
+        </w:r>
+        <w:r>
+          <w:rPr>
+            <w:noProof/>
+            <w:webHidden/>
+          </w:rPr>
+          <w:fldChar w:fldCharType="end"/>
+        </w:r>
+      </w:hyperlink>
+    </w:p>
+    <w:p>
+      <w:pPr>
+        <w:pStyle w:val="TOC1"/>
+        <w:tabs>
+          <w:tab w:val="right" w:leader="dot" w:pos="9016"/>
+        </w:tabs>
         <w:rPr>
-          <w:rFonts w:ascii="Calibri" w:hAnsi="Calibri"/>
-          <w:color w:val="555E6D"/>
+          <w:noProof/>
         </w:rPr>
-        <w:tab/>
-        <w:t>14</w:t>
-      </w:r>
-    </w:p>
-    <w:p>
-      <w:pPr>
-        <w:spacing w:before="40" w:after="40" w:line="276" w:lineRule="auto"/>
-      </w:pPr>
-      <w:r>
+      </w:pPr>
+      <w:hyperlink w:anchor="_Toc239101145" w:history="1">
+        <w:r>
+          <w:rPr>
+            <w:rStyle w:val="Hyperlink"/>
+            <w:noProof/>
+          </w:rPr>
+          <w:t>7. EMERGENCY CLINIC &amp; HOSPITAL FINDER</w:t>
+        </w:r>
+        <w:r>
+          <w:rPr>
+            <w:noProof/>
+            <w:webHidden/>
+          </w:rPr>
+          <w:tab/>
+        </w:r>
+        <w:r>
+          <w:rPr>
+            <w:noProof/>
+            <w:webHidden/>
+          </w:rPr>
+          <w:fldChar w:fldCharType="begin"/>
+        </w:r>
+        <w:r>
+          <w:rPr>
+            <w:noProof/>
+            <w:webHidden/>
+          </w:rPr>
+          <w:instrText xml:space="preserve"> PAGEREF _Toc239101145 \h </w:instrText>
+        </w:r>
+        <w:r>
+          <w:rPr>
+            <w:noProof/>
+            <w:webHidden/>
+          </w:rPr>
+        </w:r>
+        <w:r>
+          <w:rPr>
+            <w:noProof/>
+            <w:webHidden/>
+          </w:rPr>
+          <w:fldChar w:fldCharType="separate"/>
+        </w:r>
+        <w:r>
+          <w:rPr>
+            <w:noProof/>
+            <w:webHidden/>
+          </w:rPr>
+          <w:t>7</w:t>
+        </w:r>
+        <w:r>
+          <w:rPr>
+            <w:noProof/>
+            <w:webHidden/>
+          </w:rPr>
+          <w:fldChar w:fldCharType="end"/>
+        </w:r>
+      </w:hyperlink>
+    </w:p>
+    <w:p>
+      <w:pPr>
+        <w:pStyle w:val="TOC2"/>
+        <w:tabs>
+          <w:tab w:val="right" w:leader="dot" w:pos="9016"/>
+        </w:tabs>
         <w:rPr>
-          <w:rFonts w:ascii="Calibri" w:hAnsi="Calibri"/>
-          <w:color w:val="1A1D24"/>
+          <w:noProof/>
         </w:rPr>
-        <w:t xml:space="preserve">     3.5  Figure 5: Sequence Diagram – Gemini Multi-Key Failover Flow</w:t>
-      </w:r>
-      <w:r>
+      </w:pPr>
+      <w:hyperlink w:anchor="_Toc239101146" w:history="1">
+        <w:r>
+          <w:rPr>
+            <w:rStyle w:val="Hyperlink"/>
+            <w:noProof/>
+          </w:rPr>
+          <w:t>Geolocation Emergency Querying:</w:t>
+        </w:r>
+        <w:r>
+          <w:rPr>
+            <w:noProof/>
+            <w:webHidden/>
+          </w:rPr>
+          <w:tab/>
+        </w:r>
+        <w:r>
+          <w:rPr>
+            <w:noProof/>
+            <w:webHidden/>
+          </w:rPr>
+          <w:fldChar w:fldCharType="begin"/>
+        </w:r>
+        <w:r>
+          <w:rPr>
+            <w:noProof/>
+            <w:webHidden/>
+          </w:rPr>
+          <w:instrText xml:space="preserve"> PAGEREF _Toc239101146 \h </w:instrText>
+        </w:r>
+        <w:r>
+          <w:rPr>
+            <w:noProof/>
+            <w:webHidden/>
+          </w:rPr>
+        </w:r>
+        <w:r>
+          <w:rPr>
+            <w:noProof/>
+            <w:webHidden/>
+          </w:rPr>
+          <w:fldChar w:fldCharType="separate"/>
+        </w:r>
+        <w:r>
+          <w:rPr>
+            <w:noProof/>
+            <w:webHidden/>
+          </w:rPr>
+          <w:t>7</w:t>
+        </w:r>
+        <w:r>
+          <w:rPr>
+            <w:noProof/>
+            <w:webHidden/>
+          </w:rPr>
+          <w:fldChar w:fldCharType="end"/>
+        </w:r>
+      </w:hyperlink>
+    </w:p>
+    <w:p>
+      <w:pPr>
+        <w:pStyle w:val="TOC2"/>
+        <w:tabs>
+          <w:tab w:val="right" w:leader="dot" w:pos="9016"/>
+        </w:tabs>
         <w:rPr>
-          <w:rFonts w:ascii="Calibri" w:hAnsi="Calibri"/>
-          <w:color w:val="555E6D"/>
+          <w:noProof/>
         </w:rPr>
-        <w:tab/>
-        <w:t>15</w:t>
-      </w:r>
-    </w:p>
-    <w:p>
-      <w:pPr>
-        <w:spacing w:before="40" w:after="40" w:line="276" w:lineRule="auto"/>
-      </w:pPr>
-      <w:r>
+      </w:pPr>
+      <w:hyperlink w:anchor="_Toc239101147" w:history="1">
+        <w:r>
+          <w:rPr>
+            <w:rStyle w:val="Hyperlink"/>
+            <w:noProof/>
+          </w:rPr>
+          <w:t>Navigating to Facilities:</w:t>
+        </w:r>
+        <w:r>
+          <w:rPr>
+            <w:noProof/>
+            <w:webHidden/>
+          </w:rPr>
+          <w:tab/>
+        </w:r>
+        <w:r>
+          <w:rPr>
+            <w:noProof/>
+            <w:webHidden/>
+          </w:rPr>
+          <w:fldChar w:fldCharType="begin"/>
+        </w:r>
+        <w:r>
+          <w:rPr>
+            <w:noProof/>
+            <w:webHidden/>
+          </w:rPr>
+          <w:instrText xml:space="preserve"> PAGEREF _Toc239101147 \h </w:instrText>
+        </w:r>
+        <w:r>
+          <w:rPr>
+            <w:noProof/>
+            <w:webHidden/>
+          </w:rPr>
+        </w:r>
+        <w:r>
+          <w:rPr>
+            <w:noProof/>
+            <w:webHidden/>
+          </w:rPr>
+          <w:fldChar w:fldCharType="separate"/>
+        </w:r>
+        <w:r>
+          <w:rPr>
+            <w:noProof/>
+            <w:webHidden/>
+          </w:rPr>
+          <w:t>7</w:t>
+        </w:r>
+        <w:r>
+          <w:rPr>
+            <w:noProof/>
+            <w:webHidden/>
+          </w:rPr>
+          <w:fldChar w:fldCharType="end"/>
+        </w:r>
+      </w:hyperlink>
+    </w:p>
+    <w:p>
+      <w:pPr>
+        <w:pStyle w:val="TOC1"/>
+        <w:tabs>
+          <w:tab w:val="right" w:leader="dot" w:pos="9016"/>
+        </w:tabs>
         <w:rPr>
-          <w:rFonts w:ascii="Calibri" w:hAnsi="Calibri"/>
-          <w:color w:val="1A1D24"/>
+          <w:noProof/>
         </w:rPr>
-        <w:t xml:space="preserve">     3.6  Figure 6: UML Component Diagram</w:t>
-      </w:r>
-      <w:r>
+      </w:pPr>
+      <w:hyperlink w:anchor="_Toc239101148" w:history="1">
+        <w:r>
+          <w:rPr>
+            <w:rStyle w:val="Hyperlink"/>
+            <w:noProof/>
+          </w:rPr>
+          <w:t>8. GROCERY LIST &amp; WEEKLY HEALTH REPORT</w:t>
+        </w:r>
+        <w:r>
+          <w:rPr>
+            <w:noProof/>
+            <w:webHidden/>
+          </w:rPr>
+          <w:tab/>
+        </w:r>
+        <w:r>
+          <w:rPr>
+            <w:noProof/>
+            <w:webHidden/>
+          </w:rPr>
+          <w:fldChar w:fldCharType="begin"/>
+        </w:r>
+        <w:r>
+          <w:rPr>
+            <w:noProof/>
+            <w:webHidden/>
+          </w:rPr>
+          <w:instrText xml:space="preserve"> PAGEREF _Toc239101148 \h </w:instrText>
+        </w:r>
+        <w:r>
+          <w:rPr>
+            <w:noProof/>
+            <w:webHidden/>
+          </w:rPr>
+        </w:r>
+        <w:r>
+          <w:rPr>
+            <w:noProof/>
+            <w:webHidden/>
+          </w:rPr>
+          <w:fldChar w:fldCharType="separate"/>
+        </w:r>
+        <w:r>
+          <w:rPr>
+            <w:noProof/>
+            <w:webHidden/>
+          </w:rPr>
+          <w:t>8</w:t>
+        </w:r>
+        <w:r>
+          <w:rPr>
+            <w:noProof/>
+            <w:webHidden/>
+          </w:rPr>
+          <w:fldChar w:fldCharType="end"/>
+        </w:r>
+      </w:hyperlink>
+    </w:p>
+    <w:p>
+      <w:pPr>
+        <w:pStyle w:val="TOC2"/>
+        <w:tabs>
+          <w:tab w:val="right" w:leader="dot" w:pos="9016"/>
+        </w:tabs>
         <w:rPr>
-          <w:rFonts w:ascii="Calibri" w:hAnsi="Calibri"/>
-          <w:color w:val="555E6D"/>
+          <w:noProof/>
         </w:rPr>
-        <w:tab/>
-        <w:t>16</w:t>
-      </w:r>
-    </w:p>
-    <w:p>
-      <w:pPr>
-        <w:spacing w:before="40" w:after="40" w:line="276" w:lineRule="auto"/>
-      </w:pPr>
-      <w:r>
+      </w:pPr>
+      <w:hyperlink w:anchor="_Toc239101149" w:history="1">
+        <w:r>
+          <w:rPr>
+            <w:rStyle w:val="Hyperlink"/>
+            <w:noProof/>
+          </w:rPr>
+          <w:t>AI Smart Grocery List:</w:t>
+        </w:r>
+        <w:r>
+          <w:rPr>
+            <w:noProof/>
+            <w:webHidden/>
+          </w:rPr>
+          <w:tab/>
+        </w:r>
+        <w:r>
+          <w:rPr>
+            <w:noProof/>
+            <w:webHidden/>
+          </w:rPr>
+          <w:fldChar w:fldCharType="begin"/>
+        </w:r>
+        <w:r>
+          <w:rPr>
+            <w:noProof/>
+            <w:webHidden/>
+          </w:rPr>
+          <w:instrText xml:space="preserve"> PAGEREF _Toc239101149 \h </w:instrText>
+        </w:r>
+        <w:r>
+          <w:rPr>
+            <w:noProof/>
+            <w:webHidden/>
+          </w:rPr>
+        </w:r>
+        <w:r>
+          <w:rPr>
+            <w:noProof/>
+            <w:webHidden/>
+          </w:rPr>
+          <w:fldChar w:fldCharType="separate"/>
+        </w:r>
+        <w:r>
+          <w:rPr>
+            <w:noProof/>
+            <w:webHidden/>
+          </w:rPr>
+          <w:t>8</w:t>
+        </w:r>
+        <w:r>
+          <w:rPr>
+            <w:noProof/>
+            <w:webHidden/>
+          </w:rPr>
+          <w:fldChar w:fldCharType="end"/>
+        </w:r>
+      </w:hyperlink>
+    </w:p>
+    <w:p>
+      <w:pPr>
+        <w:pStyle w:val="TOC2"/>
+        <w:tabs>
+          <w:tab w:val="right" w:leader="dot" w:pos="9016"/>
+        </w:tabs>
         <w:rPr>
-          <w:rFonts w:ascii="Calibri" w:hAnsi="Calibri"/>
-          <w:color w:val="1A1D24"/>
+          <w:noProof/>
         </w:rPr>
-        <w:t xml:space="preserve">     3.7  Figure 7: State Machine / Activity Diagram – Offline Sync Workflow</w:t>
-      </w:r>
-      <w:r>
+      </w:pPr>
+      <w:hyperlink w:anchor="_Toc239101150" w:history="1">
+        <w:r>
+          <w:rPr>
+            <w:rStyle w:val="Hyperlink"/>
+            <w:noProof/>
+          </w:rPr>
+          <w:t>Exporting Weekly PDF Summaries:</w:t>
+        </w:r>
+        <w:r>
+          <w:rPr>
+            <w:noProof/>
+            <w:webHidden/>
+          </w:rPr>
+          <w:tab/>
+        </w:r>
+        <w:r>
+          <w:rPr>
+            <w:noProof/>
+            <w:webHidden/>
+          </w:rPr>
+          <w:fldChar w:fldCharType="begin"/>
+        </w:r>
+        <w:r>
+          <w:rPr>
+            <w:noProof/>
+            <w:webHidden/>
+          </w:rPr>
+          <w:instrText xml:space="preserve"> PAGEREF _Toc239101150 \h </w:instrText>
+        </w:r>
+        <w:r>
+          <w:rPr>
+            <w:noProof/>
+            <w:webHidden/>
+          </w:rPr>
+        </w:r>
+        <w:r>
+          <w:rPr>
+            <w:noProof/>
+            <w:webHidden/>
+          </w:rPr>
+          <w:fldChar w:fldCharType="separate"/>
+        </w:r>
+        <w:r>
+          <w:rPr>
+            <w:noProof/>
+            <w:webHidden/>
+          </w:rPr>
+          <w:t>8</w:t>
+        </w:r>
+        <w:r>
+          <w:rPr>
+            <w:noProof/>
+            <w:webHidden/>
+          </w:rPr>
+          <w:fldChar w:fldCharType="end"/>
+        </w:r>
+      </w:hyperlink>
+    </w:p>
+    <w:p>
+      <w:pPr>
+        <w:pStyle w:val="TOC1"/>
+        <w:tabs>
+          <w:tab w:val="right" w:leader="dot" w:pos="9016"/>
+        </w:tabs>
         <w:rPr>
-          <w:rFonts w:ascii="Calibri" w:hAnsi="Calibri"/>
-          <w:color w:val="555E6D"/>
+          <w:noProof/>
         </w:rPr>
-        <w:tab/>
-        <w:t>17</w:t>
-      </w:r>
-    </w:p>
-    <w:p>
-      <w:pPr>
-        <w:spacing w:before="40" w:after="40" w:line="276" w:lineRule="auto"/>
-      </w:pPr>
-      <w:r>
+      </w:pPr>
+      <w:hyperlink w:anchor="_Toc239101151" w:history="1">
+        <w:r>
+          <w:rPr>
+            <w:rStyle w:val="Hyperlink"/>
+            <w:noProof/>
+          </w:rPr>
+          <w:t>9. APP SETTINGS, LANGUAGE &amp; ACCOUNT MANAGEMENT</w:t>
+        </w:r>
+        <w:r>
+          <w:rPr>
+            <w:noProof/>
+            <w:webHidden/>
+          </w:rPr>
+          <w:tab/>
+        </w:r>
+        <w:r>
+          <w:rPr>
+            <w:noProof/>
+            <w:webHidden/>
+          </w:rPr>
+          <w:fldChar w:fldCharType="begin"/>
+        </w:r>
+        <w:r>
+          <w:rPr>
+            <w:noProof/>
+            <w:webHidden/>
+          </w:rPr>
+          <w:instrText xml:space="preserve"> PAGEREF _Toc239101151 \h </w:instrText>
+        </w:r>
+        <w:r>
+          <w:rPr>
+            <w:noProof/>
+            <w:webHidden/>
+          </w:rPr>
+        </w:r>
+        <w:r>
+          <w:rPr>
+            <w:noProof/>
+            <w:webHidden/>
+          </w:rPr>
+          <w:fldChar w:fldCharType="separate"/>
+        </w:r>
+        <w:r>
+          <w:rPr>
+            <w:noProof/>
+            <w:webHidden/>
+          </w:rPr>
+          <w:t>8</w:t>
+        </w:r>
+        <w:r>
+          <w:rPr>
+            <w:noProof/>
+            <w:webHidden/>
+          </w:rPr>
+          <w:fldChar w:fldCharType="end"/>
+        </w:r>
+      </w:hyperlink>
+    </w:p>
+    <w:p>
+      <w:pPr>
+        <w:pStyle w:val="TOC2"/>
+        <w:tabs>
+          <w:tab w:val="right" w:leader="dot" w:pos="9016"/>
+        </w:tabs>
         <w:rPr>
-          <w:rFonts w:ascii="Calibri" w:hAnsi="Calibri"/>
-          <w:color w:val="1A1D24"/>
+          <w:noProof/>
         </w:rPr>
-        <w:t xml:space="preserve">     3.8  Figure 8: Deployment &amp; Cloud Infrastructure Diagram</w:t>
-      </w:r>
-      <w:r>
+      </w:pPr>
+      <w:hyperlink w:anchor="_Toc239101152" w:history="1">
+        <w:r>
+          <w:rPr>
+            <w:rStyle w:val="Hyperlink"/>
+            <w:noProof/>
+          </w:rPr>
+          <w:t>Language Toggle:</w:t>
+        </w:r>
+        <w:r>
+          <w:rPr>
+            <w:noProof/>
+            <w:webHidden/>
+          </w:rPr>
+          <w:tab/>
+        </w:r>
+        <w:r>
+          <w:rPr>
+            <w:noProof/>
+            <w:webHidden/>
+          </w:rPr>
+          <w:fldChar w:fldCharType="begin"/>
+        </w:r>
+        <w:r>
+          <w:rPr>
+            <w:noProof/>
+            <w:webHidden/>
+          </w:rPr>
+          <w:instrText xml:space="preserve"> PAGEREF _Toc239101152 \h </w:instrText>
+        </w:r>
+        <w:r>
+          <w:rPr>
+            <w:noProof/>
+            <w:webHidden/>
+          </w:rPr>
+        </w:r>
+        <w:r>
+          <w:rPr>
+            <w:noProof/>
+            <w:webHidden/>
+          </w:rPr>
+          <w:fldChar w:fldCharType="separate"/>
+        </w:r>
+        <w:r>
+          <w:rPr>
+            <w:noProof/>
+            <w:webHidden/>
+          </w:rPr>
+          <w:t>8</w:t>
+        </w:r>
+        <w:r>
+          <w:rPr>
+            <w:noProof/>
+            <w:webHidden/>
+          </w:rPr>
+          <w:fldChar w:fldCharType="end"/>
+        </w:r>
+      </w:hyperlink>
+    </w:p>
+    <w:p>
+      <w:pPr>
+        <w:pStyle w:val="TOC2"/>
+        <w:tabs>
+          <w:tab w:val="right" w:leader="dot" w:pos="9016"/>
+        </w:tabs>
         <w:rPr>
-          <w:rFonts w:ascii="Calibri" w:hAnsi="Calibri"/>
-          <w:color w:val="555E6D"/>
+          <w:noProof/>
         </w:rPr>
-        <w:tab/>
-        <w:t>18</w:t>
-      </w:r>
-    </w:p>
-    <w:p>
-      <w:pPr>
-        <w:spacing w:before="80" w:after="40" w:line="276" w:lineRule="auto"/>
-      </w:pPr>
-      <w:r>
+      </w:pPr>
+      <w:hyperlink w:anchor="_Toc239101153" w:history="1">
+        <w:r>
+          <w:rPr>
+            <w:rStyle w:val="Hyperlink"/>
+            <w:noProof/>
+          </w:rPr>
+          <w:t>Account Settings &amp; Security:</w:t>
+        </w:r>
+        <w:r>
+          <w:rPr>
+            <w:noProof/>
+            <w:webHidden/>
+          </w:rPr>
+          <w:tab/>
+        </w:r>
+        <w:r>
+          <w:rPr>
+            <w:noProof/>
+            <w:webHidden/>
+          </w:rPr>
+          <w:fldChar w:fldCharType="begin"/>
+        </w:r>
+        <w:r>
+          <w:rPr>
+            <w:noProof/>
+            <w:webHidden/>
+          </w:rPr>
+          <w:instrText xml:space="preserve"> PAGEREF _Toc239101153 \h </w:instrText>
+        </w:r>
+        <w:r>
+          <w:rPr>
+            <w:noProof/>
+            <w:webHidden/>
+          </w:rPr>
+        </w:r>
+        <w:r>
+          <w:rPr>
+            <w:noProof/>
+            <w:webHidden/>
+          </w:rPr>
+          <w:fldChar w:fldCharType="separate"/>
+        </w:r>
+        <w:r>
+          <w:rPr>
+            <w:noProof/>
+            <w:webHidden/>
+          </w:rPr>
+          <w:t>8</w:t>
+        </w:r>
+        <w:r>
+          <w:rPr>
+            <w:noProof/>
+            <w:webHidden/>
+          </w:rPr>
+          <w:fldChar w:fldCharType="end"/>
+        </w:r>
+      </w:hyperlink>
+    </w:p>
+    <w:p>
+      <w:pPr>
+        <w:pStyle w:val="TOC1"/>
+        <w:tabs>
+          <w:tab w:val="right" w:leader="dot" w:pos="9016"/>
+        </w:tabs>
         <w:rPr>
-          <w:rFonts w:ascii="Calibri" w:hAnsi="Calibri"/>
-          <w:b/>
-          <w:color w:val="1E6B3D"/>
-          <w:sz w:val="22"/>
+          <w:noProof/>
         </w:rPr>
-        <w:t>4.  Core Functional Module Specifications</w:t>
-      </w:r>
-      <w:r>
+      </w:pPr>
+      <w:hyperlink w:anchor="_Toc239101154" w:history="1">
+        <w:r>
+          <w:rPr>
+            <w:rStyle w:val="Hyperlink"/>
+            <w:noProof/>
+          </w:rPr>
+          <w:t>10. PREDICTIVE AI COACHING &amp; NUTRITIONAL SWAPS</w:t>
+        </w:r>
+        <w:r>
+          <w:rPr>
+            <w:noProof/>
+            <w:webHidden/>
+          </w:rPr>
+          <w:tab/>
+        </w:r>
+        <w:r>
+          <w:rPr>
+            <w:noProof/>
+            <w:webHidden/>
+          </w:rPr>
+          <w:fldChar w:fldCharType="begin"/>
+        </w:r>
+        <w:r>
+          <w:rPr>
+            <w:noProof/>
+            <w:webHidden/>
+          </w:rPr>
+          <w:instrText xml:space="preserve"> PAGEREF _Toc239101154 \h </w:instrText>
+        </w:r>
+        <w:r>
+          <w:rPr>
+            <w:noProof/>
+            <w:webHidden/>
+          </w:rPr>
+        </w:r>
+        <w:r>
+          <w:rPr>
+            <w:noProof/>
+            <w:webHidden/>
+          </w:rPr>
+          <w:fldChar w:fldCharType="separate"/>
+        </w:r>
+        <w:r>
+          <w:rPr>
+            <w:noProof/>
+            <w:webHidden/>
+          </w:rPr>
+          <w:t>9</w:t>
+        </w:r>
+        <w:r>
+          <w:rPr>
+            <w:noProof/>
+            <w:webHidden/>
+          </w:rPr>
+          <w:fldChar w:fldCharType="end"/>
+        </w:r>
+      </w:hyperlink>
+    </w:p>
+    <w:p>
+      <w:pPr>
+        <w:pStyle w:val="TOC2"/>
+        <w:tabs>
+          <w:tab w:val="right" w:leader="dot" w:pos="9016"/>
+        </w:tabs>
         <w:rPr>
-          <w:rFonts w:ascii="Calibri" w:hAnsi="Calibri"/>
-          <w:b/>
-          <w:color w:val="555E6D"/>
+          <w:noProof/>
         </w:rPr>
-        <w:tab/>
-        <w:t>19</w:t>
-      </w:r>
-    </w:p>
-    <w:p>
-      <w:pPr>
-        <w:spacing w:before="40" w:after="40" w:line="276" w:lineRule="auto"/>
-      </w:pPr>
-      <w:r>
+      </w:pPr>
+      <w:hyperlink w:anchor="_Toc239101155" w:history="1">
+        <w:r>
+          <w:rPr>
+            <w:rStyle w:val="Hyperlink"/>
+            <w:noProof/>
+          </w:rPr>
+          <w:t>Accessing Predictive Coaching:</w:t>
+        </w:r>
+        <w:r>
+          <w:rPr>
+            <w:noProof/>
+            <w:webHidden/>
+          </w:rPr>
+          <w:tab/>
+        </w:r>
+        <w:r>
+          <w:rPr>
+            <w:noProof/>
+            <w:webHidden/>
+          </w:rPr>
+          <w:fldChar w:fldCharType="begin"/>
+        </w:r>
+        <w:r>
+          <w:rPr>
+            <w:noProof/>
+            <w:webHidden/>
+          </w:rPr>
+          <w:instrText xml:space="preserve"> PAGEREF _Toc239101155 \h </w:instrText>
+        </w:r>
+        <w:r>
+          <w:rPr>
+            <w:noProof/>
+            <w:webHidden/>
+          </w:rPr>
+        </w:r>
+        <w:r>
+          <w:rPr>
+            <w:noProof/>
+            <w:webHidden/>
+          </w:rPr>
+          <w:fldChar w:fldCharType="separate"/>
+        </w:r>
+        <w:r>
+          <w:rPr>
+            <w:noProof/>
+            <w:webHidden/>
+          </w:rPr>
+          <w:t>9</w:t>
+        </w:r>
+        <w:r>
+          <w:rPr>
+            <w:noProof/>
+            <w:webHidden/>
+          </w:rPr>
+          <w:fldChar w:fldCharType="end"/>
+        </w:r>
+      </w:hyperlink>
+    </w:p>
+    <w:p>
+      <w:pPr>
+        <w:pStyle w:val="TOC2"/>
+        <w:tabs>
+          <w:tab w:val="right" w:leader="dot" w:pos="9016"/>
+        </w:tabs>
         <w:rPr>
-          <w:rFonts w:ascii="Calibri" w:hAnsi="Calibri"/>
-          <w:color w:val="1A1D24"/>
+          <w:noProof/>
         </w:rPr>
-        <w:t xml:space="preserve">     4.1  Module 1: Natural Language AI Auto-Macro Estimator</w:t>
-      </w:r>
-      <w:r>
+      </w:pPr>
+      <w:hyperlink w:anchor="_Toc239101156" w:history="1">
+        <w:r>
+          <w:rPr>
+            <w:rStyle w:val="Hyperlink"/>
+            <w:noProof/>
+          </w:rPr>
+          <w:t>Habit Score Analysis:</w:t>
+        </w:r>
+        <w:r>
+          <w:rPr>
+            <w:noProof/>
+            <w:webHidden/>
+          </w:rPr>
+          <w:tab/>
+        </w:r>
+        <w:r>
+          <w:rPr>
+            <w:noProof/>
+            <w:webHidden/>
+          </w:rPr>
+          <w:fldChar w:fldCharType="begin"/>
+        </w:r>
+        <w:r>
+          <w:rPr>
+            <w:noProof/>
+            <w:webHidden/>
+          </w:rPr>
+          <w:instrText xml:space="preserve"> PAGEREF _Toc239101156 \h </w:instrText>
+        </w:r>
+        <w:r>
+          <w:rPr>
+            <w:noProof/>
+            <w:webHidden/>
+          </w:rPr>
+        </w:r>
+        <w:r>
+          <w:rPr>
+            <w:noProof/>
+            <w:webHidden/>
+          </w:rPr>
+          <w:fldChar w:fldCharType="separate"/>
+        </w:r>
+        <w:r>
+          <w:rPr>
+            <w:noProof/>
+            <w:webHidden/>
+          </w:rPr>
+          <w:t>9</w:t>
+        </w:r>
+        <w:r>
+          <w:rPr>
+            <w:noProof/>
+            <w:webHidden/>
+          </w:rPr>
+          <w:fldChar w:fldCharType="end"/>
+        </w:r>
+      </w:hyperlink>
+    </w:p>
+    <w:p>
+      <w:pPr>
+        <w:pStyle w:val="TOC2"/>
+        <w:tabs>
+          <w:tab w:val="right" w:leader="dot" w:pos="9016"/>
+        </w:tabs>
         <w:rPr>
-          <w:rFonts w:ascii="Calibri" w:hAnsi="Calibri"/>
-          <w:color w:val="555E6D"/>
+          <w:noProof/>
         </w:rPr>
-        <w:tab/>
-        <w:t>19</w:t>
-      </w:r>
-    </w:p>
-    <w:p>
-      <w:pPr>
-        <w:spacing w:before="40" w:after="40" w:line="276" w:lineRule="auto"/>
-      </w:pPr>
-      <w:r>
+      </w:pPr>
+      <w:hyperlink w:anchor="_Toc239101157" w:history="1">
+        <w:r>
+          <w:rPr>
+            <w:rStyle w:val="Hyperlink"/>
+            <w:noProof/>
+          </w:rPr>
+          <w:t>Recommended Food Swaps:</w:t>
+        </w:r>
+        <w:r>
+          <w:rPr>
+            <w:noProof/>
+            <w:webHidden/>
+          </w:rPr>
+          <w:tab/>
+        </w:r>
+        <w:r>
+          <w:rPr>
+            <w:noProof/>
+            <w:webHidden/>
+          </w:rPr>
+          <w:fldChar w:fldCharType="begin"/>
+        </w:r>
+        <w:r>
+          <w:rPr>
+            <w:noProof/>
+            <w:webHidden/>
+          </w:rPr>
+          <w:instrText xml:space="preserve"> PAGEREF _Toc239101157 \h </w:instrText>
+        </w:r>
+        <w:r>
+          <w:rPr>
+            <w:noProof/>
+            <w:webHidden/>
+          </w:rPr>
+        </w:r>
+        <w:r>
+          <w:rPr>
+            <w:noProof/>
+            <w:webHidden/>
+          </w:rPr>
+          <w:fldChar w:fldCharType="separate"/>
+        </w:r>
+        <w:r>
+          <w:rPr>
+            <w:noProof/>
+            <w:webHidden/>
+          </w:rPr>
+          <w:t>9</w:t>
+        </w:r>
+        <w:r>
+          <w:rPr>
+            <w:noProof/>
+            <w:webHidden/>
+          </w:rPr>
+          <w:fldChar w:fldCharType="end"/>
+        </w:r>
+      </w:hyperlink>
+    </w:p>
+    <w:p>
+      <w:pPr>
+        <w:pStyle w:val="TOC1"/>
+        <w:tabs>
+          <w:tab w:val="right" w:leader="dot" w:pos="9016"/>
+        </w:tabs>
         <w:rPr>
-          <w:rFonts w:ascii="Calibri" w:hAnsi="Calibri"/>
-          <w:color w:val="1A1D24"/>
+          <w:noProof/>
         </w:rPr>
-        <w:t xml:space="preserve">     4.2  Module 2: High-Availability Multi-Key Gemini Failover Pool</w:t>
-      </w:r>
-      <w:r>
+      </w:pPr>
+      <w:hyperlink w:anchor="_Toc239101158" w:history="1">
+        <w:r>
+          <w:rPr>
+            <w:rStyle w:val="Hyperlink"/>
+            <w:noProof/>
+          </w:rPr>
+          <w:t>11. AI-GENERATED CLINICAL WORKOUT PLANS</w:t>
+        </w:r>
+        <w:r>
+          <w:rPr>
+            <w:noProof/>
+            <w:webHidden/>
+          </w:rPr>
+          <w:tab/>
+        </w:r>
+        <w:r>
+          <w:rPr>
+            <w:noProof/>
+            <w:webHidden/>
+          </w:rPr>
+          <w:fldChar w:fldCharType="begin"/>
+        </w:r>
+        <w:r>
+          <w:rPr>
+            <w:noProof/>
+            <w:webHidden/>
+          </w:rPr>
+          <w:instrText xml:space="preserve"> PAGEREF _Toc239101158 \h </w:instrText>
+        </w:r>
+        <w:r>
+          <w:rPr>
+            <w:noProof/>
+            <w:webHidden/>
+          </w:rPr>
+        </w:r>
+        <w:r>
+          <w:rPr>
+            <w:noProof/>
+            <w:webHidden/>
+          </w:rPr>
+          <w:fldChar w:fldCharType="separate"/>
+        </w:r>
+        <w:r>
+          <w:rPr>
+            <w:noProof/>
+            <w:webHidden/>
+          </w:rPr>
+          <w:t>9</w:t>
+        </w:r>
+        <w:r>
+          <w:rPr>
+            <w:noProof/>
+            <w:webHidden/>
+          </w:rPr>
+          <w:fldChar w:fldCharType="end"/>
+        </w:r>
+      </w:hyperlink>
+    </w:p>
+    <w:p>
+      <w:pPr>
+        <w:pStyle w:val="TOC2"/>
+        <w:tabs>
+          <w:tab w:val="right" w:leader="dot" w:pos="9016"/>
+        </w:tabs>
         <w:rPr>
-          <w:rFonts w:ascii="Calibri" w:hAnsi="Calibri"/>
-          <w:color w:val="555E6D"/>
+          <w:noProof/>
         </w:rPr>
-        <w:tab/>
-        <w:t>20</w:t>
-      </w:r>
-    </w:p>
-    <w:p>
-      <w:pPr>
-        <w:spacing w:before="40" w:after="40" w:line="276" w:lineRule="auto"/>
-      </w:pPr>
-      <w:r>
+      </w:pPr>
+      <w:hyperlink w:anchor="_Toc239101159" w:history="1">
+        <w:r>
+          <w:rPr>
+            <w:rStyle w:val="Hyperlink"/>
+            <w:noProof/>
+          </w:rPr>
+          <w:t>Viewing Daily Workouts:</w:t>
+        </w:r>
+        <w:r>
+          <w:rPr>
+            <w:noProof/>
+            <w:webHidden/>
+          </w:rPr>
+          <w:tab/>
+        </w:r>
+        <w:r>
+          <w:rPr>
+            <w:noProof/>
+            <w:webHidden/>
+          </w:rPr>
+          <w:fldChar w:fldCharType="begin"/>
+        </w:r>
+        <w:r>
+          <w:rPr>
+            <w:noProof/>
+            <w:webHidden/>
+          </w:rPr>
+          <w:instrText xml:space="preserve"> PAGEREF _Toc239101159 \h </w:instrText>
+        </w:r>
+        <w:r>
+          <w:rPr>
+            <w:noProof/>
+            <w:webHidden/>
+          </w:rPr>
+        </w:r>
+        <w:r>
+          <w:rPr>
+            <w:noProof/>
+            <w:webHidden/>
+          </w:rPr>
+          <w:fldChar w:fldCharType="separate"/>
+        </w:r>
+        <w:r>
+          <w:rPr>
+            <w:noProof/>
+            <w:webHidden/>
+          </w:rPr>
+          <w:t>9</w:t>
+        </w:r>
+        <w:r>
+          <w:rPr>
+            <w:noProof/>
+            <w:webHidden/>
+          </w:rPr>
+          <w:fldChar w:fldCharType="end"/>
+        </w:r>
+      </w:hyperlink>
+    </w:p>
+    <w:p>
+      <w:pPr>
+        <w:pStyle w:val="TOC2"/>
+        <w:tabs>
+          <w:tab w:val="right" w:leader="dot" w:pos="9016"/>
+        </w:tabs>
         <w:rPr>
-          <w:rFonts w:ascii="Calibri" w:hAnsi="Calibri"/>
-          <w:color w:val="1A1D24"/>
+          <w:noProof/>
         </w:rPr>
-        <w:t xml:space="preserve">     4.3  Module 3: Multi-Member Family &amp; Dependent Health Profiles</w:t>
-      </w:r>
-      <w:r>
+      </w:pPr>
+      <w:hyperlink w:anchor="_Toc239101160" w:history="1">
+        <w:r>
+          <w:rPr>
+            <w:rStyle w:val="Hyperlink"/>
+            <w:noProof/>
+          </w:rPr>
+          <w:t>Workout Walkthrough &amp; Execution:</w:t>
+        </w:r>
+        <w:r>
+          <w:rPr>
+            <w:noProof/>
+            <w:webHidden/>
+          </w:rPr>
+          <w:tab/>
+        </w:r>
+        <w:r>
+          <w:rPr>
+            <w:noProof/>
+            <w:webHidden/>
+          </w:rPr>
+          <w:fldChar w:fldCharType="begin"/>
+        </w:r>
+        <w:r>
+          <w:rPr>
+            <w:noProof/>
+            <w:webHidden/>
+          </w:rPr>
+          <w:instrText xml:space="preserve"> PAGEREF _Toc239101160 \h </w:instrText>
+        </w:r>
+        <w:r>
+          <w:rPr>
+            <w:noProof/>
+            <w:webHidden/>
+          </w:rPr>
+        </w:r>
+        <w:r>
+          <w:rPr>
+            <w:noProof/>
+            <w:webHidden/>
+          </w:rPr>
+          <w:fldChar w:fldCharType="separate"/>
+        </w:r>
+        <w:r>
+          <w:rPr>
+            <w:noProof/>
+            <w:webHidden/>
+          </w:rPr>
+          <w:t>9</w:t>
+        </w:r>
+        <w:r>
+          <w:rPr>
+            <w:noProof/>
+            <w:webHidden/>
+          </w:rPr>
+          <w:fldChar w:fldCharType="end"/>
+        </w:r>
+      </w:hyperlink>
+    </w:p>
+    <w:p>
+      <w:pPr>
+        <w:pStyle w:val="TOC2"/>
+        <w:tabs>
+          <w:tab w:val="right" w:leader="dot" w:pos="9016"/>
+        </w:tabs>
         <w:rPr>
-          <w:rFonts w:ascii="Calibri" w:hAnsi="Calibri"/>
-          <w:color w:val="555E6D"/>
+          <w:noProof/>
         </w:rPr>
-        <w:tab/>
-        <w:t>21</w:t>
-      </w:r>
-    </w:p>
-    <w:p>
-      <w:pPr>
-        <w:spacing w:before="40" w:after="40" w:line="276" w:lineRule="auto"/>
-      </w:pPr>
-      <w:r>
+      </w:pPr>
+      <w:hyperlink w:anchor="_Toc239101161" w:history="1">
+        <w:r>
+          <w:rPr>
+            <w:rStyle w:val="Hyperlink"/>
+            <w:noProof/>
+          </w:rPr>
+          <w:t>Regenerating Plans:</w:t>
+        </w:r>
+        <w:r>
+          <w:rPr>
+            <w:noProof/>
+            <w:webHidden/>
+          </w:rPr>
+          <w:tab/>
+        </w:r>
+        <w:r>
+          <w:rPr>
+            <w:noProof/>
+            <w:webHidden/>
+          </w:rPr>
+          <w:fldChar w:fldCharType="begin"/>
+        </w:r>
+        <w:r>
+          <w:rPr>
+            <w:noProof/>
+            <w:webHidden/>
+          </w:rPr>
+          <w:instrText xml:space="preserve"> PAGEREF _Toc239101161 \h </w:instrText>
+        </w:r>
+        <w:r>
+          <w:rPr>
+            <w:noProof/>
+            <w:webHidden/>
+          </w:rPr>
+        </w:r>
+        <w:r>
+          <w:rPr>
+            <w:noProof/>
+            <w:webHidden/>
+          </w:rPr>
+          <w:fldChar w:fldCharType="separate"/>
+        </w:r>
+        <w:r>
+          <w:rPr>
+            <w:noProof/>
+            <w:webHidden/>
+          </w:rPr>
+          <w:t>10</w:t>
+        </w:r>
+        <w:r>
+          <w:rPr>
+            <w:noProof/>
+            <w:webHidden/>
+          </w:rPr>
+          <w:fldChar w:fldCharType="end"/>
+        </w:r>
+      </w:hyperlink>
+    </w:p>
+    <w:p>
+      <w:pPr>
+        <w:pStyle w:val="Heading1"/>
+        <w:spacing w:after="0"/>
         <w:rPr>
-          <w:rFonts w:ascii="Calibri" w:hAnsi="Calibri"/>
-          <w:color w:val="1A1D24"/>
+          <w:sz w:val="24"/>
+          <w:szCs w:val="24"/>
         </w:rPr>
-        <w:t xml:space="preserve">     4.4  Module 4: Ramadan Fasting Intelligence &amp; Hydration Engine</w:t>
-      </w:r>
+      </w:pPr>
       <w:r>
         <w:rPr>
-          <w:rFonts w:ascii="Calibri" w:hAnsi="Calibri"/>
-          <w:color w:val="555E6D"/>
+          <w:sz w:val="24"/>
+          <w:szCs w:val="24"/>
         </w:rPr>
-        <w:tab/>
-        <w:t>22</w:t>
-      </w:r>
-    </w:p>
-    <w:p>
-      <w:pPr>
-        <w:spacing w:before="40" w:after="40" w:line="276" w:lineRule="auto"/>
-      </w:pPr>
+        <w:fldChar w:fldCharType="end"/>
+      </w:r>
+    </w:p>
+    <w:p>
+      <w:pPr>
+        <w:pStyle w:val="Heading1"/>
+        <w:spacing w:after="0"/>
+      </w:pPr>
+      <w:r>
+        <w:br w:type="page"/>
+      </w:r>
+      <w:bookmarkStart w:id="0" w:name="_Toc239101117"/>
       <w:r>
         <w:rPr>
-          <w:rFonts w:ascii="Calibri" w:hAnsi="Calibri"/>
-          <w:color w:val="1A1D24"/>
+          <w:color w:val="00BCD4"/>
         </w:rPr>
-        <w:t xml:space="preserve">     4.5  Module 5: Real-Time AI Clinical Chat &amp; Bilingual Voice Coach</w:t>
-      </w:r>
-      <w:r>
-        <w:rPr>
-          <w:rFonts w:ascii="Calibri" w:hAnsi="Calibri"/>
-          <w:color w:val="555E6D"/>
-        </w:rPr>
-        <w:tab/>
-        <w:t>23</w:t>
-      </w:r>
-    </w:p>
-    <w:p>
-      <w:pPr>
-        <w:spacing w:before="40" w:after="40" w:line="276" w:lineRule="auto"/>
-      </w:pPr>
-      <w:r>
-        <w:rPr>
-          <w:rFonts w:ascii="Calibri" w:hAnsi="Calibri"/>
-          <w:color w:val="1A1D24"/>
-        </w:rPr>
-        <w:t xml:space="preserve">     4.6  Module 6: Emergency Clinic &amp; Hospital Geo-Finder</w:t>
-      </w:r>
-      <w:r>
-        <w:rPr>
-          <w:rFonts w:ascii="Calibri" w:hAnsi="Calibri"/>
-          <w:color w:val="555E6D"/>
-        </w:rPr>
-        <w:tab/>
-        <w:t>24</w:t>
-      </w:r>
-    </w:p>
-    <w:p>
-      <w:pPr>
-        <w:spacing w:before="40" w:after="40" w:line="276" w:lineRule="auto"/>
-      </w:pPr>
-      <w:r>
-        <w:rPr>
-          <w:rFonts w:ascii="Calibri" w:hAnsi="Calibri"/>
-          <w:color w:val="1A1D24"/>
-        </w:rPr>
-        <w:t xml:space="preserve">     4.7  Module 7: Clinical Weekly Summary &amp; PDF Receipt Generator</w:t>
-      </w:r>
-      <w:r>
-        <w:rPr>
-          <w:rFonts w:ascii="Calibri" w:hAnsi="Calibri"/>
-          <w:color w:val="555E6D"/>
-        </w:rPr>
-        <w:tab/>
-        <w:t>25</w:t>
-      </w:r>
-    </w:p>
-    <w:p>
-      <w:pPr>
-        <w:spacing w:before="80" w:after="40" w:line="276" w:lineRule="auto"/>
-      </w:pPr>
-      <w:r>
-        <w:rPr>
-          <w:rFonts w:ascii="Calibri" w:hAnsi="Calibri"/>
-          <w:b/>
-          <w:color w:val="1E6B3D"/>
-          <w:sz w:val="22"/>
-        </w:rPr>
-        <w:t>5.  Security, Compliance &amp; Non-Functional Requirements</w:t>
-      </w:r>
-      <w:r>
-        <w:rPr>
-          <w:rFonts w:ascii="Calibri" w:hAnsi="Calibri"/>
-          <w:b/>
-          <w:color w:val="555E6D"/>
-        </w:rPr>
-        <w:tab/>
-        <w:t>26</w:t>
-      </w:r>
-    </w:p>
-    <w:p>
-      <w:pPr>
-        <w:spacing w:before="40" w:after="40" w:line="276" w:lineRule="auto"/>
-      </w:pPr>
-      <w:r>
-        <w:rPr>
-          <w:rFonts w:ascii="Calibri" w:hAnsi="Calibri"/>
-          <w:color w:val="1A1D24"/>
-        </w:rPr>
-        <w:t xml:space="preserve">     5.1  Authentication, Authorization &amp; Session Security</w:t>
-      </w:r>
-      <w:r>
-        <w:rPr>
-          <w:rFonts w:ascii="Calibri" w:hAnsi="Calibri"/>
-          <w:color w:val="555E6D"/>
-        </w:rPr>
-        <w:tab/>
-        <w:t>26</w:t>
-      </w:r>
-    </w:p>
-    <w:p>
-      <w:pPr>
-        <w:spacing w:before="40" w:after="40" w:line="276" w:lineRule="auto"/>
-      </w:pPr>
-      <w:r>
-        <w:rPr>
-          <w:rFonts w:ascii="Calibri" w:hAnsi="Calibri"/>
-          <w:color w:val="1A1D24"/>
-        </w:rPr>
-        <w:t xml:space="preserve">     5.2  Data Privacy &amp; PostgreSQL Row-Level Security (RLS)</w:t>
-      </w:r>
-      <w:r>
-        <w:rPr>
-          <w:rFonts w:ascii="Calibri" w:hAnsi="Calibri"/>
-          <w:color w:val="555E6D"/>
-        </w:rPr>
-        <w:tab/>
-        <w:t>26</w:t>
-      </w:r>
-    </w:p>
-    <w:p>
-      <w:pPr>
-        <w:spacing w:before="40" w:after="40" w:line="276" w:lineRule="auto"/>
-      </w:pPr>
-      <w:r>
-        <w:rPr>
-          <w:rFonts w:ascii="Calibri" w:hAnsi="Calibri"/>
-          <w:color w:val="1A1D24"/>
-        </w:rPr>
-        <w:t xml:space="preserve">     5.3  Performance, Scalability &amp; Resource Optimization</w:t>
-      </w:r>
-      <w:r>
-        <w:rPr>
-          <w:rFonts w:ascii="Calibri" w:hAnsi="Calibri"/>
-          <w:color w:val="555E6D"/>
-        </w:rPr>
-        <w:tab/>
-        <w:t>27</w:t>
-      </w:r>
-    </w:p>
-    <w:p>
-      <w:pPr>
-        <w:spacing w:before="40" w:after="40" w:line="276" w:lineRule="auto"/>
-      </w:pPr>
-      <w:r>
-        <w:rPr>
-          <w:rFonts w:ascii="Calibri" w:hAnsi="Calibri"/>
-          <w:color w:val="1A1D24"/>
-        </w:rPr>
-        <w:t xml:space="preserve">     5.4  Offline Resilience &amp; Idempotent Sync Integrity</w:t>
-      </w:r>
-      <w:r>
-        <w:rPr>
-          <w:rFonts w:ascii="Calibri" w:hAnsi="Calibri"/>
-          <w:color w:val="555E6D"/>
-        </w:rPr>
-        <w:tab/>
-        <w:t>27</w:t>
-      </w:r>
-    </w:p>
-    <w:p>
-      <w:pPr>
-        <w:pStyle w:val="Heading1"/>
-      </w:pPr>
-      <w:r>
-        <w:br w:type="page"/>
-      </w:r>
-      <w:r>
         <w:lastRenderedPageBreak/>
         <w:t xml:space="preserve">Welcome to the </w:t>
       </w:r>
       <w:proofErr w:type="spellStart"/>
       <w:r>
+        <w:rPr>
+          <w:color w:val="00BCD4"/>
+        </w:rPr>
         <w:t>NutriSense</w:t>
       </w:r>
       <w:proofErr w:type="spellEnd"/>
       <w:r>
+        <w:rPr>
+          <w:color w:val="00BCD4"/>
+        </w:rPr>
         <w:t xml:space="preserve"> User Guide</w:t>
       </w:r>
+      <w:bookmarkEnd w:id="0"/>
     </w:p>
     <w:p>
       <w:pPr>
         <w:pStyle w:val="para"/>
-      </w:pPr>
-      <w:r>
-        <w:t>This manual contains detailed step-by-step</w:t>
-      </w:r>
-      <w:r>
-        <w:t xml:space="preserve"> </w:t>
-      </w:r>
-      <w:r>
-        <w:t>operating instructions,</w:t>
-      </w:r>
-      <w:r>
-        <w:t xml:space="preserve"> </w:t>
-      </w:r>
-      <w:r>
-        <w:t>feature breakdowns, and screenshot guidelines to help</w:t>
-      </w:r>
-      <w:r>
-        <w:t xml:space="preserve"> </w:t>
-      </w:r>
-      <w:r>
-        <w:t>you navigate and leverage the app's localized nutritional</w:t>
-      </w:r>
-      <w:r>
-        <w:t xml:space="preserve"> </w:t>
-      </w:r>
-      <w:r>
-        <w:t>AI, fasting mode,</w:t>
-      </w:r>
-      <w:r>
-        <w:t xml:space="preserve"> </w:t>
-      </w:r>
-      <w:r>
-        <w:t>family profile tracking, clinical workout plans, and predictive coaching.</w:t>
+        <w:spacing w:before="240"/>
+      </w:pPr>
+      <w:r>
+        <w:t>This manual contains detailed step-by-step operating instructions, feature breakdowns, and screenshot guidelines to help you navigate and leverage the app's localized nutritional AI, fasting mode, family profile tracking, clinical workout plans, and predictive coaching.</w:t>
       </w:r>
     </w:p>
     <w:p>
       <w:pPr>
         <w:pStyle w:val="Heading1"/>
       </w:pPr>
+      <w:bookmarkStart w:id="1" w:name="_Toc239101118"/>
       <w:r>
         <w:t>1. GETTING STARTED &amp; ACCOUNT SETUP</w:t>
       </w:r>
+      <w:bookmarkEnd w:id="1"/>
     </w:p>
     <w:p>
       <w:pPr>
         <w:pStyle w:val="Heading2"/>
       </w:pPr>
-      <w:r>
-        <w:t>Installation Instructions:</w:t>
-      </w:r>
+      <w:bookmarkStart w:id="2" w:name="_Toc239101119"/>
+      <w:r>
+        <w:t xml:space="preserve">Installation </w:t>
+      </w:r>
+      <w:r>
+        <w:t>Instructions</w:t>
+      </w:r>
+      <w:r>
+        <w:t>:</w:t>
+      </w:r>
+      <w:bookmarkEnd w:id="2"/>
     </w:p>
     <w:p>
       <w:pPr>
@@ -1801,14 +4229,7 @@
           <w:b/>
           <w:bCs/>
         </w:rPr>
-        <w:t xml:space="preserve">For </w:t>
-      </w:r>
-      <w:r>
-        <w:rPr>
-          <w:b/>
-          <w:bCs/>
-        </w:rPr>
-        <w:t>Android Devices:</w:t>
+        <w:t>For Android Devices:</w:t>
       </w:r>
       <w:r>
         <w:t xml:space="preserve"> Locate and download the </w:t>
@@ -1826,9 +4247,11 @@
       <w:pPr>
         <w:pStyle w:val="Heading2"/>
       </w:pPr>
+      <w:bookmarkStart w:id="3" w:name="_Toc239101120"/>
       <w:r>
         <w:t>Account Sign Up &amp; Sign In:</w:t>
       </w:r>
+      <w:bookmarkEnd w:id="3"/>
     </w:p>
     <w:p>
       <w:pPr>
@@ -1874,9 +4297,11 @@
       <w:pPr>
         <w:pStyle w:val="Heading2"/>
       </w:pPr>
+      <w:bookmarkStart w:id="4" w:name="_Toc239101121"/>
       <w:r>
         <w:t>Interactive Onboarding Flow:</w:t>
       </w:r>
+      <w:bookmarkEnd w:id="4"/>
     </w:p>
     <w:p>
       <w:pPr>
@@ -1978,51 +4403,23 @@
     </w:p>
     <w:p>
       <w:pPr>
-        <w:spacing w:line="360" w:lineRule="auto"/>
-      </w:pPr>
-      <w:r>
-        <w:t>* Required Screenshots:</w:t>
-      </w:r>
-    </w:p>
-    <w:p>
-      <w:pPr>
-        <w:spacing w:line="360" w:lineRule="auto"/>
-      </w:pPr>
-      <w:r>
-        <w:t xml:space="preserve">  - [SCREENSHOT: Onboarding Welcome Screen]</w:t>
-      </w:r>
-    </w:p>
-    <w:p>
-      <w:pPr>
-        <w:spacing w:line="360" w:lineRule="auto"/>
-      </w:pPr>
-      <w:r>
-        <w:t xml:space="preserve">  - [SCREENSHOT: Interactive Profile &amp; Metrics Setup Dialog]</w:t>
-      </w:r>
-    </w:p>
-    <w:p>
-      <w:pPr>
-        <w:spacing w:line="360" w:lineRule="auto"/>
-      </w:pPr>
-      <w:r>
-        <w:t xml:space="preserve">  - [SCREENSHOT: Medical Conditions &amp; Dietary Restrictions Selector]</w:t>
-      </w:r>
-    </w:p>
-    <w:p>
-      <w:pPr>
         <w:pStyle w:val="Heading1"/>
       </w:pPr>
+      <w:bookmarkStart w:id="5" w:name="_Toc239101122"/>
       <w:r>
         <w:t>2. EXPLORING THE MAIN DASHBOARD</w:t>
       </w:r>
+      <w:bookmarkEnd w:id="5"/>
     </w:p>
     <w:p>
       <w:pPr>
         <w:pStyle w:val="Heading2"/>
       </w:pPr>
+      <w:bookmarkStart w:id="6" w:name="_Toc239101123"/>
       <w:r>
         <w:t>Dynamic Header:</w:t>
       </w:r>
+      <w:bookmarkEnd w:id="6"/>
     </w:p>
     <w:p>
       <w:pPr>
@@ -2036,9 +4433,11 @@
       <w:pPr>
         <w:pStyle w:val="Heading2"/>
       </w:pPr>
+      <w:bookmarkStart w:id="7" w:name="_Toc239101124"/>
       <w:r>
         <w:t>Calorie &amp; Nutrition Ring:</w:t>
       </w:r>
+      <w:bookmarkEnd w:id="7"/>
     </w:p>
     <w:p>
       <w:pPr>
@@ -2060,9 +4459,11 @@
       <w:pPr>
         <w:pStyle w:val="Heading2"/>
       </w:pPr>
+      <w:bookmarkStart w:id="8" w:name="_Toc239101125"/>
       <w:r>
         <w:t>Macronutrient Breakdown:</w:t>
       </w:r>
+      <w:bookmarkEnd w:id="8"/>
     </w:p>
     <w:p>
       <w:pPr>
@@ -2074,153 +4475,121 @@
     </w:p>
     <w:p>
       <w:pPr>
+        <w:pStyle w:val="bullet"/>
+      </w:pPr>
+      <w:r>
+        <w:t>Google Health Connect Integration:</w:t>
+      </w:r>
+    </w:p>
+    <w:p>
+      <w:pPr>
+        <w:pStyle w:val="bullet"/>
+      </w:pPr>
+      <w:r>
+        <w:t>If enabled, the dashboard shows real-time physical telemetry synced from Google Health Connect: Steps taken, Active Calories burned, and Distance traveled.</w:t>
+      </w:r>
+    </w:p>
+    <w:p>
+      <w:pPr>
         <w:pStyle w:val="Heading2"/>
       </w:pPr>
-      <w:r>
-        <w:t>Google Health Connect Integration:</w:t>
-      </w:r>
+      <w:bookmarkStart w:id="9" w:name="_Toc239101126"/>
+      <w:r>
+        <w:t>Today's Meals Timeline:</w:t>
+      </w:r>
+      <w:bookmarkEnd w:id="9"/>
     </w:p>
     <w:p>
       <w:pPr>
         <w:pStyle w:val="bullet"/>
       </w:pPr>
       <w:r>
-        <w:t>If enabled, the dashboard shows real-time physical telemetry synced from Google Health Connect: Steps taken, Active Calories burned, and Distance traveled.</w:t>
+        <w:t>Shows a chronological list of meals logged today.</w:t>
+      </w:r>
+    </w:p>
+    <w:p>
+      <w:pPr>
+        <w:pStyle w:val="bullet"/>
+      </w:pPr>
+      <w:r>
+        <w:t>Each item displays the food description, calculated calories, macro badge, and quick actions to Edit values or Delete the entry.</w:t>
       </w:r>
     </w:p>
     <w:p>
       <w:pPr>
         <w:pStyle w:val="Heading2"/>
       </w:pPr>
-      <w:r>
-        <w:t>Today's Meals Timeline:</w:t>
-      </w:r>
-    </w:p>
-    <w:p>
-      <w:pPr>
-        <w:spacing w:line="360" w:lineRule="auto"/>
-      </w:pPr>
-      <w:r>
-        <w:t>Shows a chronological list of meals logged today.</w:t>
-      </w:r>
-    </w:p>
-    <w:p>
-      <w:pPr>
-        <w:spacing w:line="360" w:lineRule="auto"/>
-      </w:pPr>
-      <w:r>
-        <w:t>Each item displays the food description, calculated calories, macro badge, and quick actions to Edit values or Delete the entry.</w:t>
+      <w:bookmarkStart w:id="10" w:name="_Toc239101127"/>
+      <w:r>
+        <w:t>Hydration Tracker:</w:t>
+      </w:r>
+      <w:bookmarkEnd w:id="10"/>
+    </w:p>
+    <w:p>
+      <w:pPr>
+        <w:pStyle w:val="bullet"/>
+      </w:pPr>
+      <w:proofErr w:type="gramStart"/>
+      <w:r>
+        <w:t>Allows</w:t>
+      </w:r>
+      <w:proofErr w:type="gramEnd"/>
+      <w:r>
+        <w:t xml:space="preserve"> logging water intake with 1-tap logging chips (+250ml cup, +500ml bottle) or entering a custom amount.</w:t>
+      </w:r>
+    </w:p>
+    <w:p>
+      <w:pPr>
+        <w:pStyle w:val="bullet"/>
+      </w:pPr>
+      <w:r>
+        <w:t>A circular blue ring tracks your hydration progress against your target.</w:t>
       </w:r>
     </w:p>
     <w:p>
       <w:pPr>
         <w:pStyle w:val="Heading2"/>
       </w:pPr>
-      <w:r>
-        <w:t>Hydration Tracker:</w:t>
-      </w:r>
-    </w:p>
-    <w:p>
-      <w:pPr>
-        <w:spacing w:line="360" w:lineRule="auto"/>
-      </w:pPr>
-      <w:proofErr w:type="gramStart"/>
-      <w:r>
-        <w:t>Allows</w:t>
-      </w:r>
-      <w:proofErr w:type="gramEnd"/>
-      <w:r>
-        <w:t xml:space="preserve"> logging water intake with 1-tap logging chips (+250ml cup, +500ml bottle) or entering a custom amount.</w:t>
-      </w:r>
-    </w:p>
-    <w:p>
-      <w:pPr>
-        <w:spacing w:line="360" w:lineRule="auto"/>
-      </w:pPr>
-      <w:r>
-        <w:t>A circular blue ring tracks your hydration progress against your target.</w:t>
-      </w:r>
+      <w:bookmarkStart w:id="11" w:name="_Toc239101128"/>
+      <w:r>
+        <w:t>Habit Score Card:</w:t>
+      </w:r>
+      <w:bookmarkEnd w:id="11"/>
+    </w:p>
+    <w:p>
+      <w:pPr>
+        <w:pStyle w:val="bullet"/>
+      </w:pPr>
+      <w:r>
+        <w:t>Displays a rolling habit consistency rating out of 100 with active streak indicators to reward consecutive logging</w:t>
+      </w:r>
+      <w:r>
+        <w:t xml:space="preserve"> </w:t>
+      </w:r>
+      <w:r>
+        <w:t>days.</w:t>
+      </w:r>
+    </w:p>
+    <w:p>
+      <w:pPr>
+        <w:pStyle w:val="Heading1"/>
+      </w:pPr>
+      <w:bookmarkStart w:id="12" w:name="_Toc239101129"/>
+      <w:r>
+        <w:lastRenderedPageBreak/>
+        <w:t>3. LOGGING MEALS WITH AI (ZERO-EFFORT NUTRITION)</w:t>
+      </w:r>
+      <w:bookmarkEnd w:id="12"/>
     </w:p>
     <w:p>
       <w:pPr>
         <w:pStyle w:val="Heading2"/>
       </w:pPr>
-      <w:r>
-        <w:lastRenderedPageBreak/>
-        <w:t>Habit Score Card:</w:t>
-      </w:r>
-    </w:p>
-    <w:p>
-      <w:pPr>
-        <w:spacing w:line="360" w:lineRule="auto"/>
-      </w:pPr>
-      <w:r>
-        <w:t>Displays a rolling habit consistency rating out of 100 with active streak indicators to reward consecutive logging</w:t>
-      </w:r>
-      <w:r>
-        <w:t xml:space="preserve"> </w:t>
-      </w:r>
-      <w:r>
-        <w:t>days.</w:t>
-      </w:r>
-    </w:p>
-    <w:p>
-      <w:pPr>
-        <w:spacing w:line="360" w:lineRule="auto"/>
-      </w:pPr>
-    </w:p>
-    <w:p>
-      <w:pPr>
-        <w:spacing w:line="360" w:lineRule="auto"/>
-      </w:pPr>
-      <w:r>
-        <w:t>* Required Screenshots:</w:t>
-      </w:r>
-    </w:p>
-    <w:p>
-      <w:pPr>
-        <w:spacing w:line="360" w:lineRule="auto"/>
-      </w:pPr>
-      <w:r>
-        <w:t xml:space="preserve">  - [SCREENSHOT: Main Dashboard Overview / Active Calorie Ring]</w:t>
-      </w:r>
-    </w:p>
-    <w:p>
-      <w:pPr>
-        <w:spacing w:line="360" w:lineRule="auto"/>
-      </w:pPr>
-      <w:r>
-        <w:t xml:space="preserve">  - [SCREENSHOT: Hydration Tracker and Habit </w:t>
-      </w:r>
-      <w:proofErr w:type="gramStart"/>
-      <w:r>
-        <w:t>Streak Score</w:t>
-      </w:r>
-      <w:proofErr w:type="gramEnd"/>
-      <w:r>
-        <w:t xml:space="preserve"> Card]</w:t>
-      </w:r>
-    </w:p>
-    <w:p>
-      <w:pPr>
-        <w:spacing w:line="360" w:lineRule="auto"/>
-      </w:pPr>
-    </w:p>
-    <w:p>
-      <w:pPr>
-        <w:pStyle w:val="Heading1"/>
-      </w:pPr>
-      <w:r>
-        <w:t>3. LOGGING MEALS WITH AI (ZERO-EFFORT NUTRITION)</w:t>
-      </w:r>
-    </w:p>
-    <w:p>
-      <w:pPr>
-        <w:pStyle w:val="Heading2"/>
-      </w:pPr>
+      <w:bookmarkStart w:id="13" w:name="_Toc239101130"/>
       <w:r>
         <w:t>Step-by-Step AI Meal Logging:</w:t>
       </w:r>
+      <w:bookmarkEnd w:id="13"/>
     </w:p>
     <w:p>
       <w:pPr>
@@ -2257,7 +4626,14 @@
         <w:pStyle w:val="para"/>
       </w:pPr>
       <w:r>
-        <w:t>Step 3: Select the Meal Category (Breakfast, Lunch, Dinner, or Snack).</w:t>
+        <w:rPr>
+          <w:b/>
+          <w:bCs/>
+        </w:rPr>
+        <w:t>Step 3:</w:t>
+      </w:r>
+      <w:r>
+        <w:t xml:space="preserve"> Select the Meal Category (Breakfast, Lunch, Dinner, or Snack).</w:t>
       </w:r>
     </w:p>
     <w:p>
@@ -2265,7 +4641,14 @@
         <w:pStyle w:val="para"/>
       </w:pPr>
       <w:r>
-        <w:t xml:space="preserve">Step 4: (Optional) If you </w:t>
+        <w:rPr>
+          <w:b/>
+          <w:bCs/>
+        </w:rPr>
+        <w:t>Step 4:</w:t>
+      </w:r>
+      <w:r>
+        <w:t xml:space="preserve"> (Optional) If you </w:t>
       </w:r>
       <w:proofErr w:type="gramStart"/>
       <w:r>
@@ -2289,7 +4672,14 @@
         <w:pStyle w:val="para"/>
       </w:pPr>
       <w:r>
-        <w:t xml:space="preserve">Step 5: Tap "Log Meal with AI". </w:t>
+        <w:rPr>
+          <w:b/>
+          <w:bCs/>
+        </w:rPr>
+        <w:t>Step 5:</w:t>
+      </w:r>
+      <w:r>
+        <w:t xml:space="preserve"> Tap "Log Meal with AI". </w:t>
       </w:r>
       <w:proofErr w:type="gramStart"/>
       <w:r>
@@ -2305,155 +4695,84 @@
         <w:pStyle w:val="para"/>
       </w:pPr>
       <w:r>
-        <w:t>Step 6: Verify the details and tap "Confirm and Log". The meal is saved.</w:t>
-      </w:r>
-    </w:p>
-    <w:p>
-      <w:pPr>
-        <w:spacing w:line="360" w:lineRule="auto"/>
-      </w:pPr>
+        <w:rPr>
+          <w:b/>
+          <w:bCs/>
+        </w:rPr>
+        <w:t>Step 6:</w:t>
+      </w:r>
+      <w:r>
+        <w:t xml:space="preserve"> Verify the details and tap "Confirm and Log". The meal is saved.</w:t>
+      </w:r>
     </w:p>
     <w:p>
       <w:pPr>
         <w:pStyle w:val="Heading2"/>
       </w:pPr>
-      <w:r>
-        <w:t>* Editing and Correcting AI Values:</w:t>
-      </w:r>
-    </w:p>
-    <w:p>
-      <w:pPr>
-        <w:spacing w:line="360" w:lineRule="auto"/>
-      </w:pPr>
-      <w:r>
-        <w:t xml:space="preserve">  - If you need to override the AI's estimation, tap the "Edit Values" button </w:t>
-      </w:r>
-    </w:p>
-    <w:p>
-      <w:pPr>
-        <w:spacing w:line="360" w:lineRule="auto"/>
-      </w:pPr>
-      <w:r>
-        <w:t xml:space="preserve">    on the preview card.</w:t>
-      </w:r>
-    </w:p>
-    <w:p>
-      <w:pPr>
-        <w:spacing w:line="360" w:lineRule="auto"/>
-      </w:pPr>
-      <w:r>
-        <w:t xml:space="preserve">  - Modify the calories, protein, carbs, or fats manually using the numerical </w:t>
-      </w:r>
-    </w:p>
-    <w:p>
-      <w:pPr>
-        <w:spacing w:line="360" w:lineRule="auto"/>
-      </w:pPr>
-      <w:r>
-        <w:t xml:space="preserve">    input fields, then tap "Save Custom Log".</w:t>
-      </w:r>
-    </w:p>
-    <w:p>
-      <w:pPr>
-        <w:spacing w:line="360" w:lineRule="auto"/>
-      </w:pPr>
-    </w:p>
-    <w:p>
-      <w:pPr>
-        <w:spacing w:line="360" w:lineRule="auto"/>
-      </w:pPr>
-      <w:r>
-        <w:t>* Required Screenshots:</w:t>
-      </w:r>
-    </w:p>
-    <w:p>
-      <w:pPr>
-        <w:spacing w:line="360" w:lineRule="auto"/>
-      </w:pPr>
-      <w:r>
-        <w:t xml:space="preserve">  - [SCREENSHOT: AI Meal Logging Text Entry Screen]</w:t>
-      </w:r>
-    </w:p>
-    <w:p>
-      <w:pPr>
-        <w:spacing w:line="360" w:lineRule="auto"/>
-      </w:pPr>
-      <w:r>
-        <w:t xml:space="preserve">  - [SCREENSHOT: AI Estimated Macronutrient Result &amp; Edit Screen]</w:t>
-      </w:r>
-    </w:p>
-    <w:p>
-      <w:pPr>
-        <w:spacing w:line="360" w:lineRule="auto"/>
-      </w:pPr>
-    </w:p>
-    <w:p>
-      <w:pPr>
-        <w:spacing w:line="360" w:lineRule="auto"/>
-      </w:pPr>
+      <w:bookmarkStart w:id="14" w:name="_Toc239101131"/>
+      <w:r>
+        <w:t>Editing and Correcting AI Values:</w:t>
+      </w:r>
+      <w:bookmarkEnd w:id="14"/>
+    </w:p>
+    <w:p>
+      <w:pPr>
+        <w:pStyle w:val="bullet"/>
+      </w:pPr>
+      <w:r>
+        <w:t>If you need to override the AI's estimation, tap the "Edit Values" button on the preview card.</w:t>
+      </w:r>
+    </w:p>
+    <w:p>
+      <w:pPr>
+        <w:pStyle w:val="bullet"/>
+      </w:pPr>
+      <w:r>
+        <w:t>Modify the calories, protein, carbs, or fats manually using the numerical input fields, then tap "Save Custom Log".</w:t>
+      </w:r>
     </w:p>
     <w:p>
       <w:pPr>
         <w:pStyle w:val="Heading1"/>
       </w:pPr>
+      <w:bookmarkStart w:id="15" w:name="_Toc239101132"/>
       <w:r>
         <w:t>4. INTERACTING WITH THE AI HEALTH COACH &amp; VOICE ASSISTANT</w:t>
       </w:r>
-    </w:p>
-    <w:p>
-      <w:pPr>
-        <w:spacing w:line="360" w:lineRule="auto"/>
-      </w:pPr>
-      <w:r>
-        <w:t>---------------------------------------------------------</w:t>
-      </w:r>
+      <w:bookmarkEnd w:id="15"/>
     </w:p>
     <w:p>
       <w:pPr>
         <w:pStyle w:val="Heading2"/>
       </w:pPr>
-      <w:r>
-        <w:t>* AI Dietitian Chat:</w:t>
-      </w:r>
-    </w:p>
-    <w:p>
-      <w:pPr>
-        <w:spacing w:line="360" w:lineRule="auto"/>
-      </w:pPr>
-      <w:r>
-        <w:t xml:space="preserve">  - Tap the "Coach" tab to start a conversation with your AI Dietitian Coach.</w:t>
-      </w:r>
-    </w:p>
-    <w:p>
-      <w:pPr>
-        <w:spacing w:line="360" w:lineRule="auto"/>
-      </w:pPr>
-      <w:r>
-        <w:t xml:space="preserve">  - You can type questions in English or Urdu (e.g., "Explain how to manage </w:t>
-      </w:r>
-    </w:p>
-    <w:p>
-      <w:pPr>
-        <w:spacing w:line="360" w:lineRule="auto"/>
-      </w:pPr>
-      <w:r>
-        <w:t xml:space="preserve">    hypertension with my diet" or "Suggest a high-protein dinner recipe").</w:t>
-      </w:r>
-    </w:p>
-    <w:p>
-      <w:pPr>
-        <w:spacing w:line="360" w:lineRule="auto"/>
-      </w:pPr>
-      <w:r>
-        <w:t xml:space="preserve">  - The AI dietitian processes your query against your profile metrics and </w:t>
-      </w:r>
-    </w:p>
-    <w:p>
-      <w:pPr>
-        <w:spacing w:line="360" w:lineRule="auto"/>
-      </w:pPr>
-      <w:r>
-        <w:t xml:space="preserve">    medical conditions to return </w:t>
+      <w:bookmarkStart w:id="16" w:name="_Toc239101133"/>
+      <w:r>
+        <w:t>AI Dietitian Chat:</w:t>
+      </w:r>
+      <w:bookmarkEnd w:id="16"/>
+    </w:p>
+    <w:p>
+      <w:pPr>
+        <w:pStyle w:val="bullet"/>
+      </w:pPr>
+      <w:r>
+        <w:t>Tap the "Coach" tab to start a conversation with your AI Dietitian Coach.</w:t>
+      </w:r>
+    </w:p>
+    <w:p>
+      <w:pPr>
+        <w:pStyle w:val="bullet"/>
+      </w:pPr>
+      <w:r>
+        <w:t>You can type questions in English or Urdu (e.g., "Explain how to manage hypertension with my diet" or "Suggest a high-protein dinner recipe").</w:t>
+      </w:r>
+    </w:p>
+    <w:p>
+      <w:pPr>
+        <w:pStyle w:val="bullet"/>
+      </w:pPr>
+      <w:r>
+        <w:t xml:space="preserve">The AI dietitian processes your query against your profile metrics and medical conditions to return </w:t>
       </w:r>
       <w:proofErr w:type="gramStart"/>
       <w:r>
@@ -2461,36 +4780,26 @@
       </w:r>
       <w:proofErr w:type="gramEnd"/>
       <w:r>
-        <w:t xml:space="preserve">, </w:t>
-      </w:r>
-      <w:proofErr w:type="gramStart"/>
-      <w:r>
-        <w:t>bulleted</w:t>
-      </w:r>
-      <w:proofErr w:type="gramEnd"/>
-      <w:r>
-        <w:t xml:space="preserve"> markdown guides.</w:t>
-      </w:r>
-    </w:p>
-    <w:p>
-      <w:pPr>
-        <w:spacing w:line="360" w:lineRule="auto"/>
-      </w:pPr>
+        <w:t>, bulleted markdown guides.</w:t>
+      </w:r>
     </w:p>
     <w:p>
       <w:pPr>
         <w:pStyle w:val="Heading2"/>
       </w:pPr>
-      <w:r>
-        <w:t>* Text-to-Speech Language Playback:</w:t>
-      </w:r>
-    </w:p>
-    <w:p>
-      <w:pPr>
-        <w:spacing w:line="360" w:lineRule="auto"/>
-      </w:pPr>
-      <w:r>
-        <w:t xml:space="preserve">  - On any message returned by the AI Coach, tap the green </w:t>
+      <w:bookmarkStart w:id="17" w:name="_Toc239101134"/>
+      <w:r>
+        <w:lastRenderedPageBreak/>
+        <w:t>Text-to-Speech Language Playback:</w:t>
+      </w:r>
+      <w:bookmarkEnd w:id="17"/>
+    </w:p>
+    <w:p>
+      <w:pPr>
+        <w:pStyle w:val="bullet"/>
+      </w:pPr>
+      <w:r>
+        <w:t xml:space="preserve">On any message returned by the AI Coach, tap the green </w:t>
       </w:r>
       <w:r>
         <w:rPr>
@@ -2504,47 +4813,36 @@
     </w:p>
     <w:p>
       <w:pPr>
-        <w:spacing w:line="360" w:lineRule="auto"/>
-      </w:pPr>
-      <w:r>
-        <w:t xml:space="preserve">  - The voice assistant will read the text aloud. The audio synthesizer </w:t>
-      </w:r>
-    </w:p>
-    <w:p>
-      <w:pPr>
-        <w:spacing w:line="360" w:lineRule="auto"/>
-      </w:pPr>
-      <w:r>
-        <w:t xml:space="preserve">    dynamically switch pronunciations to read Urdu text in Urdu accent and </w:t>
-      </w:r>
-    </w:p>
-    <w:p>
-      <w:pPr>
-        <w:spacing w:line="360" w:lineRule="auto"/>
-      </w:pPr>
-      <w:r>
-        <w:t xml:space="preserve">    English text in English accent.</w:t>
-      </w:r>
-    </w:p>
-    <w:p>
-      <w:pPr>
-        <w:spacing w:line="360" w:lineRule="auto"/>
-      </w:pPr>
+        <w:pStyle w:val="bullet"/>
+      </w:pPr>
+      <w:r>
+        <w:t xml:space="preserve">The voice assistant will read the text aloud. The audio synthesizer dynamically </w:t>
+      </w:r>
+      <w:proofErr w:type="gramStart"/>
+      <w:r>
+        <w:t>switch</w:t>
+      </w:r>
+      <w:proofErr w:type="gramEnd"/>
+      <w:r>
+        <w:t xml:space="preserve"> pronunciations to read Urdu text in Urdu accent and English text in English accent.</w:t>
+      </w:r>
     </w:p>
     <w:p>
       <w:pPr>
         <w:pStyle w:val="Heading2"/>
       </w:pPr>
-      <w:r>
-        <w:t>* Healthcare Clinic Quick Finder:</w:t>
-      </w:r>
-    </w:p>
-    <w:p>
-      <w:pPr>
-        <w:spacing w:line="360" w:lineRule="auto"/>
-      </w:pPr>
-      <w:r>
-        <w:t xml:space="preserve">  - In the AI Coach header, locate the red </w:t>
+      <w:bookmarkStart w:id="18" w:name="_Toc239101135"/>
+      <w:r>
+        <w:t>Healthcare Clinic Quick Finder:</w:t>
+      </w:r>
+      <w:bookmarkEnd w:id="18"/>
+    </w:p>
+    <w:p>
+      <w:pPr>
+        <w:pStyle w:val="bullet"/>
+      </w:pPr>
+      <w:r>
+        <w:t xml:space="preserve">In the AI Coach header, locate the red </w:t>
       </w:r>
       <w:r>
         <w:rPr>
@@ -2558,1346 +4856,753 @@
     </w:p>
     <w:p>
       <w:pPr>
+        <w:pStyle w:val="bullet"/>
+      </w:pPr>
+      <w:r>
+        <w:t>Tapping this icon instantly redirects you to the geospatial emergency clinic directory for fast access during health emergencies.</w:t>
+      </w:r>
+    </w:p>
+    <w:p>
+      <w:pPr>
+        <w:pStyle w:val="Heading1"/>
+      </w:pPr>
+      <w:bookmarkStart w:id="19" w:name="_Toc239101136"/>
+      <w:r>
+        <w:t>5. RAMADAN FASTING MODE</w:t>
+      </w:r>
+      <w:bookmarkEnd w:id="19"/>
+    </w:p>
+    <w:p>
+      <w:pPr>
+        <w:pStyle w:val="Heading2"/>
+      </w:pPr>
+      <w:bookmarkStart w:id="20" w:name="_Toc239101137"/>
+      <w:r>
+        <w:t>Activating Ramadan Mode:</w:t>
+      </w:r>
+      <w:bookmarkEnd w:id="20"/>
+    </w:p>
+    <w:p>
+      <w:pPr>
+        <w:pStyle w:val="bullet"/>
+      </w:pPr>
+      <w:r>
+        <w:t>Go to Settings or look at the top of the main dashboard.</w:t>
+      </w:r>
+    </w:p>
+    <w:p>
+      <w:pPr>
+        <w:pStyle w:val="bullet"/>
+      </w:pPr>
+      <w:r>
+        <w:t>Locate the "Ramadan Fasting Mode" toggle and switch it ON. The dashboard will immediately update with crescent moon motifs, Islamic pattern borders, and specialized widgets.</w:t>
+      </w:r>
+    </w:p>
+    <w:p>
+      <w:pPr>
+        <w:pStyle w:val="Heading2"/>
+      </w:pPr>
+      <w:bookmarkStart w:id="21" w:name="_Toc239101138"/>
+      <w:r>
+        <w:t>Sehri &amp; Iftar Timings:</w:t>
+      </w:r>
+      <w:bookmarkEnd w:id="21"/>
+    </w:p>
+    <w:p>
+      <w:pPr>
+        <w:pStyle w:val="bullet"/>
+      </w:pPr>
+      <w:r>
+        <w:t>The dashboard displays a live countdown timer showing the hours, minutes, and seconds remaining until the next meal window (e.g., "Time until Iftar: 3h 15m 12s" or "Time until Sehri: 5h 20m 00s").</w:t>
+      </w:r>
+    </w:p>
+    <w:p>
+      <w:pPr>
+        <w:pStyle w:val="bullet"/>
+      </w:pPr>
+      <w:r>
+        <w:t>Timings are calculated automatically based on your GPS coordinates.</w:t>
+      </w:r>
+    </w:p>
+    <w:p>
+      <w:pPr>
+        <w:pStyle w:val="Heading2"/>
+      </w:pPr>
+      <w:bookmarkStart w:id="22" w:name="_Toc239101139"/>
+      <w:r>
+        <w:t>Ramadan Meal Logging:</w:t>
+      </w:r>
+      <w:bookmarkEnd w:id="22"/>
+    </w:p>
+    <w:p>
+      <w:pPr>
+        <w:pStyle w:val="bullet"/>
+      </w:pPr>
+      <w:r>
+        <w:t>The standard Breakfast, Lunch, and Dinner slots are replaced by Sehri, Iftar, and Post-</w:t>
+      </w:r>
+      <w:proofErr w:type="spellStart"/>
+      <w:r>
+        <w:t>Taraweeh</w:t>
+      </w:r>
+      <w:proofErr w:type="spellEnd"/>
+      <w:r>
+        <w:t xml:space="preserve"> Snack meal categories.</w:t>
+      </w:r>
+    </w:p>
+    <w:p>
+      <w:pPr>
+        <w:pStyle w:val="Heading2"/>
+      </w:pPr>
+      <w:bookmarkStart w:id="23" w:name="_Toc239101140"/>
+      <w:r>
+        <w:t>Ramadan Paced Hydration:</w:t>
+      </w:r>
+      <w:bookmarkEnd w:id="23"/>
+    </w:p>
+    <w:p>
+      <w:pPr>
+        <w:pStyle w:val="para"/>
+      </w:pPr>
+      <w:r>
+        <w:t>Because hydration is restricted to non-fasting hours, the water tracker presents quick-log buttons aligned with fasting schedules:</w:t>
+      </w:r>
+    </w:p>
+    <w:p>
+      <w:pPr>
+        <w:pStyle w:val="bullet"/>
+      </w:pPr>
+      <w:r>
+        <w:t>"+500ml Iftar" (Fast Break Hydration)</w:t>
+      </w:r>
+    </w:p>
+    <w:p>
+      <w:pPr>
+        <w:pStyle w:val="bullet"/>
+      </w:pPr>
+      <w:r>
+        <w:t xml:space="preserve">"+250ml </w:t>
+      </w:r>
+      <w:proofErr w:type="spellStart"/>
+      <w:r>
+        <w:t>Taraweeh</w:t>
+      </w:r>
+      <w:proofErr w:type="spellEnd"/>
+      <w:r>
+        <w:t>" (During Prayer Hydration)</w:t>
+      </w:r>
+    </w:p>
+    <w:p>
+      <w:pPr>
+        <w:pStyle w:val="bullet"/>
+      </w:pPr>
+      <w:r>
+        <w:t>"+500ml Sehri" (Pre-Fast Hydration)</w:t>
+      </w:r>
+    </w:p>
+    <w:p>
+      <w:pPr>
+        <w:pStyle w:val="Heading1"/>
+      </w:pPr>
+      <w:bookmarkStart w:id="24" w:name="_Toc239101141"/>
+      <w:r>
+        <w:lastRenderedPageBreak/>
+        <w:t>6. MANAGING FAMILY &amp; DEPENDENT PROFILES</w:t>
+      </w:r>
+      <w:bookmarkEnd w:id="24"/>
+    </w:p>
+    <w:p>
+      <w:pPr>
+        <w:pStyle w:val="Heading2"/>
+      </w:pPr>
+      <w:bookmarkStart w:id="25" w:name="_Toc239101142"/>
+      <w:r>
+        <w:t>Setting Up Dependent Profiles:</w:t>
+      </w:r>
+      <w:bookmarkEnd w:id="25"/>
+    </w:p>
+    <w:p>
+      <w:pPr>
+        <w:pStyle w:val="bullet"/>
+      </w:pPr>
+      <w:r>
+        <w:t>Open the navigation menu and go to Settings -&gt; Family Profiles.</w:t>
+      </w:r>
+    </w:p>
+    <w:p>
+      <w:pPr>
+        <w:pStyle w:val="bullet"/>
+      </w:pPr>
+      <w:r>
+        <w:t>Tap "+ Add Family Member".</w:t>
+      </w:r>
+    </w:p>
+    <w:p>
+      <w:pPr>
+        <w:pStyle w:val="bullet"/>
+      </w:pPr>
+      <w:r>
+        <w:t>Enter the family member's Name, select their Relationship (Child, Parent, Spouse, Sibling), and input their age, gender, height, and weight.</w:t>
+      </w:r>
+    </w:p>
+    <w:p>
+      <w:pPr>
+        <w:pStyle w:val="bullet"/>
+      </w:pPr>
+      <w:r>
+        <w:t>Select their specific medical conditions and dietary restrictions.</w:t>
+      </w:r>
+    </w:p>
+    <w:p>
+      <w:pPr>
+        <w:pStyle w:val="bullet"/>
+      </w:pPr>
+      <w:r>
+        <w:t>Select a custom avatar color to represent them, then tap "Save Profile".</w:t>
+      </w:r>
+    </w:p>
+    <w:p>
+      <w:pPr>
+        <w:pStyle w:val="Heading2"/>
+      </w:pPr>
+      <w:bookmarkStart w:id="26" w:name="_Toc239101143"/>
+      <w:r>
+        <w:t>Logging Meals for Dependents:</w:t>
+      </w:r>
+      <w:bookmarkEnd w:id="26"/>
+    </w:p>
+    <w:p>
+      <w:pPr>
+        <w:pStyle w:val="bullet"/>
+      </w:pPr>
+      <w:r>
+        <w:t xml:space="preserve">When </w:t>
+      </w:r>
+      <w:proofErr w:type="gramStart"/>
+      <w:r>
+        <w:t>logging</w:t>
+      </w:r>
+      <w:proofErr w:type="gramEnd"/>
+      <w:r>
+        <w:t xml:space="preserve"> a meal, tap the profile dropdown menu (which defaults to "Myself") and select your family member's name.</w:t>
+      </w:r>
+    </w:p>
+    <w:p>
+      <w:pPr>
+        <w:pStyle w:val="bullet"/>
+      </w:pPr>
+      <w:r>
+        <w:t>Input their meal description and tap "Log Meal with AI". The macros will be calculated based on their health profile and saved under their record.</w:t>
+      </w:r>
+    </w:p>
+    <w:p>
+      <w:pPr>
+        <w:pStyle w:val="Heading2"/>
+      </w:pPr>
+      <w:bookmarkStart w:id="27" w:name="_Toc239101144"/>
+      <w:r>
+        <w:t>Viewing Family Dashboard Telemetry:</w:t>
+      </w:r>
+      <w:bookmarkEnd w:id="27"/>
+    </w:p>
+    <w:p>
+      <w:pPr>
+        <w:pStyle w:val="bullet"/>
+      </w:pPr>
+      <w:r>
+        <w:t>Open the profile selector at the top-left of the main dashboard.</w:t>
+      </w:r>
+    </w:p>
+    <w:p>
+      <w:pPr>
+        <w:pStyle w:val="bullet"/>
+      </w:pPr>
+      <w:r>
+        <w:t>Tap the avatar of your child or parent.</w:t>
+      </w:r>
+    </w:p>
+    <w:p>
+      <w:pPr>
+        <w:pStyle w:val="bullet"/>
+      </w:pPr>
+      <w:r>
+        <w:t>The main dashboard, calorie rings, step tracker, and timelines will instantly transition to display that specific family member's data.</w:t>
+      </w:r>
+    </w:p>
+    <w:p>
+      <w:pPr>
+        <w:pStyle w:val="Heading1"/>
+      </w:pPr>
+      <w:bookmarkStart w:id="28" w:name="_Toc239101145"/>
+      <w:r>
+        <w:t>7. EMERGENCY CLINIC &amp; HOSPITAL FINDER</w:t>
+      </w:r>
+      <w:bookmarkEnd w:id="28"/>
+    </w:p>
+    <w:p>
+      <w:pPr>
+        <w:pStyle w:val="Heading2"/>
+      </w:pPr>
+      <w:bookmarkStart w:id="29" w:name="_Toc239101146"/>
+      <w:r>
+        <w:t>Geolocation Emergency Querying:</w:t>
+      </w:r>
+      <w:bookmarkEnd w:id="29"/>
+    </w:p>
+    <w:p>
+      <w:pPr>
+        <w:pStyle w:val="bullet"/>
+      </w:pPr>
+      <w:r>
+        <w:t xml:space="preserve">Go to Settings -&gt; Nearby Clinics &amp; Hospitals (or tap the Hospital icon in the Coach tab).Grant the app GPS location permission. The app queries </w:t>
+      </w:r>
+      <w:proofErr w:type="gramStart"/>
+      <w:r>
+        <w:t>the OpenStreetMap</w:t>
+      </w:r>
+      <w:proofErr w:type="gramEnd"/>
+      <w:r>
+        <w:t xml:space="preserve"> </w:t>
+      </w:r>
+    </w:p>
+    <w:p>
+      <w:pPr>
+        <w:pStyle w:val="bullet"/>
+      </w:pPr>
+      <w:r>
+        <w:t>Overpass API to scan for medical centers.</w:t>
+      </w:r>
+    </w:p>
+    <w:p>
+      <w:pPr>
+        <w:pStyle w:val="bullet"/>
+      </w:pPr>
+      <w:r>
+        <w:t>View the list of hospitals, clinics, and pharmacies sorted by proximity within a 5km to 15km radius.</w:t>
+      </w:r>
+    </w:p>
+    <w:p>
+      <w:pPr>
+        <w:pStyle w:val="Heading2"/>
+      </w:pPr>
+      <w:bookmarkStart w:id="30" w:name="_Toc239101147"/>
+      <w:r>
+        <w:t>Navigating to Facilities:</w:t>
+      </w:r>
+      <w:bookmarkEnd w:id="30"/>
+    </w:p>
+    <w:p>
+      <w:pPr>
+        <w:pStyle w:val="bullet"/>
+      </w:pPr>
+      <w:r>
+        <w:t>Review the distance (in kilometers), phone contact link, and 24/7 emergency indicators on each hospital card.</w:t>
+      </w:r>
+    </w:p>
+    <w:p>
+      <w:pPr>
+        <w:pStyle w:val="bullet"/>
+      </w:pPr>
+      <w:r>
+        <w:lastRenderedPageBreak/>
+        <w:t>Tap "Get Directions" on your chosen facility. The app instantly opens Google Maps with pre-populated turn-by-turn routing to guide you safely.</w:t>
+      </w:r>
+    </w:p>
+    <w:p>
+      <w:pPr>
+        <w:pStyle w:val="Heading1"/>
+      </w:pPr>
+      <w:bookmarkStart w:id="31" w:name="_Toc239101148"/>
+      <w:r>
+        <w:t>8. GROCERY LIST &amp; WEEKLY HEALTH REPORT</w:t>
+      </w:r>
+      <w:bookmarkEnd w:id="31"/>
+    </w:p>
+    <w:p>
+      <w:pPr>
+        <w:pStyle w:val="Heading2"/>
+      </w:pPr>
+      <w:bookmarkStart w:id="32" w:name="_Toc239101149"/>
+      <w:r>
+        <w:t>AI Smart Grocery List:</w:t>
+      </w:r>
+      <w:bookmarkEnd w:id="32"/>
+    </w:p>
+    <w:p>
+      <w:pPr>
+        <w:pStyle w:val="bullet"/>
+      </w:pPr>
+      <w:r>
+        <w:t>Open Settings and tap "Smart Grocery List".</w:t>
+      </w:r>
+    </w:p>
+    <w:p>
+      <w:pPr>
+        <w:pStyle w:val="bullet"/>
+      </w:pPr>
+      <w:r>
+        <w:t>The app aggregates your logged meals from the past 7 days, evaluates your macronutrient gaps, and compiles a categorized grocery list.</w:t>
+      </w:r>
+    </w:p>
+    <w:p>
+      <w:pPr>
+        <w:pStyle w:val="bullet"/>
+      </w:pPr>
+      <w:r>
+        <w:t>The list recommends items in groups (Vitamins, Proteins, Grains) and flags items needed for your recommended healthy food swaps (e.g., listing whole-wheat flour to swap out white flour).</w:t>
+      </w:r>
+    </w:p>
+    <w:p>
+      <w:pPr>
+        <w:pStyle w:val="Heading2"/>
+      </w:pPr>
+      <w:bookmarkStart w:id="33" w:name="_Toc239101150"/>
+      <w:r>
+        <w:t>Exporting Weekly PDF Summaries:</w:t>
+      </w:r>
+      <w:bookmarkEnd w:id="33"/>
+    </w:p>
+    <w:p>
+      <w:pPr>
+        <w:pStyle w:val="bullet"/>
+      </w:pPr>
+      <w:r>
+        <w:t>Open Settings and tap "Export Weekly Summary (PDF)".</w:t>
+      </w:r>
+    </w:p>
+    <w:p>
+      <w:pPr>
+        <w:pStyle w:val="bullet"/>
+      </w:pPr>
+      <w:r>
+        <w:t>The app compiles your 7-day health metrics (average calorie intake, water totals, steps, active alerts, and AI dietitian comments) into a professional PDF document.</w:t>
+      </w:r>
+    </w:p>
+    <w:p>
+      <w:pPr>
+        <w:pStyle w:val="bullet"/>
+      </w:pPr>
+      <w:r>
+        <w:t>Tap "Save PDF" to download it locally, print it, or share it with your doctor.</w:t>
+      </w:r>
+    </w:p>
+    <w:p>
+      <w:pPr>
+        <w:pStyle w:val="Heading1"/>
+      </w:pPr>
+      <w:bookmarkStart w:id="34" w:name="_Toc239101151"/>
+      <w:r>
+        <w:t>9</w:t>
+      </w:r>
+      <w:proofErr w:type="gramStart"/>
+      <w:r>
+        <w:t>. APP</w:t>
+      </w:r>
+      <w:proofErr w:type="gramEnd"/>
+      <w:r>
+        <w:t xml:space="preserve"> SETTINGS, LANGUAGE &amp; ACCOUNT MANAGEMENT</w:t>
+      </w:r>
+      <w:bookmarkEnd w:id="34"/>
+    </w:p>
+    <w:p>
+      <w:pPr>
+        <w:pStyle w:val="Heading2"/>
+      </w:pPr>
+      <w:bookmarkStart w:id="35" w:name="_Toc239101152"/>
+      <w:r>
+        <w:t>Language Toggle:</w:t>
+      </w:r>
+      <w:bookmarkEnd w:id="35"/>
+    </w:p>
+    <w:p>
+      <w:pPr>
+        <w:pStyle w:val="bullet"/>
+      </w:pPr>
+      <w:r>
+        <w:t>Open Settings and locate the Language section.</w:t>
+      </w:r>
+    </w:p>
+    <w:p>
+      <w:pPr>
+        <w:pStyle w:val="bullet"/>
+      </w:pPr>
+      <w:r>
+        <w:t>Tap "Urdu" to instantly translate all menus, labels, and text fields into Urdu. Tap "English" to switch back.</w:t>
+      </w:r>
+    </w:p>
+    <w:p>
+      <w:pPr>
+        <w:pStyle w:val="Heading2"/>
+      </w:pPr>
+      <w:bookmarkStart w:id="36" w:name="_Toc239101153"/>
+      <w:r>
+        <w:t>Account Settings &amp; Security:</w:t>
+      </w:r>
+      <w:bookmarkEnd w:id="36"/>
+    </w:p>
+    <w:p>
+      <w:pPr>
+        <w:pStyle w:val="bullet"/>
+      </w:pPr>
+      <w:r>
+        <w:rPr>
+          <w:b/>
+          <w:bCs/>
+        </w:rPr>
+        <w:t>Change Password:</w:t>
+      </w:r>
+      <w:r>
+        <w:t xml:space="preserve"> Tap "Change Password", enter your current password, type your new password, and confirm to save.</w:t>
+      </w:r>
+    </w:p>
+    <w:p>
+      <w:pPr>
+        <w:pStyle w:val="bullet"/>
+      </w:pPr>
+      <w:r>
+        <w:rPr>
+          <w:b/>
+          <w:bCs/>
+        </w:rPr>
+        <w:t>Account Deletion:</w:t>
+      </w:r>
+      <w:r>
+        <w:t xml:space="preserve"> Tap "Delete Account". Read the warning detailing that all records will be permanently removed. Enter your password and tap "Confirm Deletion" to purge all </w:t>
+      </w:r>
+      <w:proofErr w:type="spellStart"/>
+      <w:r>
+        <w:t>Supabase</w:t>
+      </w:r>
+      <w:proofErr w:type="spellEnd"/>
+      <w:r>
+        <w:t xml:space="preserve"> rows.</w:t>
+      </w:r>
+    </w:p>
+    <w:p>
+      <w:pPr>
+        <w:pStyle w:val="Heading1"/>
+      </w:pPr>
+      <w:bookmarkStart w:id="37" w:name="_Toc239101154"/>
+      <w:r>
+        <w:lastRenderedPageBreak/>
+        <w:t>10. PREDICTIVE AI COACHING &amp; NUTRITIONAL SWAPS</w:t>
+      </w:r>
+      <w:bookmarkEnd w:id="37"/>
+    </w:p>
+    <w:p>
+      <w:pPr>
+        <w:pStyle w:val="Heading2"/>
+      </w:pPr>
+      <w:bookmarkStart w:id="38" w:name="_Toc239101155"/>
+      <w:r>
+        <w:t>Accessing Predictive Coaching:</w:t>
+      </w:r>
+      <w:bookmarkEnd w:id="38"/>
+    </w:p>
+    <w:p>
+      <w:pPr>
+        <w:pStyle w:val="bullet"/>
+      </w:pPr>
+      <w:r>
+        <w:t>Tap the "Coaching" tab in the bottom navigation bar.</w:t>
+      </w:r>
+    </w:p>
+    <w:p>
+      <w:pPr>
+        <w:pStyle w:val="bullet"/>
+      </w:pPr>
+      <w:r>
+        <w:t>This screen displays your algorithmic 7-day habit score and healthy food swap recommendations.</w:t>
+      </w:r>
+    </w:p>
+    <w:p>
+      <w:pPr>
+        <w:pStyle w:val="Heading2"/>
+      </w:pPr>
+      <w:bookmarkStart w:id="39" w:name="_Toc239101156"/>
+      <w:r>
+        <w:t>Habit Score Analysis:</w:t>
+      </w:r>
+      <w:bookmarkEnd w:id="39"/>
+    </w:p>
+    <w:p>
+      <w:pPr>
+        <w:pStyle w:val="bullet"/>
+      </w:pPr>
+      <w:r>
+        <w:t>View your large consistency ring showing your score out of 100. A score of 80+ indicates excellent compliance.</w:t>
+      </w:r>
+    </w:p>
+    <w:p>
+      <w:pPr>
+        <w:pStyle w:val="bullet"/>
+      </w:pPr>
+      <w:r>
+        <w:t>Review the line chart illustrating your habit consistency over the past 7 days to track your progress.</w:t>
+      </w:r>
+    </w:p>
+    <w:p>
+      <w:pPr>
+        <w:pStyle w:val="Heading2"/>
+      </w:pPr>
+      <w:bookmarkStart w:id="40" w:name="_Toc239101157"/>
+      <w:r>
+        <w:t>Recommended Food Swaps:</w:t>
+      </w:r>
+      <w:bookmarkEnd w:id="40"/>
+    </w:p>
+    <w:p>
+      <w:pPr>
+        <w:pStyle w:val="bullet"/>
+      </w:pPr>
+      <w:r>
+        <w:t>The screen highlights specific food swaps compiled by Gemini based on your logged meals (e.g.,</w:t>
+      </w:r>
+      <w:r>
+        <w:t xml:space="preserve"> </w:t>
+      </w:r>
+      <w:r>
+        <w:t>recommending brown rice instead of white rice).</w:t>
+      </w:r>
+    </w:p>
+    <w:p>
+      <w:pPr>
+        <w:pStyle w:val="bullet"/>
+      </w:pPr>
+      <w:proofErr w:type="gramStart"/>
+      <w:r>
+        <w:t>Each food</w:t>
+      </w:r>
+      <w:proofErr w:type="gramEnd"/>
+      <w:r>
+        <w:t xml:space="preserve"> swap card lists the suggested healthier ingredient alongside a clinical explanation detailing how the swap improves your blood sugar, cholesterol, or blood pressure.</w:t>
+      </w:r>
+    </w:p>
+    <w:p>
+      <w:pPr>
+        <w:pStyle w:val="Heading1"/>
+      </w:pPr>
+      <w:bookmarkStart w:id="41" w:name="_Toc239101158"/>
+      <w:r>
+        <w:t>11. AI-GENERATED CLINICAL WORKOUT PLANS</w:t>
+      </w:r>
+      <w:bookmarkEnd w:id="41"/>
+    </w:p>
+    <w:p>
+      <w:pPr>
+        <w:pStyle w:val="Heading2"/>
+      </w:pPr>
+      <w:bookmarkStart w:id="42" w:name="_Toc239101159"/>
+      <w:r>
+        <w:t>Viewing Daily Workouts:</w:t>
+      </w:r>
+      <w:bookmarkEnd w:id="42"/>
+    </w:p>
+    <w:p>
+      <w:pPr>
+        <w:pStyle w:val="bullet"/>
+      </w:pPr>
+      <w:r>
+        <w:t>Tap the "Workout" tab in the bottom navigation bar.</w:t>
+      </w:r>
+    </w:p>
+    <w:p>
+      <w:pPr>
+        <w:pStyle w:val="bullet"/>
+      </w:pPr>
+      <w:r>
+        <w:t>Tap "Generate Workout Plan" to have Gemini create a custom schedule based on your onboarding metrics and medical restrictions.</w:t>
+      </w:r>
+    </w:p>
+    <w:p>
+      <w:pPr>
+        <w:pStyle w:val="bullet"/>
+      </w:pPr>
+      <w:r>
+        <w:t>Use the day-of-week tab bar selector at the top (Mon, Tue, Wed, etc.) to view the routine planned for each day.</w:t>
+      </w:r>
+    </w:p>
+    <w:p>
+      <w:pPr>
+        <w:pStyle w:val="Heading2"/>
+      </w:pPr>
+      <w:bookmarkStart w:id="43" w:name="_Toc239101160"/>
+      <w:r>
+        <w:t>Workout Walkthrough &amp; Execution:</w:t>
+      </w:r>
+      <w:bookmarkEnd w:id="43"/>
+    </w:p>
+    <w:p>
+      <w:pPr>
+        <w:pStyle w:val="bullet"/>
+      </w:pPr>
+      <w:r>
+        <w:t>View the overall focus of the day (e.g., "Strength", "Flexibility", "Rest").</w:t>
+      </w:r>
+    </w:p>
+    <w:p>
+      <w:pPr>
+        <w:pStyle w:val="bullet"/>
+      </w:pPr>
+      <w:r>
+        <w:t>Tap the Warm-Up list to review warm-up routines.</w:t>
+      </w:r>
+    </w:p>
+    <w:p>
+      <w:pPr>
+        <w:pStyle w:val="bullet"/>
+      </w:pPr>
+      <w:r>
+        <w:lastRenderedPageBreak/>
+        <w:t>Swipe through the active exercise cards. Each card displays the exercise name, number of sets, target repetitions, rest interval, execution form tips, and clinical safety flags.</w:t>
+      </w:r>
+    </w:p>
+    <w:p>
+      <w:pPr>
+        <w:pStyle w:val="bullet"/>
+      </w:pPr>
+      <w:r>
+        <w:t xml:space="preserve">As you complete each exercise, tap the circular checkbox to check it off. </w:t>
+      </w:r>
+    </w:p>
+    <w:p>
+      <w:pPr>
+        <w:pStyle w:val="bullet"/>
+      </w:pPr>
+      <w:r>
+        <w:t>The progress bar at the top of the screen will update in real-time.</w:t>
+      </w:r>
+    </w:p>
+    <w:p>
+      <w:pPr>
+        <w:pStyle w:val="bullet"/>
+      </w:pPr>
+      <w:r>
+        <w:t>Tap the Cool-Down list at the bottom to complete your cooldown stretch.</w:t>
+      </w:r>
+    </w:p>
+    <w:p>
+      <w:pPr>
+        <w:pStyle w:val="Heading2"/>
+      </w:pPr>
+      <w:bookmarkStart w:id="44" w:name="_Toc239101161"/>
+      <w:r>
+        <w:t>Regenerating Plans:</w:t>
+      </w:r>
+      <w:bookmarkEnd w:id="44"/>
+    </w:p>
+    <w:p>
+      <w:pPr>
+        <w:pStyle w:val="bullet"/>
+      </w:pPr>
+      <w:r>
+        <w:t>If you switch to Ramadan Mode or update your medical profile, tap "Regenerate Workout" to recalculate your weekly training schedule to match your new state.</w:t>
+      </w:r>
+    </w:p>
+    <w:p>
+      <w:pPr>
         <w:spacing w:line="360" w:lineRule="auto"/>
       </w:pPr>
-      <w:r>
-        <w:t xml:space="preserve">  - Tapping this icon instantly redirects you to the geospatial emergency </w:t>
-      </w:r>
-    </w:p>
-    <w:p>
-      <w:pPr>
-        <w:spacing w:line="360" w:lineRule="auto"/>
-      </w:pPr>
-      <w:r>
-        <w:t xml:space="preserve">    clinic directory for fast access during health emergencies.</w:t>
-      </w:r>
-    </w:p>
-    <w:p>
-      <w:pPr>
-        <w:spacing w:line="360" w:lineRule="auto"/>
-      </w:pPr>
-    </w:p>
-    <w:p>
-      <w:pPr>
-        <w:spacing w:line="360" w:lineRule="auto"/>
-      </w:pPr>
-      <w:r>
-        <w:t>* Required Screenshots:</w:t>
-      </w:r>
-    </w:p>
-    <w:p>
-      <w:pPr>
-        <w:spacing w:line="360" w:lineRule="auto"/>
-      </w:pPr>
-      <w:r>
-        <w:t xml:space="preserve">  - [SCREENSHOT: AI Health Coach Conversation Chat Screen]</w:t>
-      </w:r>
-    </w:p>
-    <w:p>
-      <w:pPr>
-        <w:spacing w:line="360" w:lineRule="auto"/>
-      </w:pPr>
-      <w:r>
-        <w:t xml:space="preserve">  - [SCREENSHOT: Text-to-Speech Language Playback Indicator]</w:t>
-      </w:r>
-    </w:p>
-    <w:p>
-      <w:pPr>
-        <w:spacing w:line="360" w:lineRule="auto"/>
-      </w:pPr>
-    </w:p>
-    <w:p>
-      <w:pPr>
-        <w:spacing w:line="360" w:lineRule="auto"/>
-      </w:pPr>
-    </w:p>
-    <w:p>
-      <w:pPr>
-        <w:pStyle w:val="Heading1"/>
-      </w:pPr>
-      <w:r>
-        <w:t>5. RAMADAN FASTING MODE</w:t>
-      </w:r>
-    </w:p>
-    <w:p>
-      <w:pPr>
-        <w:spacing w:line="360" w:lineRule="auto"/>
-      </w:pPr>
-      <w:r>
-        <w:t>-----------------------</w:t>
-      </w:r>
-    </w:p>
-    <w:p>
-      <w:pPr>
-        <w:pStyle w:val="Heading2"/>
-      </w:pPr>
-      <w:r>
-        <w:t>* Activating Ramadan Mode:</w:t>
-      </w:r>
-    </w:p>
-    <w:p>
-      <w:pPr>
-        <w:spacing w:line="360" w:lineRule="auto"/>
-      </w:pPr>
-      <w:r>
-        <w:t xml:space="preserve">  - Go to Settings or look at the top of the main dashboard.</w:t>
-      </w:r>
-    </w:p>
-    <w:p>
-      <w:pPr>
-        <w:spacing w:line="360" w:lineRule="auto"/>
-      </w:pPr>
-      <w:r>
-        <w:t xml:space="preserve">  - Locate the "Ramadan Fasting Mode" toggle and switch it ON. The dashboard </w:t>
-      </w:r>
-    </w:p>
-    <w:p>
-      <w:pPr>
-        <w:spacing w:line="360" w:lineRule="auto"/>
-      </w:pPr>
-      <w:r>
-        <w:lastRenderedPageBreak/>
-        <w:t xml:space="preserve">    will immediately update with crescent moon motifs, Islamic pattern borders, </w:t>
-      </w:r>
-    </w:p>
-    <w:p>
-      <w:pPr>
-        <w:spacing w:line="360" w:lineRule="auto"/>
-      </w:pPr>
-      <w:r>
-        <w:t xml:space="preserve">    and specialized widgets.</w:t>
-      </w:r>
-    </w:p>
-    <w:p>
-      <w:pPr>
-        <w:spacing w:line="360" w:lineRule="auto"/>
-      </w:pPr>
-    </w:p>
-    <w:p>
-      <w:pPr>
-        <w:pStyle w:val="Heading2"/>
-      </w:pPr>
-      <w:r>
-        <w:t>* Sehri &amp; Iftar Timings:</w:t>
-      </w:r>
-    </w:p>
-    <w:p>
-      <w:pPr>
-        <w:spacing w:line="360" w:lineRule="auto"/>
-      </w:pPr>
-      <w:r>
-        <w:t xml:space="preserve">  - The dashboard displays a live countdown timer showing the hours, minutes, </w:t>
-      </w:r>
-    </w:p>
-    <w:p>
-      <w:pPr>
-        <w:spacing w:line="360" w:lineRule="auto"/>
-      </w:pPr>
-      <w:r>
-        <w:t xml:space="preserve">    and seconds remaining until the next meal window (e.g., "Time until Iftar: </w:t>
-      </w:r>
-    </w:p>
-    <w:p>
-      <w:pPr>
-        <w:spacing w:line="360" w:lineRule="auto"/>
-      </w:pPr>
-      <w:r>
-        <w:t xml:space="preserve">    3h 15m 12s" or "Time until Sehri: 5h 20m 00s").</w:t>
-      </w:r>
-    </w:p>
-    <w:p>
-      <w:pPr>
-        <w:spacing w:line="360" w:lineRule="auto"/>
-      </w:pPr>
-      <w:r>
-        <w:t xml:space="preserve">  - Timings are calculated automatically based on your GPS coordinates.</w:t>
-      </w:r>
-    </w:p>
-    <w:p>
-      <w:pPr>
-        <w:spacing w:line="360" w:lineRule="auto"/>
-      </w:pPr>
-    </w:p>
-    <w:p>
-      <w:pPr>
-        <w:pStyle w:val="Heading2"/>
-      </w:pPr>
-      <w:r>
-        <w:t>* Ramadan Meal Logging:</w:t>
-      </w:r>
-    </w:p>
-    <w:p>
-      <w:pPr>
-        <w:spacing w:line="360" w:lineRule="auto"/>
-      </w:pPr>
-      <w:r>
-        <w:t xml:space="preserve">  - The standard Breakfast, Lunch, and Dinner slots are replaced by Sehri, </w:t>
-      </w:r>
-    </w:p>
-    <w:p>
-      <w:pPr>
-        <w:spacing w:line="360" w:lineRule="auto"/>
-      </w:pPr>
-      <w:r>
-        <w:t xml:space="preserve">    Iftar, and Post-</w:t>
-      </w:r>
-      <w:proofErr w:type="spellStart"/>
-      <w:r>
-        <w:t>Taraweeh</w:t>
-      </w:r>
-      <w:proofErr w:type="spellEnd"/>
-      <w:r>
-        <w:t xml:space="preserve"> Snack meal categories.</w:t>
-      </w:r>
-    </w:p>
-    <w:p>
-      <w:pPr>
-        <w:spacing w:line="360" w:lineRule="auto"/>
-      </w:pPr>
-    </w:p>
-    <w:p>
-      <w:pPr>
-        <w:pStyle w:val="Heading2"/>
-      </w:pPr>
-      <w:r>
-        <w:t>* Ramadan Paced Hydration:</w:t>
-      </w:r>
-    </w:p>
-    <w:p>
-      <w:pPr>
-        <w:spacing w:line="360" w:lineRule="auto"/>
-      </w:pPr>
-      <w:r>
-        <w:t xml:space="preserve">  - Because hydration is restricted to non-fasting hours, the water tracker </w:t>
-      </w:r>
-    </w:p>
-    <w:p>
-      <w:pPr>
-        <w:spacing w:line="360" w:lineRule="auto"/>
-      </w:pPr>
-      <w:r>
-        <w:t xml:space="preserve">    presents quick-log buttons aligned with fasting schedules:</w:t>
-      </w:r>
-    </w:p>
-    <w:p>
-      <w:pPr>
-        <w:spacing w:line="360" w:lineRule="auto"/>
-      </w:pPr>
-      <w:r>
-        <w:t xml:space="preserve">    - "+500ml Iftar" (Fast Break Hydration)</w:t>
-      </w:r>
-    </w:p>
-    <w:p>
-      <w:pPr>
-        <w:spacing w:line="360" w:lineRule="auto"/>
-      </w:pPr>
-      <w:r>
-        <w:t xml:space="preserve">    - "+250ml </w:t>
-      </w:r>
-      <w:proofErr w:type="spellStart"/>
-      <w:r>
-        <w:t>Taraweeh</w:t>
-      </w:r>
-      <w:proofErr w:type="spellEnd"/>
-      <w:r>
-        <w:t>" (During Prayer Hydration)</w:t>
-      </w:r>
-    </w:p>
-    <w:p>
-      <w:pPr>
-        <w:spacing w:line="360" w:lineRule="auto"/>
-      </w:pPr>
-      <w:r>
-        <w:t xml:space="preserve">    - "+500ml Sehri" (Pre-Fast Hydration)</w:t>
-      </w:r>
-    </w:p>
-    <w:p>
-      <w:pPr>
-        <w:spacing w:line="360" w:lineRule="auto"/>
-      </w:pPr>
-    </w:p>
-    <w:p>
-      <w:pPr>
-        <w:spacing w:line="360" w:lineRule="auto"/>
-      </w:pPr>
-      <w:r>
-        <w:t>* Required Screenshots:</w:t>
-      </w:r>
-    </w:p>
-    <w:p>
-      <w:pPr>
-        <w:spacing w:line="360" w:lineRule="auto"/>
-      </w:pPr>
-      <w:r>
-        <w:t xml:space="preserve">  - [SCREENSHOT: Ramadan Mode Main Dashboard and Countdown Timer]</w:t>
-      </w:r>
-    </w:p>
-    <w:p>
-      <w:pPr>
-        <w:spacing w:line="360" w:lineRule="auto"/>
-      </w:pPr>
-      <w:r>
-        <w:t xml:space="preserve">  - [SCREENSHOT: Special Hydration Presets and Islamic Decorated Widgets]</w:t>
-      </w:r>
-    </w:p>
-    <w:p>
-      <w:pPr>
-        <w:spacing w:line="360" w:lineRule="auto"/>
-      </w:pPr>
-    </w:p>
-    <w:p>
-      <w:pPr>
-        <w:spacing w:line="360" w:lineRule="auto"/>
-      </w:pPr>
-    </w:p>
-    <w:p>
-      <w:pPr>
-        <w:pStyle w:val="Heading1"/>
-      </w:pPr>
-      <w:r>
-        <w:t>6. MANAGING FAMILY &amp; DEPENDENT PROFILES</w:t>
-      </w:r>
-    </w:p>
-    <w:p>
-      <w:pPr>
-        <w:pStyle w:val="Heading2"/>
-      </w:pPr>
-      <w:r>
-        <w:t>* Setting Up Dependent Profiles:</w:t>
-      </w:r>
-    </w:p>
-    <w:p>
-      <w:pPr>
-        <w:spacing w:line="360" w:lineRule="auto"/>
-      </w:pPr>
-      <w:r>
-        <w:t xml:space="preserve">  - Open the navigation menu and go to Settings -&gt; Family Profiles.</w:t>
-      </w:r>
-    </w:p>
-    <w:p>
-      <w:pPr>
-        <w:spacing w:line="360" w:lineRule="auto"/>
-      </w:pPr>
-      <w:r>
-        <w:t xml:space="preserve">  - Tap "+ Add Family Member".</w:t>
-      </w:r>
-    </w:p>
-    <w:p>
-      <w:pPr>
-        <w:spacing w:line="360" w:lineRule="auto"/>
-      </w:pPr>
-      <w:r>
-        <w:t xml:space="preserve">  - Enter the family member's Name, select their Relationship (Child, Parent, </w:t>
-      </w:r>
-    </w:p>
-    <w:p>
-      <w:pPr>
-        <w:spacing w:line="360" w:lineRule="auto"/>
-      </w:pPr>
-      <w:r>
-        <w:t xml:space="preserve">    Spouse, Sibling), and input their age, gender, height, and weight.</w:t>
-      </w:r>
-    </w:p>
-    <w:p>
-      <w:pPr>
-        <w:spacing w:line="360" w:lineRule="auto"/>
-      </w:pPr>
-      <w:r>
-        <w:t xml:space="preserve">  - Select their specific medical conditions and dietary restrictions.</w:t>
-      </w:r>
-    </w:p>
-    <w:p>
-      <w:pPr>
-        <w:spacing w:line="360" w:lineRule="auto"/>
-      </w:pPr>
-      <w:r>
-        <w:t xml:space="preserve">  - Select a custom avatar color to represent them, then tap "Save Profile".</w:t>
-      </w:r>
-    </w:p>
-    <w:p>
-      <w:pPr>
-        <w:spacing w:line="360" w:lineRule="auto"/>
-      </w:pPr>
-    </w:p>
-    <w:p>
-      <w:pPr>
-        <w:pStyle w:val="Heading2"/>
-      </w:pPr>
-      <w:r>
-        <w:t>* Logging Meals for Dependents:</w:t>
-      </w:r>
-    </w:p>
-    <w:p>
-      <w:pPr>
-        <w:spacing w:line="360" w:lineRule="auto"/>
-      </w:pPr>
-      <w:r>
-        <w:lastRenderedPageBreak/>
-        <w:t xml:space="preserve">  - When logging a meal, tap the profile dropdown menu (which defaults to </w:t>
-      </w:r>
-    </w:p>
-    <w:p>
-      <w:pPr>
-        <w:spacing w:line="360" w:lineRule="auto"/>
-      </w:pPr>
-      <w:r>
-        <w:t xml:space="preserve">    "</w:t>
-      </w:r>
-      <w:proofErr w:type="gramStart"/>
-      <w:r>
-        <w:t>Myself</w:t>
-      </w:r>
-      <w:proofErr w:type="gramEnd"/>
-      <w:r>
-        <w:t>") and select your family member's name.</w:t>
-      </w:r>
-    </w:p>
-    <w:p>
-      <w:pPr>
-        <w:spacing w:line="360" w:lineRule="auto"/>
-      </w:pPr>
-      <w:r>
-        <w:t xml:space="preserve">  - Input their meal description and tap "Log Meal with AI". The macros will </w:t>
-      </w:r>
-    </w:p>
-    <w:p>
-      <w:pPr>
-        <w:spacing w:line="360" w:lineRule="auto"/>
-      </w:pPr>
-      <w:r>
-        <w:t xml:space="preserve">    be calculated based on their health profile and saved under their record.</w:t>
-      </w:r>
-    </w:p>
-    <w:p>
-      <w:pPr>
-        <w:spacing w:line="360" w:lineRule="auto"/>
-      </w:pPr>
-    </w:p>
-    <w:p>
-      <w:pPr>
-        <w:pStyle w:val="Heading2"/>
-      </w:pPr>
-      <w:r>
-        <w:t>* Viewing Family Dashboard Telemetry:</w:t>
-      </w:r>
-    </w:p>
-    <w:p>
-      <w:pPr>
-        <w:spacing w:line="360" w:lineRule="auto"/>
-      </w:pPr>
-      <w:r>
-        <w:t xml:space="preserve">  - Open the profile selector at the top-left of the main dashboard.</w:t>
-      </w:r>
-    </w:p>
-    <w:p>
-      <w:pPr>
-        <w:spacing w:line="360" w:lineRule="auto"/>
-      </w:pPr>
-      <w:r>
-        <w:t xml:space="preserve">  - Tap the avatar of your child or parent.</w:t>
-      </w:r>
-    </w:p>
-    <w:p>
-      <w:pPr>
-        <w:spacing w:line="360" w:lineRule="auto"/>
-      </w:pPr>
-      <w:r>
-        <w:t xml:space="preserve">  - The main dashboard, calorie rings, step tracker, and timelines will </w:t>
-      </w:r>
-    </w:p>
-    <w:p>
-      <w:pPr>
-        <w:spacing w:line="360" w:lineRule="auto"/>
-      </w:pPr>
-      <w:r>
-        <w:t xml:space="preserve">    instantly transition to display that specific family member's data.</w:t>
-      </w:r>
-    </w:p>
-    <w:p>
-      <w:pPr>
-        <w:spacing w:line="360" w:lineRule="auto"/>
-      </w:pPr>
-    </w:p>
-    <w:p>
-      <w:pPr>
-        <w:spacing w:line="360" w:lineRule="auto"/>
-      </w:pPr>
-      <w:r>
-        <w:t>* Required Screenshots:</w:t>
-      </w:r>
-    </w:p>
-    <w:p>
-      <w:pPr>
-        <w:spacing w:line="360" w:lineRule="auto"/>
-      </w:pPr>
-      <w:r>
-        <w:t xml:space="preserve">  - [SCREENSHOT: Family Profile Management Panel]</w:t>
-      </w:r>
-    </w:p>
-    <w:p>
-      <w:pPr>
-        <w:spacing w:line="360" w:lineRule="auto"/>
-      </w:pPr>
-      <w:r>
-        <w:t xml:space="preserve">  - [SCREENSHOT: Active Dependent Calorie Ring &amp; Dashboard View]</w:t>
-      </w:r>
-    </w:p>
-    <w:p>
-      <w:pPr>
-        <w:spacing w:line="360" w:lineRule="auto"/>
-      </w:pPr>
-    </w:p>
-    <w:p>
-      <w:pPr>
-        <w:spacing w:line="360" w:lineRule="auto"/>
-      </w:pPr>
-    </w:p>
-    <w:p>
-      <w:pPr>
-        <w:pStyle w:val="Heading1"/>
-      </w:pPr>
-      <w:r>
-        <w:t>7. EMERGENCY CLINIC &amp; HOSPITAL FINDER</w:t>
-      </w:r>
-    </w:p>
-    <w:p>
-      <w:pPr>
-        <w:pStyle w:val="Heading2"/>
-      </w:pPr>
-      <w:r>
-        <w:t>* Geolocation Emergency Querying:</w:t>
-      </w:r>
-    </w:p>
-    <w:p>
-      <w:pPr>
-        <w:spacing w:line="360" w:lineRule="auto"/>
-      </w:pPr>
-      <w:r>
-        <w:t xml:space="preserve">  - Go to Settings -&gt; Nearby Clinics &amp; Hospitals (or tap the Hospital icon </w:t>
-      </w:r>
-    </w:p>
-    <w:p>
-      <w:pPr>
-        <w:spacing w:line="360" w:lineRule="auto"/>
-      </w:pPr>
-      <w:r>
-        <w:t xml:space="preserve">    in the Coach tab).</w:t>
-      </w:r>
-    </w:p>
-    <w:p>
-      <w:pPr>
-        <w:spacing w:line="360" w:lineRule="auto"/>
-      </w:pPr>
-      <w:r>
-        <w:t xml:space="preserve">  - Grant the app GPS location permission. The app queries </w:t>
-      </w:r>
-      <w:proofErr w:type="gramStart"/>
-      <w:r>
-        <w:t>the OpenStreetMap</w:t>
-      </w:r>
-      <w:proofErr w:type="gramEnd"/>
-      <w:r>
-        <w:t xml:space="preserve"> </w:t>
-      </w:r>
-    </w:p>
-    <w:p>
-      <w:pPr>
-        <w:spacing w:line="360" w:lineRule="auto"/>
-      </w:pPr>
-      <w:r>
-        <w:t xml:space="preserve">    Overpass API to scan for medical centers.</w:t>
-      </w:r>
-    </w:p>
-    <w:p>
-      <w:pPr>
-        <w:spacing w:line="360" w:lineRule="auto"/>
-      </w:pPr>
-      <w:r>
-        <w:t xml:space="preserve">  - View the list of hospitals, clinics, and pharmacies sorted by proximity </w:t>
-      </w:r>
-    </w:p>
-    <w:p>
-      <w:pPr>
-        <w:spacing w:line="360" w:lineRule="auto"/>
-      </w:pPr>
-      <w:r>
-        <w:t xml:space="preserve">    within a 5km to 15km radius.</w:t>
-      </w:r>
-    </w:p>
-    <w:p>
-      <w:pPr>
-        <w:spacing w:line="360" w:lineRule="auto"/>
-      </w:pPr>
-    </w:p>
-    <w:p>
-      <w:pPr>
-        <w:pStyle w:val="Heading2"/>
-      </w:pPr>
-      <w:r>
-        <w:t>* Navigating to Facilities:</w:t>
-      </w:r>
-    </w:p>
-    <w:p>
-      <w:pPr>
-        <w:spacing w:line="360" w:lineRule="auto"/>
-      </w:pPr>
-      <w:r>
-        <w:t xml:space="preserve">  - Review the distance (in kilometers), phone contact link, and 24/7 </w:t>
-      </w:r>
-    </w:p>
-    <w:p>
-      <w:pPr>
-        <w:spacing w:line="360" w:lineRule="auto"/>
-      </w:pPr>
-      <w:r>
-        <w:t xml:space="preserve">    emergency indicators on each hospital card.</w:t>
-      </w:r>
-    </w:p>
-    <w:p>
-      <w:pPr>
-        <w:spacing w:line="360" w:lineRule="auto"/>
-      </w:pPr>
-      <w:r>
-        <w:t xml:space="preserve">  - Tap "Get Directions" on your chosen facility. The app instantly opens </w:t>
-      </w:r>
-    </w:p>
-    <w:p>
-      <w:pPr>
-        <w:spacing w:line="360" w:lineRule="auto"/>
-      </w:pPr>
-      <w:r>
-        <w:t xml:space="preserve">    Google Maps with pre-populated turn-by-turn routing to guide you safely.</w:t>
-      </w:r>
-    </w:p>
-    <w:p>
-      <w:pPr>
-        <w:spacing w:line="360" w:lineRule="auto"/>
-      </w:pPr>
-    </w:p>
-    <w:p>
-      <w:pPr>
-        <w:spacing w:line="360" w:lineRule="auto"/>
-      </w:pPr>
-      <w:r>
-        <w:t>* Required Screenshots:</w:t>
-      </w:r>
-    </w:p>
-    <w:p>
-      <w:pPr>
-        <w:spacing w:line="360" w:lineRule="auto"/>
-      </w:pPr>
-      <w:r>
-        <w:t xml:space="preserve">  - [SCREENSHOT: Nearby Clinics and Hospitals Map &amp; Directory List]</w:t>
-      </w:r>
-    </w:p>
-    <w:p>
-      <w:pPr>
-        <w:spacing w:line="360" w:lineRule="auto"/>
-      </w:pPr>
-      <w:r>
-        <w:t xml:space="preserve">  - [SCREENSHOT: Navigation Directions Request Window]</w:t>
-      </w:r>
-    </w:p>
-    <w:p>
-      <w:pPr>
-        <w:spacing w:line="360" w:lineRule="auto"/>
-      </w:pPr>
-    </w:p>
-    <w:p>
-      <w:pPr>
-        <w:spacing w:line="360" w:lineRule="auto"/>
-      </w:pPr>
-    </w:p>
-    <w:p>
-      <w:pPr>
-        <w:pStyle w:val="Heading1"/>
-      </w:pPr>
-      <w:r>
-        <w:lastRenderedPageBreak/>
-        <w:t>8. GROCERY LIST &amp; WEEKLY HEALTH REPORT</w:t>
-      </w:r>
-    </w:p>
-    <w:p>
-      <w:pPr>
-        <w:pStyle w:val="Heading2"/>
-      </w:pPr>
-      <w:r>
-        <w:t>* AI Smart Grocery List:</w:t>
-      </w:r>
-    </w:p>
-    <w:p>
-      <w:pPr>
-        <w:spacing w:line="360" w:lineRule="auto"/>
-      </w:pPr>
-      <w:r>
-        <w:t xml:space="preserve">  - Open Settings and tap "Smart Grocery List".</w:t>
-      </w:r>
-    </w:p>
-    <w:p>
-      <w:pPr>
-        <w:spacing w:line="360" w:lineRule="auto"/>
-      </w:pPr>
-      <w:r>
-        <w:t xml:space="preserve">  - The app aggregates your logged meals from the past 7 days, evaluates your </w:t>
-      </w:r>
-    </w:p>
-    <w:p>
-      <w:pPr>
-        <w:spacing w:line="360" w:lineRule="auto"/>
-      </w:pPr>
-      <w:r>
-        <w:t xml:space="preserve">    macronutrient </w:t>
-      </w:r>
-      <w:proofErr w:type="gramStart"/>
-      <w:r>
-        <w:t>gaps, and</w:t>
-      </w:r>
-      <w:proofErr w:type="gramEnd"/>
-      <w:r>
-        <w:t xml:space="preserve"> compiles a categorized grocery list.</w:t>
-      </w:r>
-    </w:p>
-    <w:p>
-      <w:pPr>
-        <w:spacing w:line="360" w:lineRule="auto"/>
-      </w:pPr>
-      <w:r>
-        <w:t xml:space="preserve">  - The list recommends items in groups (Vitamins, Proteins, Grains) and </w:t>
-      </w:r>
-    </w:p>
-    <w:p>
-      <w:pPr>
-        <w:spacing w:line="360" w:lineRule="auto"/>
-      </w:pPr>
-      <w:r>
-        <w:t xml:space="preserve">    flags items needed for your recommended healthy food swaps (e.g., listing </w:t>
-      </w:r>
-    </w:p>
-    <w:p>
-      <w:pPr>
-        <w:spacing w:line="360" w:lineRule="auto"/>
-      </w:pPr>
-      <w:r>
-        <w:t xml:space="preserve">    whole-wheat flour to swap out white flour).</w:t>
-      </w:r>
-    </w:p>
-    <w:p>
-      <w:pPr>
-        <w:spacing w:line="360" w:lineRule="auto"/>
-      </w:pPr>
-    </w:p>
-    <w:p>
-      <w:pPr>
-        <w:pStyle w:val="Heading2"/>
-      </w:pPr>
-      <w:r>
-        <w:t>* Exporting Weekly PDF Summaries:</w:t>
-      </w:r>
-    </w:p>
-    <w:p>
-      <w:pPr>
-        <w:spacing w:line="360" w:lineRule="auto"/>
-      </w:pPr>
-      <w:r>
-        <w:t xml:space="preserve">  - Open Settings and tap "Export Weekly Summary (PDF)".</w:t>
-      </w:r>
-    </w:p>
-    <w:p>
-      <w:pPr>
-        <w:spacing w:line="360" w:lineRule="auto"/>
-      </w:pPr>
-      <w:r>
-        <w:t xml:space="preserve">  - The app compiles your 7-day health metrics (average calorie intake, water </w:t>
-      </w:r>
-    </w:p>
-    <w:p>
-      <w:pPr>
-        <w:spacing w:line="360" w:lineRule="auto"/>
-      </w:pPr>
-      <w:r>
-        <w:t xml:space="preserve">    totals, steps, active alerts, and AI dietitian comments) into a professional </w:t>
-      </w:r>
-    </w:p>
-    <w:p>
-      <w:pPr>
-        <w:spacing w:line="360" w:lineRule="auto"/>
-      </w:pPr>
-      <w:r>
-        <w:t xml:space="preserve">    PDF document.</w:t>
-      </w:r>
-    </w:p>
-    <w:p>
-      <w:pPr>
-        <w:spacing w:line="360" w:lineRule="auto"/>
-      </w:pPr>
-      <w:r>
-        <w:t xml:space="preserve">  - Tap "Save PDF" to download it locally, print it, or share it with your doctor.</w:t>
-      </w:r>
-    </w:p>
-    <w:p>
-      <w:pPr>
-        <w:spacing w:line="360" w:lineRule="auto"/>
-      </w:pPr>
-    </w:p>
-    <w:p>
-      <w:pPr>
-        <w:spacing w:line="360" w:lineRule="auto"/>
-      </w:pPr>
-      <w:r>
-        <w:t>* Required Screenshots:</w:t>
-      </w:r>
-    </w:p>
-    <w:p>
-      <w:pPr>
-        <w:spacing w:line="360" w:lineRule="auto"/>
-      </w:pPr>
-      <w:r>
-        <w:t xml:space="preserve">  - [SCREENSHOT: AI Smart Grocery List Categorized Display]</w:t>
-      </w:r>
-    </w:p>
-    <w:p>
-      <w:pPr>
-        <w:spacing w:line="360" w:lineRule="auto"/>
-      </w:pPr>
-      <w:r>
-        <w:t xml:space="preserve">  - [SCREENSHOT: Weekly Clinical PDF Health Report Output Preview]</w:t>
-      </w:r>
-    </w:p>
-    <w:p>
-      <w:pPr>
-        <w:spacing w:line="360" w:lineRule="auto"/>
-      </w:pPr>
-    </w:p>
-    <w:p>
-      <w:pPr>
-        <w:spacing w:line="360" w:lineRule="auto"/>
-      </w:pPr>
-    </w:p>
-    <w:p>
-      <w:pPr>
-        <w:pStyle w:val="Heading1"/>
-      </w:pPr>
-      <w:r>
-        <w:t>9</w:t>
-      </w:r>
-      <w:proofErr w:type="gramStart"/>
-      <w:r>
-        <w:t>. APP</w:t>
-      </w:r>
-      <w:proofErr w:type="gramEnd"/>
-      <w:r>
-        <w:t xml:space="preserve"> SETTINGS, LANGUAGE &amp; ACCOUNT MANAGEMENT</w:t>
-      </w:r>
-    </w:p>
-    <w:p>
-      <w:pPr>
-        <w:spacing w:line="360" w:lineRule="auto"/>
-      </w:pPr>
-      <w:r>
-        <w:t>----------------------------------------------</w:t>
-      </w:r>
-    </w:p>
-    <w:p>
-      <w:pPr>
-        <w:pStyle w:val="Heading2"/>
-      </w:pPr>
-      <w:r>
-        <w:t>* Language Toggle:</w:t>
-      </w:r>
-    </w:p>
-    <w:p>
-      <w:pPr>
-        <w:spacing w:line="360" w:lineRule="auto"/>
-      </w:pPr>
-      <w:r>
-        <w:t xml:space="preserve">  - Open Settings and locate the Language section.</w:t>
-      </w:r>
-    </w:p>
-    <w:p>
-      <w:pPr>
-        <w:spacing w:line="360" w:lineRule="auto"/>
-      </w:pPr>
-      <w:r>
-        <w:t xml:space="preserve">  - Tap "Urdu" to instantly translate all menus, labels, and text fields into </w:t>
-      </w:r>
-    </w:p>
-    <w:p>
-      <w:pPr>
-        <w:spacing w:line="360" w:lineRule="auto"/>
-      </w:pPr>
-      <w:r>
-        <w:t xml:space="preserve">    Urdu. Tap "English" to switch back.</w:t>
-      </w:r>
-    </w:p>
-    <w:p>
-      <w:pPr>
-        <w:spacing w:line="360" w:lineRule="auto"/>
-      </w:pPr>
-    </w:p>
-    <w:p>
-      <w:pPr>
-        <w:pStyle w:val="Heading2"/>
-      </w:pPr>
-      <w:r>
-        <w:t>* Account Settings &amp; Security:</w:t>
-      </w:r>
-    </w:p>
-    <w:p>
-      <w:pPr>
-        <w:spacing w:line="360" w:lineRule="auto"/>
-      </w:pPr>
-      <w:r>
-        <w:t xml:space="preserve">  - Change Password: Tap "Change Password", enter your current password, type </w:t>
-      </w:r>
-    </w:p>
-    <w:p>
-      <w:pPr>
-        <w:spacing w:line="360" w:lineRule="auto"/>
-      </w:pPr>
-      <w:r>
-        <w:t xml:space="preserve">    your new </w:t>
-      </w:r>
-      <w:proofErr w:type="gramStart"/>
-      <w:r>
-        <w:t>password, and</w:t>
-      </w:r>
-      <w:proofErr w:type="gramEnd"/>
-      <w:r>
-        <w:t xml:space="preserve"> confirm to save.</w:t>
-      </w:r>
-    </w:p>
-    <w:p>
-      <w:pPr>
-        <w:spacing w:line="360" w:lineRule="auto"/>
-      </w:pPr>
-      <w:r>
-        <w:t xml:space="preserve">  - Account Deletion: Tap "Delete Account". Read the warning detailing that all </w:t>
-      </w:r>
-    </w:p>
-    <w:p>
-      <w:pPr>
-        <w:spacing w:line="360" w:lineRule="auto"/>
-      </w:pPr>
-      <w:r>
-        <w:t xml:space="preserve">    records will be permanently removed. Enter your password and tap "Confirm </w:t>
-      </w:r>
-    </w:p>
-    <w:p>
-      <w:pPr>
-        <w:spacing w:line="360" w:lineRule="auto"/>
-      </w:pPr>
-      <w:r>
-        <w:lastRenderedPageBreak/>
-        <w:t xml:space="preserve">    Deletion" to purge all </w:t>
-      </w:r>
-      <w:proofErr w:type="spellStart"/>
-      <w:r>
-        <w:t>Supabase</w:t>
-      </w:r>
-      <w:proofErr w:type="spellEnd"/>
-      <w:r>
-        <w:t xml:space="preserve"> rows.</w:t>
-      </w:r>
-    </w:p>
-    <w:p>
-      <w:pPr>
-        <w:spacing w:line="360" w:lineRule="auto"/>
-      </w:pPr>
-    </w:p>
-    <w:p>
-      <w:pPr>
-        <w:spacing w:line="360" w:lineRule="auto"/>
-      </w:pPr>
-      <w:r>
-        <w:t>* Required Screenshots:</w:t>
-      </w:r>
-    </w:p>
-    <w:p>
-      <w:pPr>
-        <w:spacing w:line="360" w:lineRule="auto"/>
-      </w:pPr>
-      <w:r>
-        <w:t xml:space="preserve">  - [SCREENSHOT: App Settings &amp; Configuration Panel]</w:t>
-      </w:r>
-    </w:p>
-    <w:p>
-      <w:pPr>
-        <w:spacing w:line="360" w:lineRule="auto"/>
-      </w:pPr>
-      <w:r>
-        <w:t xml:space="preserve">  - [SCREENSHOT: Language Selection Options (English vs. Urdu)]</w:t>
-      </w:r>
-    </w:p>
-    <w:p>
-      <w:pPr>
-        <w:spacing w:line="360" w:lineRule="auto"/>
-      </w:pPr>
-    </w:p>
-    <w:p>
-      <w:pPr>
-        <w:spacing w:line="360" w:lineRule="auto"/>
-      </w:pPr>
-    </w:p>
-    <w:p>
-      <w:pPr>
-        <w:pStyle w:val="Heading1"/>
-      </w:pPr>
-      <w:r>
-        <w:t>10. PREDICTIVE AI COACHING &amp; NUTRITIONAL SWAPS</w:t>
-      </w:r>
-    </w:p>
-    <w:p>
-      <w:pPr>
-        <w:pStyle w:val="Heading2"/>
-      </w:pPr>
-      <w:r>
-        <w:t>* Accessing Predictive Coaching:</w:t>
-      </w:r>
-    </w:p>
-    <w:p>
-      <w:pPr>
-        <w:spacing w:line="360" w:lineRule="auto"/>
-      </w:pPr>
-      <w:r>
-        <w:t xml:space="preserve">  - Tap the "Coaching" tab in the bottom navigation bar.</w:t>
-      </w:r>
-    </w:p>
-    <w:p>
-      <w:pPr>
-        <w:spacing w:line="360" w:lineRule="auto"/>
-      </w:pPr>
-      <w:r>
-        <w:t xml:space="preserve">  - This screen displays your algorithmic 7-day habit score and healthy food </w:t>
-      </w:r>
-    </w:p>
-    <w:p>
-      <w:pPr>
-        <w:spacing w:line="360" w:lineRule="auto"/>
-      </w:pPr>
-      <w:r>
-        <w:t xml:space="preserve">    swap recommendations.</w:t>
-      </w:r>
-    </w:p>
-    <w:p>
-      <w:pPr>
-        <w:spacing w:line="360" w:lineRule="auto"/>
-      </w:pPr>
-    </w:p>
-    <w:p>
-      <w:pPr>
-        <w:pStyle w:val="Heading2"/>
-      </w:pPr>
-      <w:r>
-        <w:t>* Habit Score Analysis:</w:t>
-      </w:r>
-    </w:p>
-    <w:p>
-      <w:pPr>
-        <w:spacing w:line="360" w:lineRule="auto"/>
-      </w:pPr>
-      <w:r>
-        <w:t xml:space="preserve">  - View your large consistency ring showing your score out of 100. A score of </w:t>
-      </w:r>
-    </w:p>
-    <w:p>
-      <w:pPr>
-        <w:spacing w:line="360" w:lineRule="auto"/>
-      </w:pPr>
-      <w:r>
-        <w:t xml:space="preserve">    80+ indicates excellent compliance.</w:t>
-      </w:r>
-    </w:p>
-    <w:p>
-      <w:pPr>
-        <w:spacing w:line="360" w:lineRule="auto"/>
-      </w:pPr>
-      <w:r>
-        <w:t xml:space="preserve">  - Review the line chart illustrating your habit consistency over the past </w:t>
-      </w:r>
-    </w:p>
-    <w:p>
-      <w:pPr>
-        <w:spacing w:line="360" w:lineRule="auto"/>
-      </w:pPr>
-      <w:r>
-        <w:t xml:space="preserve">    7 days to track your progress.</w:t>
-      </w:r>
-    </w:p>
-    <w:p>
-      <w:pPr>
-        <w:spacing w:line="360" w:lineRule="auto"/>
-      </w:pPr>
-    </w:p>
-    <w:p>
-      <w:pPr>
-        <w:pStyle w:val="Heading2"/>
-      </w:pPr>
-      <w:r>
-        <w:t>* Recommended Food Swaps:</w:t>
-      </w:r>
-    </w:p>
-    <w:p>
-      <w:pPr>
-        <w:spacing w:line="360" w:lineRule="auto"/>
-      </w:pPr>
-      <w:r>
-        <w:t xml:space="preserve">  - The screen highlights specific food swaps compiled by Gemini based on your </w:t>
-      </w:r>
-    </w:p>
-    <w:p>
-      <w:pPr>
-        <w:spacing w:line="360" w:lineRule="auto"/>
-      </w:pPr>
-      <w:r>
-        <w:t xml:space="preserve">    logged meals (e.g., recommending brown rice instead of white rice).</w:t>
-      </w:r>
-    </w:p>
-    <w:p>
-      <w:pPr>
-        <w:spacing w:line="360" w:lineRule="auto"/>
-      </w:pPr>
-      <w:r>
-        <w:t xml:space="preserve">  - Each food swap card lists the suggested healthier ingredient alongside a </w:t>
-      </w:r>
-    </w:p>
-    <w:p>
-      <w:pPr>
-        <w:spacing w:line="360" w:lineRule="auto"/>
-      </w:pPr>
-      <w:r>
-        <w:t xml:space="preserve">    clinical explanation detailing how the swap improves your blood sugar, cholesterol, or blood pressure.</w:t>
-      </w:r>
-    </w:p>
-    <w:p>
-      <w:pPr>
-        <w:spacing w:line="360" w:lineRule="auto"/>
-      </w:pPr>
-    </w:p>
-    <w:p>
-      <w:pPr>
-        <w:spacing w:line="360" w:lineRule="auto"/>
-      </w:pPr>
-      <w:r>
-        <w:t>* Required Screenshots:</w:t>
-      </w:r>
-    </w:p>
-    <w:p>
-      <w:pPr>
-        <w:spacing w:line="360" w:lineRule="auto"/>
-      </w:pPr>
-      <w:r>
-        <w:t xml:space="preserve">  - [SCREENSHOT: AI Coaching Dashboard showing Habit Score, 7-Day Consistency Chart, and Recommended Food Swaps]</w:t>
-      </w:r>
-    </w:p>
-    <w:p>
-      <w:pPr>
-        <w:spacing w:line="360" w:lineRule="auto"/>
-      </w:pPr>
-    </w:p>
-    <w:p>
-      <w:pPr>
-        <w:spacing w:line="360" w:lineRule="auto"/>
-      </w:pPr>
-    </w:p>
-    <w:p>
-      <w:pPr>
-        <w:pStyle w:val="Heading1"/>
-      </w:pPr>
-      <w:r>
-        <w:t>11. AI-GENERATED CLINICAL WORKOUT PLANS</w:t>
-      </w:r>
-    </w:p>
-    <w:p>
-      <w:pPr>
-        <w:spacing w:line="360" w:lineRule="auto"/>
-      </w:pPr>
-      <w:r>
-        <w:t>---------------------------------------</w:t>
-      </w:r>
-    </w:p>
-    <w:p>
-      <w:pPr>
-        <w:pStyle w:val="Heading2"/>
-      </w:pPr>
-      <w:r>
-        <w:t>* Viewing Daily Workouts:</w:t>
-      </w:r>
-    </w:p>
-    <w:p>
-      <w:pPr>
-        <w:spacing w:line="360" w:lineRule="auto"/>
-      </w:pPr>
-      <w:r>
-        <w:lastRenderedPageBreak/>
-        <w:t xml:space="preserve">  - Tap the "Workout" tab in the bottom navigation bar.</w:t>
-      </w:r>
-    </w:p>
-    <w:p>
-      <w:pPr>
-        <w:spacing w:line="360" w:lineRule="auto"/>
-      </w:pPr>
-      <w:r>
-        <w:t xml:space="preserve">  - Tap "Generate Workout Plan" to have Gemini create a custom schedule based </w:t>
-      </w:r>
-    </w:p>
-    <w:p>
-      <w:pPr>
-        <w:spacing w:line="360" w:lineRule="auto"/>
-      </w:pPr>
-      <w:r>
-        <w:t xml:space="preserve">    on your onboarding metrics and medical restrictions.</w:t>
-      </w:r>
-    </w:p>
-    <w:p>
-      <w:pPr>
-        <w:spacing w:line="360" w:lineRule="auto"/>
-      </w:pPr>
-      <w:r>
-        <w:t xml:space="preserve">  - Use the day-of-week tab bar selector at the top (Mon, Tue, Wed, etc.) to </w:t>
-      </w:r>
-    </w:p>
-    <w:p>
-      <w:pPr>
-        <w:spacing w:line="360" w:lineRule="auto"/>
-      </w:pPr>
-      <w:r>
-        <w:t xml:space="preserve">    view the routine planned for each day.</w:t>
-      </w:r>
-    </w:p>
-    <w:p>
-      <w:pPr>
-        <w:spacing w:line="360" w:lineRule="auto"/>
-      </w:pPr>
-    </w:p>
-    <w:p>
-      <w:pPr>
-        <w:pStyle w:val="Heading2"/>
-      </w:pPr>
-      <w:r>
-        <w:t>* Workout Walkthrough &amp; Execution:</w:t>
-      </w:r>
-    </w:p>
-    <w:p>
-      <w:pPr>
-        <w:spacing w:line="360" w:lineRule="auto"/>
-      </w:pPr>
-      <w:r>
-        <w:t xml:space="preserve">  - View the overall focus of the day (e.g., "Strength", "Flexibility", "Rest").</w:t>
-      </w:r>
-    </w:p>
-    <w:p>
-      <w:pPr>
-        <w:spacing w:line="360" w:lineRule="auto"/>
-      </w:pPr>
-      <w:r>
-        <w:t xml:space="preserve">  - Tap the Warm-Up list to review warm-up routines.</w:t>
-      </w:r>
-    </w:p>
-    <w:p>
-      <w:pPr>
-        <w:spacing w:line="360" w:lineRule="auto"/>
-      </w:pPr>
-      <w:r>
-        <w:t xml:space="preserve">  - Swipe through the active exercise cards. Each card displays the exercise name, </w:t>
-      </w:r>
-    </w:p>
-    <w:p>
-      <w:pPr>
-        <w:spacing w:line="360" w:lineRule="auto"/>
-      </w:pPr>
-      <w:r>
-        <w:t xml:space="preserve">    number of sets, target repetitions, rest interval, execution form tips, </w:t>
-      </w:r>
-    </w:p>
-    <w:p>
-      <w:pPr>
-        <w:spacing w:line="360" w:lineRule="auto"/>
-      </w:pPr>
-      <w:r>
-        <w:t xml:space="preserve">    and clinical safety flags.</w:t>
-      </w:r>
-    </w:p>
-    <w:p>
-      <w:pPr>
-        <w:spacing w:line="360" w:lineRule="auto"/>
-      </w:pPr>
-      <w:r>
-        <w:t xml:space="preserve">  - As you complete each exercise, tap the circular checkbox to check it off. </w:t>
-      </w:r>
-    </w:p>
-    <w:p>
-      <w:pPr>
-        <w:spacing w:line="360" w:lineRule="auto"/>
-      </w:pPr>
-      <w:r>
-        <w:t xml:space="preserve">    The progress bar at the top of the screen will update in real-time.</w:t>
-      </w:r>
-    </w:p>
-    <w:p>
-      <w:pPr>
-        <w:spacing w:line="360" w:lineRule="auto"/>
-      </w:pPr>
-      <w:r>
-        <w:t xml:space="preserve">  - Tap the Cool-Down list at the bottom to complete your cooldown stretch.</w:t>
-      </w:r>
-    </w:p>
-    <w:p>
-      <w:pPr>
-        <w:spacing w:line="360" w:lineRule="auto"/>
-      </w:pPr>
-    </w:p>
-    <w:p>
-      <w:pPr>
-        <w:pStyle w:val="Heading2"/>
-      </w:pPr>
-      <w:r>
-        <w:t>* Regenerating Plans:</w:t>
-      </w:r>
-    </w:p>
-    <w:p>
-      <w:pPr>
-        <w:spacing w:line="360" w:lineRule="auto"/>
-      </w:pPr>
-      <w:r>
-        <w:t xml:space="preserve">  - If you switch to Ramadan Mode or update your medical profile, tap "Regenerate </w:t>
-      </w:r>
-    </w:p>
-    <w:p>
-      <w:pPr>
-        <w:spacing w:line="360" w:lineRule="auto"/>
-      </w:pPr>
-      <w:r>
-        <w:t xml:space="preserve">    Workout" to recalculate your weekly training schedule to match your new state.</w:t>
-      </w:r>
-    </w:p>
-    <w:p>
-      <w:pPr>
-        <w:spacing w:line="360" w:lineRule="auto"/>
-      </w:pPr>
-    </w:p>
-    <w:p>
-      <w:pPr>
-        <w:spacing w:line="360" w:lineRule="auto"/>
-      </w:pPr>
-      <w:r>
-        <w:t>* Required Screenshots:</w:t>
-      </w:r>
-    </w:p>
-    <w:p>
-      <w:pPr>
-        <w:spacing w:line="360" w:lineRule="auto"/>
-      </w:pPr>
-      <w:r>
-        <w:t xml:space="preserve">  - [SCREENSHOT: AI Workout Plan View with Daily Planner, Medical Advisories, and Interactive Exercise Cards]</w:t>
-      </w:r>
-    </w:p>
-    <w:p>
-      <w:pPr>
-        <w:spacing w:line="360" w:lineRule="auto"/>
-      </w:pPr>
-      <w:r>
-        <w:t>================================================================================</w:t>
-      </w:r>
     </w:p>
     <w:sectPr>
       <w:headerReference w:type="default" r:id="rId11"/>
@@ -3969,7 +5674,6 @@
           <w:vAlign w:val="center"/>
         </w:tcPr>
         <w:p>
-          <w:proofErr w:type="spellStart"/>
           <w:r>
             <w:rPr>
               <w:rFonts w:ascii="Calibri" w:eastAsia="Calibri" w:hAnsi="Calibri" w:cs="Calibri"/>
@@ -3977,17 +5681,7 @@
               <w:sz w:val="15"/>
               <w:szCs w:val="15"/>
             </w:rPr>
-            <w:t>NutriSense</w:t>
-          </w:r>
-          <w:proofErr w:type="spellEnd"/>
-          <w:r>
-            <w:rPr>
-              <w:rFonts w:ascii="Calibri" w:eastAsia="Calibri" w:hAnsi="Calibri" w:cs="Calibri"/>
-              <w:color w:val="555E6D"/>
-              <w:sz w:val="15"/>
-              <w:szCs w:val="15"/>
-            </w:rPr>
-            <w:t xml:space="preserve"> — Confidential Project Document</w:t>
+            <w:t>Developers – Jamal and Affan</w:t>
           </w:r>
         </w:p>
       </w:tc>
@@ -5364,6 +7058,41 @@
       <w:szCs w:val="24"/>
     </w:rPr>
   </w:style>
+  <w:style w:type="paragraph" w:styleId="TOC1">
+    <w:name w:val="toc 1"/>
+    <w:basedOn w:val="Normal"/>
+    <w:next w:val="Normal"/>
+    <w:autoRedefine/>
+    <w:uiPriority w:val="39"/>
+    <w:unhideWhenUsed/>
+    <w:rsid w:val="00053DF4"/>
+    <w:pPr>
+      <w:spacing w:after="100"/>
+    </w:pPr>
+    <w:rPr>
+      <w:rFonts w:ascii="Calibri" w:hAnsi="Calibri"/>
+      <w:b/>
+      <w:color w:val="1E6B3D"/>
+      <w:sz w:val="28"/>
+    </w:rPr>
+  </w:style>
+  <w:style w:type="paragraph" w:styleId="TOC2">
+    <w:name w:val="toc 2"/>
+    <w:basedOn w:val="Normal"/>
+    <w:next w:val="Normal"/>
+    <w:autoRedefine/>
+    <w:uiPriority w:val="39"/>
+    <w:unhideWhenUsed/>
+    <w:rsid w:val="00053DF4"/>
+    <w:pPr>
+      <w:spacing w:after="100"/>
+      <w:ind w:left="200"/>
+    </w:pPr>
+    <w:rPr>
+      <w:rFonts w:ascii="Calibri" w:hAnsi="Calibri"/>
+      <w:sz w:val="24"/>
+    </w:rPr>
+  </w:style>
 </w:styles>
 </file>
 

--- a/docs/User_Guide.docx
+++ b/docs/User_Guide.docx
@@ -385,7 +385,6 @@
                                     <w:szCs w:val="100"/>
                                   </w:rPr>
                                 </w:pPr>
-                                <w:proofErr w:type="spellStart"/>
                                 <w:r>
                                   <w:rPr>
                                     <w:rFonts w:ascii="Berlin Sans FB Demi" w:eastAsia="Poppins" w:hAnsi="Berlin Sans FB Demi" w:cs="Poppins"/>
@@ -397,7 +396,6 @@
                                   </w:rPr>
                                   <w:t>NutriSense</w:t>
                                 </w:r>
-                                <w:proofErr w:type="spellEnd"/>
                               </w:p>
                               <w:p>
                                 <w:pPr>
@@ -567,7 +565,7 @@
                                     <w:sz w:val="18"/>
                                     <w:szCs w:val="18"/>
                                   </w:rPr>
-                                  <w:t>Version 1.0   |   August 2026   |   Confidential — Internal Use</w:t>
+                                  <w:t xml:space="preserve">Version 1.0   |   August 2026   |   Confidential </w:t>
                                 </w:r>
                               </w:p>
                               <w:p>
@@ -816,7 +814,6 @@
                               <w:szCs w:val="100"/>
                             </w:rPr>
                           </w:pPr>
-                          <w:proofErr w:type="spellStart"/>
                           <w:r>
                             <w:rPr>
                               <w:rFonts w:ascii="Berlin Sans FB Demi" w:eastAsia="Poppins" w:hAnsi="Berlin Sans FB Demi" w:cs="Poppins"/>
@@ -828,7 +825,6 @@
                             </w:rPr>
                             <w:t>NutriSense</w:t>
                           </w:r>
-                          <w:proofErr w:type="spellEnd"/>
                         </w:p>
                         <w:p>
                           <w:pPr>
@@ -998,7 +994,7 @@
                               <w:sz w:val="18"/>
                               <w:szCs w:val="18"/>
                             </w:rPr>
-                            <w:t>Version 1.0   |   August 2026   |   Confidential — Internal Use</w:t>
+                            <w:t xml:space="preserve">Version 1.0   |   August 2026   |   Confidential </w:t>
                           </w:r>
                         </w:p>
                         <w:p>
@@ -1228,7 +1224,21 @@
             <w:rStyle w:val="Hyperlink"/>
             <w:noProof/>
           </w:rPr>
-          <w:t>Installation Instructions:</w:t>
+          <w:t>Installation Instructions</w:t>
+        </w:r>
+        <w:r>
+          <w:rPr>
+            <w:rStyle w:val="Hyperlink"/>
+            <w:noProof/>
+          </w:rPr>
+          <w:t xml:space="preserve"> for Android</w:t>
+        </w:r>
+        <w:r>
+          <w:rPr>
+            <w:rStyle w:val="Hyperlink"/>
+            <w:noProof/>
+          </w:rPr>
+          <w:t>:</w:t>
         </w:r>
         <w:r>
           <w:rPr>
@@ -4167,21 +4177,7 @@
           <w:color w:val="00BCD4"/>
         </w:rPr>
         <w:lastRenderedPageBreak/>
-        <w:t xml:space="preserve">Welcome to the </w:t>
-      </w:r>
-      <w:proofErr w:type="spellStart"/>
-      <w:r>
-        <w:rPr>
-          <w:color w:val="00BCD4"/>
-        </w:rPr>
-        <w:t>NutriSense</w:t>
-      </w:r>
-      <w:proofErr w:type="spellEnd"/>
-      <w:r>
-        <w:rPr>
-          <w:color w:val="00BCD4"/>
-        </w:rPr>
-        <w:t xml:space="preserve"> User Guide</w:t>
+        <w:t>Welcome to the NutriSense User Guide</w:t>
       </w:r>
       <w:bookmarkEnd w:id="0"/>
     </w:p>
@@ -4216,9 +4212,251 @@
         <w:t>Instructions</w:t>
       </w:r>
       <w:r>
+        <w:t xml:space="preserve"> for Android</w:t>
+      </w:r>
+      <w:r>
         <w:t>:</w:t>
       </w:r>
       <w:bookmarkEnd w:id="2"/>
+    </w:p>
+    <w:p>
+      <w:pPr>
+        <w:pStyle w:val="bullet"/>
+        <w:rPr>
+          <w:rFonts w:eastAsia="Poppins"/>
+        </w:rPr>
+      </w:pPr>
+      <w:r>
+        <w:rPr>
+          <w:rFonts w:eastAsia="Poppins"/>
+        </w:rPr>
+        <w:t xml:space="preserve">Open the official NutriSense Release link in your mobile web browser: </w:t>
+      </w:r>
+      <w:hyperlink r:id="rId11" w:history="1">
+        <w:r>
+          <w:rPr>
+            <w:rStyle w:val="Hyperlink"/>
+            <w:rFonts w:eastAsia="Poppins"/>
+            <w:u w:val="none"/>
+          </w:rPr>
+          <w:t>NurtiSense Release Latest Version</w:t>
+        </w:r>
+      </w:hyperlink>
+      <w:r>
+        <w:rPr>
+          <w:rFonts w:eastAsia="Poppins"/>
+        </w:rPr>
+        <w:t xml:space="preserve">. </w:t>
+      </w:r>
+    </w:p>
+    <w:p>
+      <w:pPr>
+        <w:pStyle w:val="bullet"/>
+        <w:rPr>
+          <w:rFonts w:eastAsia="Poppins"/>
+        </w:rPr>
+      </w:pPr>
+      <w:r>
+        <w:rPr>
+          <w:rFonts w:eastAsia="Poppins"/>
+        </w:rPr>
+        <w:t>Scroll down to the bottom of the release page until you locate the Assets section.</w:t>
+      </w:r>
+    </w:p>
+    <w:p>
+      <w:pPr>
+        <w:pStyle w:val="bullet"/>
+        <w:rPr>
+          <w:rFonts w:eastAsia="Poppins"/>
+        </w:rPr>
+      </w:pPr>
+      <w:r>
+        <w:rPr>
+          <w:rFonts w:eastAsia="Poppins"/>
+        </w:rPr>
+        <w:t>Click or tap on the file named NutriSense-v1.0.0.apk to download the application installer file to your device.</w:t>
+      </w:r>
+    </w:p>
+    <w:p>
+      <w:pPr>
+        <w:pStyle w:val="bullet"/>
+        <w:rPr>
+          <w:rFonts w:eastAsia="Poppins"/>
+        </w:rPr>
+      </w:pPr>
+      <w:r>
+        <w:rPr>
+          <w:rFonts w:eastAsia="Poppins"/>
+        </w:rPr>
+        <w:t>Wait for the file to finish downloading, then open your phone's Downloads notification or access the file through your mobile browser's downloads manager.</w:t>
+      </w:r>
+    </w:p>
+    <w:p>
+      <w:pPr>
+        <w:pStyle w:val="bullet"/>
+        <w:rPr>
+          <w:rFonts w:eastAsia="Poppins"/>
+        </w:rPr>
+      </w:pPr>
+      <w:r>
+        <w:rPr>
+          <w:rFonts w:eastAsia="Poppins"/>
+        </w:rPr>
+        <w:t>Tap on the downloaded NutriSense-v1.0.0.apk file to launch the Android package installer.</w:t>
+      </w:r>
+    </w:p>
+    <w:p>
+      <w:pPr>
+        <w:pStyle w:val="bullet"/>
+        <w:rPr>
+          <w:rFonts w:eastAsia="Poppins"/>
+        </w:rPr>
+      </w:pPr>
+      <w:r>
+        <w:rPr>
+          <w:rFonts w:eastAsia="Poppins"/>
+        </w:rPr>
+        <w:t>If your phone displays a security warning about installing apps from unknown sources, tap Settings on the pop-up prompt.</w:t>
+      </w:r>
+    </w:p>
+    <w:p>
+      <w:pPr>
+        <w:pStyle w:val="bullet"/>
+        <w:rPr>
+          <w:rFonts w:eastAsia="Poppins"/>
+        </w:rPr>
+      </w:pPr>
+      <w:r>
+        <w:rPr>
+          <w:rFonts w:eastAsia="Poppins"/>
+        </w:rPr>
+        <w:t xml:space="preserve">Enable the toggle switch next to Allow from this source (or </w:t>
+      </w:r>
+      <w:r>
+        <w:rPr>
+          <w:rFonts w:eastAsia="Poppins"/>
+          <w:i/>
+          <w:iCs/>
+        </w:rPr>
+        <w:t>Install unknown apps</w:t>
+      </w:r>
+      <w:r>
+        <w:rPr>
+          <w:rFonts w:eastAsia="Poppins"/>
+        </w:rPr>
+        <w:t>) to grant permission for installation.</w:t>
+      </w:r>
+    </w:p>
+    <w:p>
+      <w:pPr>
+        <w:pStyle w:val="bullet"/>
+        <w:rPr>
+          <w:rFonts w:eastAsia="Poppins"/>
+        </w:rPr>
+      </w:pPr>
+      <w:r>
+        <w:rPr>
+          <w:rFonts w:eastAsia="Poppins"/>
+        </w:rPr>
+        <w:t>Tap the back arrow on your device to return to the installation screen.</w:t>
+      </w:r>
+    </w:p>
+    <w:p>
+      <w:pPr>
+        <w:pStyle w:val="bullet"/>
+        <w:rPr>
+          <w:rFonts w:eastAsia="Poppins"/>
+        </w:rPr>
+      </w:pPr>
+      <w:r>
+        <w:rPr>
+          <w:rFonts w:eastAsia="Poppins"/>
+        </w:rPr>
+        <w:t>Tap Install at the bottom right corner of the installer screen to begin setting up the app.</w:t>
+      </w:r>
+    </w:p>
+    <w:p>
+      <w:pPr>
+        <w:pStyle w:val="bullet"/>
+        <w:rPr>
+          <w:rFonts w:eastAsia="Poppins"/>
+        </w:rPr>
+      </w:pPr>
+      <w:r>
+        <w:rPr>
+          <w:rFonts w:eastAsia="Poppins"/>
+        </w:rPr>
+        <w:t>Once the installation is complete, tap Open to launch NutriSense and begin setup</w:t>
+      </w:r>
+    </w:p>
+    <w:p>
+      <w:pPr>
+        <w:pStyle w:val="Heading2"/>
+      </w:pPr>
+      <w:bookmarkStart w:id="3" w:name="_Toc239101120"/>
+      <w:r>
+        <w:t>Account Sign Up &amp; Sign In:</w:t>
+      </w:r>
+      <w:bookmarkEnd w:id="3"/>
+    </w:p>
+    <w:p>
+      <w:pPr>
+        <w:pStyle w:val="bullet"/>
+      </w:pPr>
+      <w:r>
+        <w:t>Launch the application to open the Welcome Screen.</w:t>
+      </w:r>
+    </w:p>
+    <w:p>
+      <w:pPr>
+        <w:pStyle w:val="bullet"/>
+      </w:pPr>
+      <w:r>
+        <w:t>Tap "Sign Up" to create a new profile. Enter a valid email address and a strong password. Confirm your password and tap submit.</w:t>
+      </w:r>
+    </w:p>
+    <w:p>
+      <w:pPr>
+        <w:pStyle w:val="bullet"/>
+      </w:pPr>
+      <w:r>
+        <w:t>Check your inbox for a confirmation email to verify your registration.</w:t>
+      </w:r>
+    </w:p>
+    <w:p>
+      <w:pPr>
+        <w:pStyle w:val="bullet"/>
+      </w:pPr>
+      <w:r>
+        <w:t>If you already have an account, enter your email and password on the Login Screen and tap "Sign In".</w:t>
+      </w:r>
+    </w:p>
+    <w:p>
+      <w:pPr>
+        <w:pStyle w:val="bullet"/>
+      </w:pPr>
+      <w:r>
+        <w:lastRenderedPageBreak/>
+        <w:t>If you forget your password, tap "Forgot Password?" to receive a secure password reset link via email.</w:t>
+      </w:r>
+    </w:p>
+    <w:p>
+      <w:pPr>
+        <w:pStyle w:val="Heading2"/>
+      </w:pPr>
+      <w:bookmarkStart w:id="4" w:name="_Toc239101121"/>
+      <w:r>
+        <w:t>Interactive Onboarding Flow:</w:t>
+      </w:r>
+      <w:bookmarkEnd w:id="4"/>
+    </w:p>
+    <w:p>
+      <w:pPr>
+        <w:pStyle w:val="para"/>
+      </w:pPr>
+      <w:r>
+        <w:t>On your first login, the app launches an interactive Onboarding dialog.</w:t>
+      </w:r>
     </w:p>
     <w:p>
       <w:pPr>
@@ -4229,86 +4467,10 @@
           <w:b/>
           <w:bCs/>
         </w:rPr>
-        <w:t>For Android Devices:</w:t>
-      </w:r>
-      <w:r>
-        <w:t xml:space="preserve"> Locate and download the </w:t>
-      </w:r>
-      <w:proofErr w:type="spellStart"/>
-      <w:r>
-        <w:t>NutriSense</w:t>
-      </w:r>
-      <w:proofErr w:type="spellEnd"/>
-      <w:r>
-        <w:t xml:space="preserve"> APK (v1.0.0) from the official GitHub repository releases tab. Tap the downloaded file and follow the system prompt to install (allow installation from unknown sources).</w:t>
-      </w:r>
-    </w:p>
-    <w:p>
-      <w:pPr>
-        <w:pStyle w:val="Heading2"/>
-      </w:pPr>
-      <w:bookmarkStart w:id="3" w:name="_Toc239101120"/>
-      <w:r>
-        <w:t>Account Sign Up &amp; Sign In:</w:t>
-      </w:r>
-      <w:bookmarkEnd w:id="3"/>
-    </w:p>
-    <w:p>
-      <w:pPr>
-        <w:pStyle w:val="bullet"/>
-      </w:pPr>
-      <w:r>
-        <w:t>Launch the application to open the Welcome Screen.</w:t>
-      </w:r>
-    </w:p>
-    <w:p>
-      <w:pPr>
-        <w:pStyle w:val="bullet"/>
-      </w:pPr>
-      <w:r>
-        <w:t>Tap "Sign Up" to create a new profile. Enter a valid email address and a strong password. Confirm your password and tap submit.</w:t>
-      </w:r>
-    </w:p>
-    <w:p>
-      <w:pPr>
-        <w:pStyle w:val="bullet"/>
-      </w:pPr>
-      <w:r>
-        <w:t>Check your inbox for a confirmation email to verify your registration.</w:t>
-      </w:r>
-    </w:p>
-    <w:p>
-      <w:pPr>
-        <w:pStyle w:val="bullet"/>
-      </w:pPr>
-      <w:r>
-        <w:t>If you already have an account, enter your email and password on the Login Screen and tap "Sign In".</w:t>
-      </w:r>
-    </w:p>
-    <w:p>
-      <w:pPr>
-        <w:pStyle w:val="bullet"/>
-      </w:pPr>
-      <w:r>
-        <w:t>If you forget your password, tap "Forgot Password?" to receive a secure password reset link via email.</w:t>
-      </w:r>
-    </w:p>
-    <w:p>
-      <w:pPr>
-        <w:pStyle w:val="Heading2"/>
-      </w:pPr>
-      <w:bookmarkStart w:id="4" w:name="_Toc239101121"/>
-      <w:r>
-        <w:t>Interactive Onboarding Flow:</w:t>
-      </w:r>
-      <w:bookmarkEnd w:id="4"/>
-    </w:p>
-    <w:p>
-      <w:pPr>
-        <w:pStyle w:val="para"/>
-      </w:pPr>
-      <w:r>
-        <w:t>On your first login, the app launches an interactive Onboarding dialog.</w:t>
+        <w:t>Step 1:</w:t>
+      </w:r>
+      <w:r>
+        <w:t xml:space="preserve"> Input your age, gender, height (cm), and weight (kg).</w:t>
       </w:r>
     </w:p>
     <w:p>
@@ -4320,10 +4482,10 @@
           <w:b/>
           <w:bCs/>
         </w:rPr>
-        <w:t>Step 1:</w:t>
-      </w:r>
-      <w:r>
-        <w:t xml:space="preserve"> Input your age, gender, height (cm), and weight (kg).</w:t>
+        <w:t>Step 2:</w:t>
+      </w:r>
+      <w:r>
+        <w:t xml:space="preserve"> Set your physical activity multiplier (Sedentary, Lightly Active, Moderately Active, Very Active).</w:t>
       </w:r>
     </w:p>
     <w:p>
@@ -4335,10 +4497,10 @@
           <w:b/>
           <w:bCs/>
         </w:rPr>
-        <w:t>Step 2:</w:t>
-      </w:r>
-      <w:r>
-        <w:t xml:space="preserve"> Set your physical activity multiplier (Sedentary, Lightly Active, Moderately Active, Very Active).</w:t>
+        <w:t>Step 3:</w:t>
+      </w:r>
+      <w:r>
+        <w:t xml:space="preserve"> Choose your primary fitness goal (Fat Loss, Muscle Gain, Healthy Lifestyle, or Maintenance).</w:t>
       </w:r>
     </w:p>
     <w:p>
@@ -4350,10 +4512,10 @@
           <w:b/>
           <w:bCs/>
         </w:rPr>
-        <w:t>Step 3:</w:t>
-      </w:r>
-      <w:r>
-        <w:t xml:space="preserve"> Choose your primary fitness goal (Fat Loss, Muscle Gain, Healthy Lifestyle, or Maintenance).</w:t>
+        <w:t>Step 4:</w:t>
+      </w:r>
+      <w:r>
+        <w:t xml:space="preserve"> Select any existing medical conditions (Diabetes, Hypertension, PCOS, High Cholesterol, or None).</w:t>
       </w:r>
     </w:p>
     <w:p>
@@ -4365,11 +4527,210 @@
           <w:b/>
           <w:bCs/>
         </w:rPr>
-        <w:t>Step 4:</w:t>
-      </w:r>
-      <w:r>
-        <w:t xml:space="preserve"> Select any existing medical conditions (Diabetes, Hypertension, PCOS, High Cholesterol, or None).</w:t>
-      </w:r>
+        <w:t>Step 5:</w:t>
+      </w:r>
+      <w:r>
+        <w:t xml:space="preserve"> Specify dietary restrictions/allergies (Halal, Vegetarian, Vegan, Nut Allergy, Gluten-Free, Lactose</w:t>
+      </w:r>
+      <w:r>
+        <w:t xml:space="preserve"> </w:t>
+      </w:r>
+      <w:r>
+        <w:t>Intolerant, or None).</w:t>
+      </w:r>
+    </w:p>
+    <w:p>
+      <w:pPr>
+        <w:pStyle w:val="para"/>
+      </w:pPr>
+      <w:r>
+        <w:t>Tap "Calculate Targets". The system uses Google Gemini to compute your daily calorie goal and water budget, loading them into your profile.</w:t>
+      </w:r>
+    </w:p>
+    <w:p>
+      <w:pPr>
+        <w:pStyle w:val="Heading1"/>
+      </w:pPr>
+      <w:bookmarkStart w:id="5" w:name="_Toc239101122"/>
+      <w:r>
+        <w:t>2. EXPLORING THE MAIN DASHBOARD</w:t>
+      </w:r>
+      <w:bookmarkEnd w:id="5"/>
+    </w:p>
+    <w:p>
+      <w:pPr>
+        <w:pStyle w:val="Heading2"/>
+      </w:pPr>
+      <w:bookmarkStart w:id="6" w:name="_Toc239101123"/>
+      <w:r>
+        <w:t>Dynamic Header:</w:t>
+      </w:r>
+      <w:bookmarkEnd w:id="6"/>
+    </w:p>
+    <w:p>
+      <w:pPr>
+        <w:pStyle w:val="bullet"/>
+      </w:pPr>
+      <w:r>
+        <w:t>At the top of the dashboard, you are greeted by a personalized banner (e.g., "Hello, Affan!") alongside a dynamic calendar date switcher.</w:t>
+      </w:r>
+    </w:p>
+    <w:p>
+      <w:pPr>
+        <w:pStyle w:val="Heading2"/>
+      </w:pPr>
+      <w:bookmarkStart w:id="7" w:name="_Toc239101124"/>
+      <w:r>
+        <w:t>Calorie &amp; Nutrition Ring:</w:t>
+      </w:r>
+      <w:bookmarkEnd w:id="7"/>
+    </w:p>
+    <w:p>
+      <w:pPr>
+        <w:pStyle w:val="bullet"/>
+      </w:pPr>
+      <w:r>
+        <w:t>A prominent circular ring displays your calorie progress. It visualizes "Calories Logged" vs. your prescribed "Daily Caloric Budget".</w:t>
+      </w:r>
+    </w:p>
+    <w:p>
+      <w:pPr>
+        <w:pStyle w:val="bullet"/>
+      </w:pPr>
+      <w:r>
+        <w:t>The center of the ring dynamically displays the remaining calories left for the current day.</w:t>
+      </w:r>
+    </w:p>
+    <w:p>
+      <w:pPr>
+        <w:pStyle w:val="Heading2"/>
+      </w:pPr>
+      <w:bookmarkStart w:id="8" w:name="_Toc239101125"/>
+      <w:r>
+        <w:t>Macronutrient Breakdown:</w:t>
+      </w:r>
+      <w:bookmarkEnd w:id="8"/>
+    </w:p>
+    <w:p>
+      <w:pPr>
+        <w:pStyle w:val="bullet"/>
+      </w:pPr>
+      <w:r>
+        <w:t>Directly below the calorie ring, horizontal progress bars track the breakdown of Protein, Carbohydrates, and Fats consumed (in grams) against your daily macro targets.</w:t>
+      </w:r>
+    </w:p>
+    <w:p>
+      <w:pPr>
+        <w:pStyle w:val="bullet"/>
+      </w:pPr>
+      <w:r>
+        <w:t>Google Health Connect Integration:</w:t>
+      </w:r>
+    </w:p>
+    <w:p>
+      <w:pPr>
+        <w:pStyle w:val="bullet"/>
+      </w:pPr>
+      <w:r>
+        <w:lastRenderedPageBreak/>
+        <w:t>If enabled, the dashboard shows real-time physical telemetry synced from Google Health Connect: Steps taken, Active Calories burned, and Distance traveled.</w:t>
+      </w:r>
+    </w:p>
+    <w:p>
+      <w:pPr>
+        <w:pStyle w:val="Heading2"/>
+      </w:pPr>
+      <w:bookmarkStart w:id="9" w:name="_Toc239101126"/>
+      <w:r>
+        <w:t>Today's Meals Timeline:</w:t>
+      </w:r>
+      <w:bookmarkEnd w:id="9"/>
+    </w:p>
+    <w:p>
+      <w:pPr>
+        <w:pStyle w:val="bullet"/>
+      </w:pPr>
+      <w:r>
+        <w:t>Shows a chronological list of meals logged today.</w:t>
+      </w:r>
+    </w:p>
+    <w:p>
+      <w:pPr>
+        <w:pStyle w:val="bullet"/>
+      </w:pPr>
+      <w:r>
+        <w:t>Each item displays the food description, calculated calories, macro badge, and quick actions to Edit values or Delete the entry.</w:t>
+      </w:r>
+    </w:p>
+    <w:p>
+      <w:pPr>
+        <w:pStyle w:val="Heading2"/>
+      </w:pPr>
+      <w:bookmarkStart w:id="10" w:name="_Toc239101127"/>
+      <w:r>
+        <w:t>Hydration Tracker:</w:t>
+      </w:r>
+      <w:bookmarkEnd w:id="10"/>
+    </w:p>
+    <w:p>
+      <w:pPr>
+        <w:pStyle w:val="bullet"/>
+      </w:pPr>
+      <w:r>
+        <w:t>Allows logging water intake with 1-tap logging chips (+250ml cup, +500ml bottle) or entering a custom amount.</w:t>
+      </w:r>
+    </w:p>
+    <w:p>
+      <w:pPr>
+        <w:pStyle w:val="bullet"/>
+      </w:pPr>
+      <w:r>
+        <w:t>A circular blue ring tracks your hydration progress against your target.</w:t>
+      </w:r>
+    </w:p>
+    <w:p>
+      <w:pPr>
+        <w:pStyle w:val="Heading2"/>
+      </w:pPr>
+      <w:bookmarkStart w:id="11" w:name="_Toc239101128"/>
+      <w:r>
+        <w:t>Habit Score Card:</w:t>
+      </w:r>
+      <w:bookmarkEnd w:id="11"/>
+    </w:p>
+    <w:p>
+      <w:pPr>
+        <w:pStyle w:val="bullet"/>
+      </w:pPr>
+      <w:r>
+        <w:t>Displays a rolling habit consistency rating out of 100 with active streak indicators to reward consecutive logging</w:t>
+      </w:r>
+      <w:r>
+        <w:t xml:space="preserve"> </w:t>
+      </w:r>
+      <w:r>
+        <w:t>days.</w:t>
+      </w:r>
+    </w:p>
+    <w:p>
+      <w:pPr>
+        <w:pStyle w:val="Heading1"/>
+      </w:pPr>
+      <w:bookmarkStart w:id="12" w:name="_Toc239101129"/>
+      <w:r>
+        <w:t>3. LOGGING MEALS WITH AI (ZERO-EFFORT NUTRITION)</w:t>
+      </w:r>
+      <w:bookmarkEnd w:id="12"/>
+    </w:p>
+    <w:p>
+      <w:pPr>
+        <w:pStyle w:val="Heading2"/>
+      </w:pPr>
+      <w:bookmarkStart w:id="13" w:name="_Toc239101130"/>
+      <w:r>
+        <w:t>Step-by-Step AI Meal Logging:</w:t>
+      </w:r>
+      <w:bookmarkEnd w:id="13"/>
     </w:p>
     <w:p>
       <w:pPr>
@@ -4380,216 +4741,11 @@
           <w:b/>
           <w:bCs/>
         </w:rPr>
-        <w:t>Step 5:</w:t>
-      </w:r>
-      <w:r>
-        <w:t xml:space="preserve"> Specify dietary restrictions/allergies (Halal, Vegetarian, Vegan, Nut Allergy, Gluten-Free, Lactose</w:t>
-      </w:r>
-      <w:r>
-        <w:t xml:space="preserve"> </w:t>
-      </w:r>
-      <w:r>
-        <w:t>Intolerant, or None).</w:t>
-      </w:r>
-    </w:p>
-    <w:p>
-      <w:pPr>
-        <w:pStyle w:val="para"/>
-      </w:pPr>
-      <w:r>
-        <w:lastRenderedPageBreak/>
-        <w:t>Tap "Calculate Targets". The system uses Google Gemini to compute your daily calorie goal and water budget, loading them into your profile.</w:t>
-      </w:r>
-    </w:p>
-    <w:p>
-      <w:pPr>
-        <w:pStyle w:val="Heading1"/>
-      </w:pPr>
-      <w:bookmarkStart w:id="5" w:name="_Toc239101122"/>
-      <w:r>
-        <w:t>2. EXPLORING THE MAIN DASHBOARD</w:t>
-      </w:r>
-      <w:bookmarkEnd w:id="5"/>
-    </w:p>
-    <w:p>
-      <w:pPr>
-        <w:pStyle w:val="Heading2"/>
-      </w:pPr>
-      <w:bookmarkStart w:id="6" w:name="_Toc239101123"/>
-      <w:r>
-        <w:t>Dynamic Header:</w:t>
-      </w:r>
-      <w:bookmarkEnd w:id="6"/>
-    </w:p>
-    <w:p>
-      <w:pPr>
-        <w:pStyle w:val="bullet"/>
-      </w:pPr>
-      <w:r>
-        <w:t>At the top of the dashboard, you are greeted by a personalized banner (e.g., "Hello, Affan!") alongside a dynamic calendar date switcher.</w:t>
-      </w:r>
-    </w:p>
-    <w:p>
-      <w:pPr>
-        <w:pStyle w:val="Heading2"/>
-      </w:pPr>
-      <w:bookmarkStart w:id="7" w:name="_Toc239101124"/>
-      <w:r>
-        <w:t>Calorie &amp; Nutrition Ring:</w:t>
-      </w:r>
-      <w:bookmarkEnd w:id="7"/>
-    </w:p>
-    <w:p>
-      <w:pPr>
-        <w:pStyle w:val="bullet"/>
-      </w:pPr>
-      <w:r>
-        <w:t>A prominent circular ring displays your calorie progress. It visualizes "Calories Logged" vs. your prescribed "Daily Caloric Budget".</w:t>
-      </w:r>
-    </w:p>
-    <w:p>
-      <w:pPr>
-        <w:pStyle w:val="bullet"/>
-      </w:pPr>
-      <w:r>
-        <w:t>The center of the ring dynamically displays the remaining calories left for the current day.</w:t>
-      </w:r>
-    </w:p>
-    <w:p>
-      <w:pPr>
-        <w:pStyle w:val="Heading2"/>
-      </w:pPr>
-      <w:bookmarkStart w:id="8" w:name="_Toc239101125"/>
-      <w:r>
-        <w:t>Macronutrient Breakdown:</w:t>
-      </w:r>
-      <w:bookmarkEnd w:id="8"/>
-    </w:p>
-    <w:p>
-      <w:pPr>
-        <w:pStyle w:val="bullet"/>
-      </w:pPr>
-      <w:r>
-        <w:t>Directly below the calorie ring, horizontal progress bars track the breakdown of Protein, Carbohydrates, and Fats consumed (in grams) against your daily macro targets.</w:t>
-      </w:r>
-    </w:p>
-    <w:p>
-      <w:pPr>
-        <w:pStyle w:val="bullet"/>
-      </w:pPr>
-      <w:r>
-        <w:t>Google Health Connect Integration:</w:t>
-      </w:r>
-    </w:p>
-    <w:p>
-      <w:pPr>
-        <w:pStyle w:val="bullet"/>
-      </w:pPr>
-      <w:r>
-        <w:t>If enabled, the dashboard shows real-time physical telemetry synced from Google Health Connect: Steps taken, Active Calories burned, and Distance traveled.</w:t>
-      </w:r>
-    </w:p>
-    <w:p>
-      <w:pPr>
-        <w:pStyle w:val="Heading2"/>
-      </w:pPr>
-      <w:bookmarkStart w:id="9" w:name="_Toc239101126"/>
-      <w:r>
-        <w:t>Today's Meals Timeline:</w:t>
-      </w:r>
-      <w:bookmarkEnd w:id="9"/>
-    </w:p>
-    <w:p>
-      <w:pPr>
-        <w:pStyle w:val="bullet"/>
-      </w:pPr>
-      <w:r>
-        <w:t>Shows a chronological list of meals logged today.</w:t>
-      </w:r>
-    </w:p>
-    <w:p>
-      <w:pPr>
-        <w:pStyle w:val="bullet"/>
-      </w:pPr>
-      <w:r>
-        <w:t>Each item displays the food description, calculated calories, macro badge, and quick actions to Edit values or Delete the entry.</w:t>
-      </w:r>
-    </w:p>
-    <w:p>
-      <w:pPr>
-        <w:pStyle w:val="Heading2"/>
-      </w:pPr>
-      <w:bookmarkStart w:id="10" w:name="_Toc239101127"/>
-      <w:r>
-        <w:t>Hydration Tracker:</w:t>
-      </w:r>
-      <w:bookmarkEnd w:id="10"/>
-    </w:p>
-    <w:p>
-      <w:pPr>
-        <w:pStyle w:val="bullet"/>
-      </w:pPr>
-      <w:proofErr w:type="gramStart"/>
-      <w:r>
-        <w:t>Allows</w:t>
-      </w:r>
-      <w:proofErr w:type="gramEnd"/>
-      <w:r>
-        <w:t xml:space="preserve"> logging water intake with 1-tap logging chips (+250ml cup, +500ml bottle) or entering a custom amount.</w:t>
-      </w:r>
-    </w:p>
-    <w:p>
-      <w:pPr>
-        <w:pStyle w:val="bullet"/>
-      </w:pPr>
-      <w:r>
-        <w:t>A circular blue ring tracks your hydration progress against your target.</w:t>
-      </w:r>
-    </w:p>
-    <w:p>
-      <w:pPr>
-        <w:pStyle w:val="Heading2"/>
-      </w:pPr>
-      <w:bookmarkStart w:id="11" w:name="_Toc239101128"/>
-      <w:r>
-        <w:t>Habit Score Card:</w:t>
-      </w:r>
-      <w:bookmarkEnd w:id="11"/>
-    </w:p>
-    <w:p>
-      <w:pPr>
-        <w:pStyle w:val="bullet"/>
-      </w:pPr>
-      <w:r>
-        <w:t>Displays a rolling habit consistency rating out of 100 with active streak indicators to reward consecutive logging</w:t>
-      </w:r>
-      <w:r>
-        <w:t xml:space="preserve"> </w:t>
-      </w:r>
-      <w:r>
-        <w:t>days.</w:t>
-      </w:r>
-    </w:p>
-    <w:p>
-      <w:pPr>
-        <w:pStyle w:val="Heading1"/>
-      </w:pPr>
-      <w:bookmarkStart w:id="12" w:name="_Toc239101129"/>
-      <w:r>
-        <w:lastRenderedPageBreak/>
-        <w:t>3. LOGGING MEALS WITH AI (ZERO-EFFORT NUTRITION)</w:t>
-      </w:r>
-      <w:bookmarkEnd w:id="12"/>
-    </w:p>
-    <w:p>
-      <w:pPr>
-        <w:pStyle w:val="Heading2"/>
-      </w:pPr>
-      <w:bookmarkStart w:id="13" w:name="_Toc239101130"/>
-      <w:r>
-        <w:t>Step-by-Step AI Meal Logging:</w:t>
-      </w:r>
-      <w:bookmarkEnd w:id="13"/>
+        <w:t>Step 1:</w:t>
+      </w:r>
+      <w:r>
+        <w:t xml:space="preserve"> Open the app and tap the "Meals" tab in the bottom navigation bar (or tap the "+ Add Meal" shortcut button on the main dashboard).</w:t>
+      </w:r>
     </w:p>
     <w:p>
       <w:pPr>
@@ -4600,10 +4756,10 @@
           <w:b/>
           <w:bCs/>
         </w:rPr>
-        <w:t>Step 1:</w:t>
-      </w:r>
-      <w:r>
-        <w:t xml:space="preserve"> Open the app and tap the "Meals" tab in the bottom navigation bar (or tap the "+ Add Meal" shortcut button on the main dashboard).</w:t>
+        <w:t>Step 2:</w:t>
+      </w:r>
+      <w:r>
+        <w:t xml:space="preserve"> In the natural language text field, describe what you ate. You can use English, Urdu, or mixed Roman-Urdu phrases (e.g., "1 plate Chicken Biryani and half glass Raita" or "2 Aloo Parathas with 1 cup Chai").</w:t>
       </w:r>
     </w:p>
     <w:p>
@@ -4615,10 +4771,10 @@
           <w:b/>
           <w:bCs/>
         </w:rPr>
-        <w:t>Step 2:</w:t>
-      </w:r>
-      <w:r>
-        <w:t xml:space="preserve"> In the natural language text field, describe what you ate. You can use English, Urdu, or mixed Roman-Urdu phrases (e.g., "1 plate Chicken Biryani and half glass Raita" or "2 Aloo Parathas with 1 cup Chai").</w:t>
+        <w:t>Step 3:</w:t>
+      </w:r>
+      <w:r>
+        <w:t xml:space="preserve"> Select the Meal Category (Breakfast, Lunch, Dinner, or Snack).</w:t>
       </w:r>
     </w:p>
     <w:p>
@@ -4630,10 +4786,10 @@
           <w:b/>
           <w:bCs/>
         </w:rPr>
-        <w:t>Step 3:</w:t>
-      </w:r>
-      <w:r>
-        <w:t xml:space="preserve"> Select the Meal Category (Breakfast, Lunch, Dinner, or Snack).</w:t>
+        <w:t>Step 4:</w:t>
+      </w:r>
+      <w:r>
+        <w:t xml:space="preserve"> (Optional) If you logged a common regional meal, tap any of the quick suggestion chips (e.g., "Egg &amp; Roti", "Daal Chawal") to instantly pre-fill the field.</w:t>
       </w:r>
     </w:p>
     <w:p>
@@ -4645,26 +4801,10 @@
           <w:b/>
           <w:bCs/>
         </w:rPr>
-        <w:t>Step 4:</w:t>
-      </w:r>
-      <w:r>
-        <w:t xml:space="preserve"> (Optional) If you </w:t>
-      </w:r>
-      <w:proofErr w:type="gramStart"/>
-      <w:r>
-        <w:t>logged</w:t>
-      </w:r>
-      <w:proofErr w:type="gramEnd"/>
-      <w:r>
-        <w:t xml:space="preserve"> a common regional meal, tap any of the quick suggestion chips (e.g., "Egg &amp; Roti", "</w:t>
-      </w:r>
-      <w:proofErr w:type="spellStart"/>
-      <w:r>
-        <w:t>Daal</w:t>
-      </w:r>
-      <w:proofErr w:type="spellEnd"/>
-      <w:r>
-        <w:t xml:space="preserve"> Chawal") to instantly pre-fill the field.</w:t>
+        <w:t>Step 5:</w:t>
+      </w:r>
+      <w:r>
+        <w:t xml:space="preserve"> Tap "Log Meal with AI". The system queries Gemini, estimates nutritional metrics based on South Asian cuisine data, and displays the calculated macronutrients in a preview card.</w:t>
       </w:r>
     </w:p>
     <w:p>
@@ -4676,669 +4816,606 @@
           <w:b/>
           <w:bCs/>
         </w:rPr>
-        <w:t>Step 5:</w:t>
-      </w:r>
-      <w:r>
-        <w:t xml:space="preserve"> Tap "Log Meal with AI". </w:t>
-      </w:r>
-      <w:proofErr w:type="gramStart"/>
-      <w:r>
-        <w:t>The system queries Gemini,</w:t>
-      </w:r>
-      <w:proofErr w:type="gramEnd"/>
-      <w:r>
-        <w:t xml:space="preserve"> estimates nutritional metrics based on South Asian cuisine data, and displays the calculated macronutrients in a preview card.</w:t>
-      </w:r>
+        <w:t>Step 6:</w:t>
+      </w:r>
+      <w:r>
+        <w:t xml:space="preserve"> Verify the details and tap "Confirm and Log". The meal is saved.</w:t>
+      </w:r>
+    </w:p>
+    <w:p>
+      <w:pPr>
+        <w:pStyle w:val="Heading2"/>
+      </w:pPr>
+      <w:bookmarkStart w:id="14" w:name="_Toc239101131"/>
+      <w:r>
+        <w:lastRenderedPageBreak/>
+        <w:t>Editing and Correcting AI Values:</w:t>
+      </w:r>
+      <w:bookmarkEnd w:id="14"/>
+    </w:p>
+    <w:p>
+      <w:pPr>
+        <w:pStyle w:val="bullet"/>
+      </w:pPr>
+      <w:r>
+        <w:t>If you need to override the AI's estimation, tap the "Edit Values" button on the preview card.</w:t>
+      </w:r>
+    </w:p>
+    <w:p>
+      <w:pPr>
+        <w:pStyle w:val="bullet"/>
+      </w:pPr>
+      <w:r>
+        <w:t>Modify the calories, protein, carbs, or fats manually using the numerical input fields, then tap "Save Custom Log".</w:t>
+      </w:r>
+    </w:p>
+    <w:p>
+      <w:pPr>
+        <w:pStyle w:val="Heading1"/>
+      </w:pPr>
+      <w:bookmarkStart w:id="15" w:name="_Toc239101132"/>
+      <w:r>
+        <w:t>4. INTERACTING WITH THE AI HEALTH COACH &amp; VOICE ASSISTANT</w:t>
+      </w:r>
+      <w:bookmarkEnd w:id="15"/>
+    </w:p>
+    <w:p>
+      <w:pPr>
+        <w:pStyle w:val="Heading2"/>
+      </w:pPr>
+      <w:bookmarkStart w:id="16" w:name="_Toc239101133"/>
+      <w:r>
+        <w:t>AI Dietitian Chat:</w:t>
+      </w:r>
+      <w:bookmarkEnd w:id="16"/>
+    </w:p>
+    <w:p>
+      <w:pPr>
+        <w:pStyle w:val="bullet"/>
+      </w:pPr>
+      <w:r>
+        <w:t>Tap the "Coach" tab to start a conversation with your AI Dietitian Coach.</w:t>
+      </w:r>
+    </w:p>
+    <w:p>
+      <w:pPr>
+        <w:pStyle w:val="bullet"/>
+      </w:pPr>
+      <w:r>
+        <w:t>You can type questions in English or Urdu (e.g., "Explain how to manage hypertension with my diet" or "Suggest a high-protein dinner recipe").</w:t>
+      </w:r>
+    </w:p>
+    <w:p>
+      <w:pPr>
+        <w:pStyle w:val="bullet"/>
+      </w:pPr>
+      <w:r>
+        <w:t>The AI dietitian processes your query against your profile metrics and medical conditions to return clinically-safe, bulleted markdown guides.</w:t>
+      </w:r>
+    </w:p>
+    <w:p>
+      <w:pPr>
+        <w:pStyle w:val="Heading2"/>
+      </w:pPr>
+      <w:bookmarkStart w:id="17" w:name="_Toc239101134"/>
+      <w:r>
+        <w:t>Text-to-Speech Language Playback:</w:t>
+      </w:r>
+      <w:bookmarkEnd w:id="17"/>
+    </w:p>
+    <w:p>
+      <w:pPr>
+        <w:pStyle w:val="bullet"/>
+      </w:pPr>
+      <w:r>
+        <w:t xml:space="preserve">On any message returned by the AI Coach, tap the green </w:t>
+      </w:r>
+      <w:r>
+        <w:rPr>
+          <w:rFonts w:ascii="Segoe UI Emoji" w:hAnsi="Segoe UI Emoji" w:cs="Segoe UI Emoji"/>
+        </w:rPr>
+        <w:t>🔊</w:t>
+      </w:r>
+      <w:r>
+        <w:t xml:space="preserve"> Speaker icon.</w:t>
+      </w:r>
+    </w:p>
+    <w:p>
+      <w:pPr>
+        <w:pStyle w:val="bullet"/>
+      </w:pPr>
+      <w:r>
+        <w:t>The voice assistant will read the text aloud. The audio synthesizer dynamically switch pronunciations to read Urdu text in Urdu accent and English text in English accent.</w:t>
+      </w:r>
+    </w:p>
+    <w:p>
+      <w:pPr>
+        <w:pStyle w:val="Heading2"/>
+      </w:pPr>
+      <w:bookmarkStart w:id="18" w:name="_Toc239101135"/>
+      <w:r>
+        <w:t>Healthcare Clinic Quick Finder:</w:t>
+      </w:r>
+      <w:bookmarkEnd w:id="18"/>
+    </w:p>
+    <w:p>
+      <w:pPr>
+        <w:pStyle w:val="bullet"/>
+      </w:pPr>
+      <w:r>
+        <w:t xml:space="preserve">In the AI Coach header, locate the red </w:t>
+      </w:r>
+      <w:r>
+        <w:rPr>
+          <w:rFonts w:ascii="Segoe UI Emoji" w:hAnsi="Segoe UI Emoji" w:cs="Segoe UI Emoji"/>
+        </w:rPr>
+        <w:t>🏥</w:t>
+      </w:r>
+      <w:r>
+        <w:t xml:space="preserve"> Hospital icon.</w:t>
+      </w:r>
+    </w:p>
+    <w:p>
+      <w:pPr>
+        <w:pStyle w:val="bullet"/>
+      </w:pPr>
+      <w:r>
+        <w:t>Tapping this icon instantly redirects you to the geospatial emergency clinic directory for fast access during health emergencies.</w:t>
+      </w:r>
+    </w:p>
+    <w:p>
+      <w:pPr>
+        <w:pStyle w:val="Heading1"/>
+      </w:pPr>
+      <w:bookmarkStart w:id="19" w:name="_Toc239101136"/>
+      <w:r>
+        <w:t>5. RAMADAN FASTING MODE</w:t>
+      </w:r>
+      <w:bookmarkEnd w:id="19"/>
+    </w:p>
+    <w:p>
+      <w:pPr>
+        <w:pStyle w:val="Heading2"/>
+      </w:pPr>
+      <w:bookmarkStart w:id="20" w:name="_Toc239101137"/>
+      <w:r>
+        <w:t>Activating Ramadan Mode:</w:t>
+      </w:r>
+      <w:bookmarkEnd w:id="20"/>
+    </w:p>
+    <w:p>
+      <w:pPr>
+        <w:pStyle w:val="bullet"/>
+      </w:pPr>
+      <w:r>
+        <w:t>Go to Settings or look at the top of the main dashboard.</w:t>
+      </w:r>
+    </w:p>
+    <w:p>
+      <w:pPr>
+        <w:pStyle w:val="bullet"/>
+      </w:pPr>
+      <w:r>
+        <w:t>Locate the "Ramadan Fasting Mode" toggle and switch it ON. The dashboard will immediately update with crescent moon motifs, Islamic pattern borders, and specialized widgets.</w:t>
+      </w:r>
+    </w:p>
+    <w:p>
+      <w:pPr>
+        <w:pStyle w:val="Heading2"/>
+      </w:pPr>
+      <w:bookmarkStart w:id="21" w:name="_Toc239101138"/>
+      <w:r>
+        <w:lastRenderedPageBreak/>
+        <w:t>Sehri &amp; Iftar Timings:</w:t>
+      </w:r>
+      <w:bookmarkEnd w:id="21"/>
+    </w:p>
+    <w:p>
+      <w:pPr>
+        <w:pStyle w:val="bullet"/>
+      </w:pPr>
+      <w:r>
+        <w:t>The dashboard displays a live countdown timer showing the hours, minutes, and seconds remaining until the next meal window (e.g., "Time until Iftar: 3h 15m 12s" or "Time until Sehri: 5h 20m 00s").</w:t>
+      </w:r>
+    </w:p>
+    <w:p>
+      <w:pPr>
+        <w:pStyle w:val="bullet"/>
+      </w:pPr>
+      <w:r>
+        <w:t>Timings are calculated automatically based on your GPS coordinates.</w:t>
+      </w:r>
+    </w:p>
+    <w:p>
+      <w:pPr>
+        <w:pStyle w:val="Heading2"/>
+      </w:pPr>
+      <w:bookmarkStart w:id="22" w:name="_Toc239101139"/>
+      <w:r>
+        <w:t>Ramadan Meal Logging:</w:t>
+      </w:r>
+      <w:bookmarkEnd w:id="22"/>
+    </w:p>
+    <w:p>
+      <w:pPr>
+        <w:pStyle w:val="bullet"/>
+      </w:pPr>
+      <w:r>
+        <w:t>The standard Breakfast, Lunch, and Dinner slots are replaced by Sehri, Iftar, and Post-Taraweeh Snack meal categories.</w:t>
+      </w:r>
+    </w:p>
+    <w:p>
+      <w:pPr>
+        <w:pStyle w:val="Heading2"/>
+      </w:pPr>
+      <w:bookmarkStart w:id="23" w:name="_Toc239101140"/>
+      <w:r>
+        <w:t>Ramadan Paced Hydration:</w:t>
+      </w:r>
+      <w:bookmarkEnd w:id="23"/>
     </w:p>
     <w:p>
       <w:pPr>
         <w:pStyle w:val="para"/>
+      </w:pPr>
+      <w:r>
+        <w:t>Because hydration is restricted to non-fasting hours, the water tracker presents quick-log buttons aligned with fasting schedules:</w:t>
+      </w:r>
+    </w:p>
+    <w:p>
+      <w:pPr>
+        <w:pStyle w:val="bullet"/>
+      </w:pPr>
+      <w:r>
+        <w:t>"+500ml Iftar" (Fast Break Hydration)</w:t>
+      </w:r>
+    </w:p>
+    <w:p>
+      <w:pPr>
+        <w:pStyle w:val="bullet"/>
+      </w:pPr>
+      <w:r>
+        <w:t>"+250ml Taraweeh" (During Prayer Hydration)</w:t>
+      </w:r>
+    </w:p>
+    <w:p>
+      <w:pPr>
+        <w:pStyle w:val="bullet"/>
+      </w:pPr>
+      <w:r>
+        <w:t>"+500ml Sehri" (Pre-Fast Hydration)</w:t>
+      </w:r>
+    </w:p>
+    <w:p>
+      <w:pPr>
+        <w:pStyle w:val="Heading1"/>
+      </w:pPr>
+      <w:bookmarkStart w:id="24" w:name="_Toc239101141"/>
+      <w:r>
+        <w:t>6. MANAGING FAMILY &amp; DEPENDENT PROFILES</w:t>
+      </w:r>
+      <w:bookmarkEnd w:id="24"/>
+    </w:p>
+    <w:p>
+      <w:pPr>
+        <w:pStyle w:val="Heading2"/>
+      </w:pPr>
+      <w:bookmarkStart w:id="25" w:name="_Toc239101142"/>
+      <w:r>
+        <w:t>Setting Up Dependent Profiles:</w:t>
+      </w:r>
+      <w:bookmarkEnd w:id="25"/>
+    </w:p>
+    <w:p>
+      <w:pPr>
+        <w:pStyle w:val="bullet"/>
+      </w:pPr>
+      <w:r>
+        <w:t>Open the navigation menu and go to Settings -&gt; Family Profiles.</w:t>
+      </w:r>
+    </w:p>
+    <w:p>
+      <w:pPr>
+        <w:pStyle w:val="bullet"/>
+      </w:pPr>
+      <w:r>
+        <w:t>Tap "+ Add Family Member".</w:t>
+      </w:r>
+    </w:p>
+    <w:p>
+      <w:pPr>
+        <w:pStyle w:val="bullet"/>
+      </w:pPr>
+      <w:r>
+        <w:t>Enter the family member's Name, select their Relationship (Child, Parent, Spouse, Sibling), and input their age, gender, height, and weight.</w:t>
+      </w:r>
+    </w:p>
+    <w:p>
+      <w:pPr>
+        <w:pStyle w:val="bullet"/>
+      </w:pPr>
+      <w:r>
+        <w:t>Select their specific medical conditions and dietary restrictions.</w:t>
+      </w:r>
+    </w:p>
+    <w:p>
+      <w:pPr>
+        <w:pStyle w:val="bullet"/>
+      </w:pPr>
+      <w:r>
+        <w:t>Select a custom avatar color to represent them, then tap "Save Profile".</w:t>
+      </w:r>
+    </w:p>
+    <w:p>
+      <w:pPr>
+        <w:pStyle w:val="Heading2"/>
+      </w:pPr>
+      <w:bookmarkStart w:id="26" w:name="_Toc239101143"/>
+      <w:r>
+        <w:t>Logging Meals for Dependents:</w:t>
+      </w:r>
+      <w:bookmarkEnd w:id="26"/>
+    </w:p>
+    <w:p>
+      <w:pPr>
+        <w:pStyle w:val="bullet"/>
+      </w:pPr>
+      <w:r>
+        <w:t>When logging a meal, tap the profile dropdown menu (which defaults to "Myself") and select your family member's name.</w:t>
+      </w:r>
+    </w:p>
+    <w:p>
+      <w:pPr>
+        <w:pStyle w:val="bullet"/>
+      </w:pPr>
+      <w:r>
+        <w:t>Input their meal description and tap "Log Meal with AI". The macros will be calculated based on their health profile and saved under their record.</w:t>
+      </w:r>
+    </w:p>
+    <w:p>
+      <w:pPr>
+        <w:pStyle w:val="Heading2"/>
+      </w:pPr>
+      <w:bookmarkStart w:id="27" w:name="_Toc239101144"/>
+      <w:r>
+        <w:t>Viewing Family Dashboard Telemetry:</w:t>
+      </w:r>
+      <w:bookmarkEnd w:id="27"/>
+    </w:p>
+    <w:p>
+      <w:pPr>
+        <w:pStyle w:val="bullet"/>
+      </w:pPr>
+      <w:r>
+        <w:lastRenderedPageBreak/>
+        <w:t>Open the profile selector at the top-left of the main dashboard.</w:t>
+      </w:r>
+    </w:p>
+    <w:p>
+      <w:pPr>
+        <w:pStyle w:val="bullet"/>
+      </w:pPr>
+      <w:r>
+        <w:t>Tap the avatar of your child or parent.</w:t>
+      </w:r>
+    </w:p>
+    <w:p>
+      <w:pPr>
+        <w:pStyle w:val="bullet"/>
+      </w:pPr>
+      <w:r>
+        <w:t>The main dashboard, calorie rings, step tracker, and timelines will instantly transition to display that specific family member's data.</w:t>
+      </w:r>
+    </w:p>
+    <w:p>
+      <w:pPr>
+        <w:pStyle w:val="Heading1"/>
+      </w:pPr>
+      <w:bookmarkStart w:id="28" w:name="_Toc239101145"/>
+      <w:r>
+        <w:t>7. EMERGENCY CLINIC &amp; HOSPITAL FINDER</w:t>
+      </w:r>
+      <w:bookmarkEnd w:id="28"/>
+    </w:p>
+    <w:p>
+      <w:pPr>
+        <w:pStyle w:val="Heading2"/>
+      </w:pPr>
+      <w:bookmarkStart w:id="29" w:name="_Toc239101146"/>
+      <w:r>
+        <w:t>Geolocation Emergency Querying:</w:t>
+      </w:r>
+      <w:bookmarkEnd w:id="29"/>
+    </w:p>
+    <w:p>
+      <w:pPr>
+        <w:pStyle w:val="bullet"/>
+      </w:pPr>
+      <w:r>
+        <w:t xml:space="preserve">Go to Settings -&gt; Nearby Clinics &amp; Hospitals (or tap the Hospital icon in the Coach tab).Grant the app GPS location permission. The app queries the OpenStreetMap </w:t>
+      </w:r>
+    </w:p>
+    <w:p>
+      <w:pPr>
+        <w:pStyle w:val="bullet"/>
+      </w:pPr>
+      <w:r>
+        <w:t>Overpass API to scan for medical centers.</w:t>
+      </w:r>
+    </w:p>
+    <w:p>
+      <w:pPr>
+        <w:pStyle w:val="bullet"/>
+      </w:pPr>
+      <w:r>
+        <w:t>View the list of hospitals, clinics, and pharmacies sorted by proximity within a 5km to 15km radius.</w:t>
+      </w:r>
+    </w:p>
+    <w:p>
+      <w:pPr>
+        <w:pStyle w:val="Heading2"/>
+      </w:pPr>
+      <w:bookmarkStart w:id="30" w:name="_Toc239101147"/>
+      <w:r>
+        <w:t>Navigating to Facilities:</w:t>
+      </w:r>
+      <w:bookmarkEnd w:id="30"/>
+    </w:p>
+    <w:p>
+      <w:pPr>
+        <w:pStyle w:val="bullet"/>
+      </w:pPr>
+      <w:r>
+        <w:t>Review the distance (in kilometers), phone contact link, and 24/7 emergency indicators on each hospital card.</w:t>
+      </w:r>
+    </w:p>
+    <w:p>
+      <w:pPr>
+        <w:pStyle w:val="bullet"/>
+      </w:pPr>
+      <w:r>
+        <w:t>Tap "Get Directions" on your chosen facility. The app instantly opens Google Maps with pre-populated turn-by-turn routing to guide you safely.</w:t>
+      </w:r>
+    </w:p>
+    <w:p>
+      <w:pPr>
+        <w:pStyle w:val="Heading1"/>
+      </w:pPr>
+      <w:bookmarkStart w:id="31" w:name="_Toc239101148"/>
+      <w:r>
+        <w:t>8. GROCERY LIST &amp; WEEKLY HEALTH REPORT</w:t>
+      </w:r>
+      <w:bookmarkEnd w:id="31"/>
+    </w:p>
+    <w:p>
+      <w:pPr>
+        <w:pStyle w:val="Heading2"/>
+      </w:pPr>
+      <w:bookmarkStart w:id="32" w:name="_Toc239101149"/>
+      <w:r>
+        <w:t>AI Smart Grocery List:</w:t>
+      </w:r>
+      <w:bookmarkEnd w:id="32"/>
+    </w:p>
+    <w:p>
+      <w:pPr>
+        <w:pStyle w:val="bullet"/>
+      </w:pPr>
+      <w:r>
+        <w:t>Open Settings and tap "Smart Grocery List".</w:t>
+      </w:r>
+    </w:p>
+    <w:p>
+      <w:pPr>
+        <w:pStyle w:val="bullet"/>
+      </w:pPr>
+      <w:r>
+        <w:t>The app aggregates your logged meals from the past 7 days, evaluates your macronutrient gaps, and compiles a categorized grocery list.</w:t>
+      </w:r>
+    </w:p>
+    <w:p>
+      <w:pPr>
+        <w:pStyle w:val="bullet"/>
+      </w:pPr>
+      <w:r>
+        <w:t>The list recommends items in groups (Vitamins, Proteins, Grains) and flags items needed for your recommended healthy food swaps (e.g., listing whole-wheat flour to swap out white flour).</w:t>
+      </w:r>
+    </w:p>
+    <w:p>
+      <w:pPr>
+        <w:pStyle w:val="Heading2"/>
+      </w:pPr>
+      <w:bookmarkStart w:id="33" w:name="_Toc239101150"/>
+      <w:r>
+        <w:t>Exporting Weekly PDF Summaries:</w:t>
+      </w:r>
+      <w:bookmarkEnd w:id="33"/>
+    </w:p>
+    <w:p>
+      <w:pPr>
+        <w:pStyle w:val="bullet"/>
+      </w:pPr>
+      <w:r>
+        <w:t>Open Settings and tap "Export Weekly Summary (PDF)".</w:t>
+      </w:r>
+    </w:p>
+    <w:p>
+      <w:pPr>
+        <w:pStyle w:val="bullet"/>
+      </w:pPr>
+      <w:r>
+        <w:t>The app compiles your 7-day health metrics (average calorie intake, water totals, steps, active alerts, and AI dietitian comments) into a professional PDF document.</w:t>
+      </w:r>
+    </w:p>
+    <w:p>
+      <w:pPr>
+        <w:pStyle w:val="bullet"/>
+      </w:pPr>
+      <w:r>
+        <w:lastRenderedPageBreak/>
+        <w:t>Tap "Save PDF" to download it locally, print it, or share it with your doctor.</w:t>
+      </w:r>
+    </w:p>
+    <w:p>
+      <w:pPr>
+        <w:pStyle w:val="Heading1"/>
+      </w:pPr>
+      <w:bookmarkStart w:id="34" w:name="_Toc239101151"/>
+      <w:r>
+        <w:t>9. APP SETTINGS, LANGUAGE &amp; ACCOUNT MANAGEMENT</w:t>
+      </w:r>
+      <w:bookmarkEnd w:id="34"/>
+    </w:p>
+    <w:p>
+      <w:pPr>
+        <w:pStyle w:val="Heading2"/>
+      </w:pPr>
+      <w:bookmarkStart w:id="35" w:name="_Toc239101152"/>
+      <w:r>
+        <w:t>Language Toggle:</w:t>
+      </w:r>
+      <w:bookmarkEnd w:id="35"/>
+    </w:p>
+    <w:p>
+      <w:pPr>
+        <w:pStyle w:val="bullet"/>
+      </w:pPr>
+      <w:r>
+        <w:t>Open Settings and locate the Language section.</w:t>
+      </w:r>
+    </w:p>
+    <w:p>
+      <w:pPr>
+        <w:pStyle w:val="bullet"/>
+      </w:pPr>
+      <w:r>
+        <w:t>Tap "Urdu" to instantly translate all menus, labels, and text fields into Urdu. Tap "English" to switch back.</w:t>
+      </w:r>
+    </w:p>
+    <w:p>
+      <w:pPr>
+        <w:pStyle w:val="Heading2"/>
+      </w:pPr>
+      <w:bookmarkStart w:id="36" w:name="_Toc239101153"/>
+      <w:r>
+        <w:t>Account Settings &amp; Security:</w:t>
+      </w:r>
+      <w:bookmarkEnd w:id="36"/>
+    </w:p>
+    <w:p>
+      <w:pPr>
+        <w:pStyle w:val="bullet"/>
       </w:pPr>
       <w:r>
         <w:rPr>
           <w:b/>
           <w:bCs/>
         </w:rPr>
-        <w:t>Step 6:</w:t>
-      </w:r>
-      <w:r>
-        <w:t xml:space="preserve"> Verify the details and tap "Confirm and Log". The meal is saved.</w:t>
-      </w:r>
-    </w:p>
-    <w:p>
-      <w:pPr>
-        <w:pStyle w:val="Heading2"/>
-      </w:pPr>
-      <w:bookmarkStart w:id="14" w:name="_Toc239101131"/>
-      <w:r>
-        <w:t>Editing and Correcting AI Values:</w:t>
-      </w:r>
-      <w:bookmarkEnd w:id="14"/>
-    </w:p>
-    <w:p>
-      <w:pPr>
-        <w:pStyle w:val="bullet"/>
-      </w:pPr>
-      <w:r>
-        <w:t>If you need to override the AI's estimation, tap the "Edit Values" button on the preview card.</w:t>
-      </w:r>
-    </w:p>
-    <w:p>
-      <w:pPr>
-        <w:pStyle w:val="bullet"/>
-      </w:pPr>
-      <w:r>
-        <w:t>Modify the calories, protein, carbs, or fats manually using the numerical input fields, then tap "Save Custom Log".</w:t>
-      </w:r>
-    </w:p>
-    <w:p>
-      <w:pPr>
-        <w:pStyle w:val="Heading1"/>
-      </w:pPr>
-      <w:bookmarkStart w:id="15" w:name="_Toc239101132"/>
-      <w:r>
-        <w:t>4. INTERACTING WITH THE AI HEALTH COACH &amp; VOICE ASSISTANT</w:t>
-      </w:r>
-      <w:bookmarkEnd w:id="15"/>
-    </w:p>
-    <w:p>
-      <w:pPr>
-        <w:pStyle w:val="Heading2"/>
-      </w:pPr>
-      <w:bookmarkStart w:id="16" w:name="_Toc239101133"/>
-      <w:r>
-        <w:t>AI Dietitian Chat:</w:t>
-      </w:r>
-      <w:bookmarkEnd w:id="16"/>
-    </w:p>
-    <w:p>
-      <w:pPr>
-        <w:pStyle w:val="bullet"/>
-      </w:pPr>
-      <w:r>
-        <w:t>Tap the "Coach" tab to start a conversation with your AI Dietitian Coach.</w:t>
-      </w:r>
-    </w:p>
-    <w:p>
-      <w:pPr>
-        <w:pStyle w:val="bullet"/>
-      </w:pPr>
-      <w:r>
-        <w:t>You can type questions in English or Urdu (e.g., "Explain how to manage hypertension with my diet" or "Suggest a high-protein dinner recipe").</w:t>
-      </w:r>
-    </w:p>
-    <w:p>
-      <w:pPr>
-        <w:pStyle w:val="bullet"/>
-      </w:pPr>
-      <w:r>
-        <w:t xml:space="preserve">The AI dietitian processes your query against your profile metrics and medical conditions to return </w:t>
-      </w:r>
-      <w:proofErr w:type="gramStart"/>
-      <w:r>
-        <w:t>clinically-safe</w:t>
-      </w:r>
-      <w:proofErr w:type="gramEnd"/>
-      <w:r>
-        <w:t>, bulleted markdown guides.</w:t>
-      </w:r>
-    </w:p>
-    <w:p>
-      <w:pPr>
-        <w:pStyle w:val="Heading2"/>
-      </w:pPr>
-      <w:bookmarkStart w:id="17" w:name="_Toc239101134"/>
-      <w:r>
-        <w:lastRenderedPageBreak/>
-        <w:t>Text-to-Speech Language Playback:</w:t>
-      </w:r>
-      <w:bookmarkEnd w:id="17"/>
-    </w:p>
-    <w:p>
-      <w:pPr>
-        <w:pStyle w:val="bullet"/>
-      </w:pPr>
-      <w:r>
-        <w:t xml:space="preserve">On any message returned by the AI Coach, tap the green </w:t>
-      </w:r>
-      <w:r>
-        <w:rPr>
-          <w:rFonts w:ascii="Segoe UI Emoji" w:hAnsi="Segoe UI Emoji" w:cs="Segoe UI Emoji"/>
-        </w:rPr>
-        <w:t>🔊</w:t>
-      </w:r>
-      <w:r>
-        <w:t xml:space="preserve"> Speaker icon.</w:t>
-      </w:r>
-    </w:p>
-    <w:p>
-      <w:pPr>
-        <w:pStyle w:val="bullet"/>
-      </w:pPr>
-      <w:r>
-        <w:t xml:space="preserve">The voice assistant will read the text aloud. The audio synthesizer dynamically </w:t>
-      </w:r>
-      <w:proofErr w:type="gramStart"/>
-      <w:r>
-        <w:t>switch</w:t>
-      </w:r>
-      <w:proofErr w:type="gramEnd"/>
-      <w:r>
-        <w:t xml:space="preserve"> pronunciations to read Urdu text in Urdu accent and English text in English accent.</w:t>
-      </w:r>
-    </w:p>
-    <w:p>
-      <w:pPr>
-        <w:pStyle w:val="Heading2"/>
-      </w:pPr>
-      <w:bookmarkStart w:id="18" w:name="_Toc239101135"/>
-      <w:r>
-        <w:t>Healthcare Clinic Quick Finder:</w:t>
-      </w:r>
-      <w:bookmarkEnd w:id="18"/>
-    </w:p>
-    <w:p>
-      <w:pPr>
-        <w:pStyle w:val="bullet"/>
-      </w:pPr>
-      <w:r>
-        <w:t xml:space="preserve">In the AI Coach header, locate the red </w:t>
-      </w:r>
-      <w:r>
-        <w:rPr>
-          <w:rFonts w:ascii="Segoe UI Emoji" w:hAnsi="Segoe UI Emoji" w:cs="Segoe UI Emoji"/>
-        </w:rPr>
-        <w:t>🏥</w:t>
-      </w:r>
-      <w:r>
-        <w:t xml:space="preserve"> Hospital icon.</w:t>
-      </w:r>
-    </w:p>
-    <w:p>
-      <w:pPr>
-        <w:pStyle w:val="bullet"/>
-      </w:pPr>
-      <w:r>
-        <w:t>Tapping this icon instantly redirects you to the geospatial emergency clinic directory for fast access during health emergencies.</w:t>
-      </w:r>
-    </w:p>
-    <w:p>
-      <w:pPr>
-        <w:pStyle w:val="Heading1"/>
-      </w:pPr>
-      <w:bookmarkStart w:id="19" w:name="_Toc239101136"/>
-      <w:r>
-        <w:t>5. RAMADAN FASTING MODE</w:t>
-      </w:r>
-      <w:bookmarkEnd w:id="19"/>
-    </w:p>
-    <w:p>
-      <w:pPr>
-        <w:pStyle w:val="Heading2"/>
-      </w:pPr>
-      <w:bookmarkStart w:id="20" w:name="_Toc239101137"/>
-      <w:r>
-        <w:t>Activating Ramadan Mode:</w:t>
-      </w:r>
-      <w:bookmarkEnd w:id="20"/>
-    </w:p>
-    <w:p>
-      <w:pPr>
-        <w:pStyle w:val="bullet"/>
-      </w:pPr>
-      <w:r>
-        <w:t>Go to Settings or look at the top of the main dashboard.</w:t>
-      </w:r>
-    </w:p>
-    <w:p>
-      <w:pPr>
-        <w:pStyle w:val="bullet"/>
-      </w:pPr>
-      <w:r>
-        <w:t>Locate the "Ramadan Fasting Mode" toggle and switch it ON. The dashboard will immediately update with crescent moon motifs, Islamic pattern borders, and specialized widgets.</w:t>
-      </w:r>
-    </w:p>
-    <w:p>
-      <w:pPr>
-        <w:pStyle w:val="Heading2"/>
-      </w:pPr>
-      <w:bookmarkStart w:id="21" w:name="_Toc239101138"/>
-      <w:r>
-        <w:t>Sehri &amp; Iftar Timings:</w:t>
-      </w:r>
-      <w:bookmarkEnd w:id="21"/>
-    </w:p>
-    <w:p>
-      <w:pPr>
-        <w:pStyle w:val="bullet"/>
-      </w:pPr>
-      <w:r>
-        <w:t>The dashboard displays a live countdown timer showing the hours, minutes, and seconds remaining until the next meal window (e.g., "Time until Iftar: 3h 15m 12s" or "Time until Sehri: 5h 20m 00s").</w:t>
-      </w:r>
-    </w:p>
-    <w:p>
-      <w:pPr>
-        <w:pStyle w:val="bullet"/>
-      </w:pPr>
-      <w:r>
-        <w:t>Timings are calculated automatically based on your GPS coordinates.</w:t>
-      </w:r>
-    </w:p>
-    <w:p>
-      <w:pPr>
-        <w:pStyle w:val="Heading2"/>
-      </w:pPr>
-      <w:bookmarkStart w:id="22" w:name="_Toc239101139"/>
-      <w:r>
-        <w:t>Ramadan Meal Logging:</w:t>
-      </w:r>
-      <w:bookmarkEnd w:id="22"/>
-    </w:p>
-    <w:p>
-      <w:pPr>
-        <w:pStyle w:val="bullet"/>
-      </w:pPr>
-      <w:r>
-        <w:t>The standard Breakfast, Lunch, and Dinner slots are replaced by Sehri, Iftar, and Post-</w:t>
-      </w:r>
-      <w:proofErr w:type="spellStart"/>
-      <w:r>
-        <w:t>Taraweeh</w:t>
-      </w:r>
-      <w:proofErr w:type="spellEnd"/>
-      <w:r>
-        <w:t xml:space="preserve"> Snack meal categories.</w:t>
-      </w:r>
-    </w:p>
-    <w:p>
-      <w:pPr>
-        <w:pStyle w:val="Heading2"/>
-      </w:pPr>
-      <w:bookmarkStart w:id="23" w:name="_Toc239101140"/>
-      <w:r>
-        <w:t>Ramadan Paced Hydration:</w:t>
-      </w:r>
-      <w:bookmarkEnd w:id="23"/>
-    </w:p>
-    <w:p>
-      <w:pPr>
-        <w:pStyle w:val="para"/>
-      </w:pPr>
-      <w:r>
-        <w:t>Because hydration is restricted to non-fasting hours, the water tracker presents quick-log buttons aligned with fasting schedules:</w:t>
-      </w:r>
-    </w:p>
-    <w:p>
-      <w:pPr>
-        <w:pStyle w:val="bullet"/>
-      </w:pPr>
-      <w:r>
-        <w:t>"+500ml Iftar" (Fast Break Hydration)</w:t>
-      </w:r>
-    </w:p>
-    <w:p>
-      <w:pPr>
-        <w:pStyle w:val="bullet"/>
-      </w:pPr>
-      <w:r>
-        <w:t xml:space="preserve">"+250ml </w:t>
-      </w:r>
-      <w:proofErr w:type="spellStart"/>
-      <w:r>
-        <w:t>Taraweeh</w:t>
-      </w:r>
-      <w:proofErr w:type="spellEnd"/>
-      <w:r>
-        <w:t>" (During Prayer Hydration)</w:t>
-      </w:r>
-    </w:p>
-    <w:p>
-      <w:pPr>
-        <w:pStyle w:val="bullet"/>
-      </w:pPr>
-      <w:r>
-        <w:t>"+500ml Sehri" (Pre-Fast Hydration)</w:t>
-      </w:r>
-    </w:p>
-    <w:p>
-      <w:pPr>
-        <w:pStyle w:val="Heading1"/>
-      </w:pPr>
-      <w:bookmarkStart w:id="24" w:name="_Toc239101141"/>
-      <w:r>
-        <w:lastRenderedPageBreak/>
-        <w:t>6. MANAGING FAMILY &amp; DEPENDENT PROFILES</w:t>
-      </w:r>
-      <w:bookmarkEnd w:id="24"/>
-    </w:p>
-    <w:p>
-      <w:pPr>
-        <w:pStyle w:val="Heading2"/>
-      </w:pPr>
-      <w:bookmarkStart w:id="25" w:name="_Toc239101142"/>
-      <w:r>
-        <w:t>Setting Up Dependent Profiles:</w:t>
-      </w:r>
-      <w:bookmarkEnd w:id="25"/>
-    </w:p>
-    <w:p>
-      <w:pPr>
-        <w:pStyle w:val="bullet"/>
-      </w:pPr>
-      <w:r>
-        <w:t>Open the navigation menu and go to Settings -&gt; Family Profiles.</w:t>
-      </w:r>
-    </w:p>
-    <w:p>
-      <w:pPr>
-        <w:pStyle w:val="bullet"/>
-      </w:pPr>
-      <w:r>
-        <w:t>Tap "+ Add Family Member".</w:t>
-      </w:r>
-    </w:p>
-    <w:p>
-      <w:pPr>
-        <w:pStyle w:val="bullet"/>
-      </w:pPr>
-      <w:r>
-        <w:t>Enter the family member's Name, select their Relationship (Child, Parent, Spouse, Sibling), and input their age, gender, height, and weight.</w:t>
-      </w:r>
-    </w:p>
-    <w:p>
-      <w:pPr>
-        <w:pStyle w:val="bullet"/>
-      </w:pPr>
-      <w:r>
-        <w:t>Select their specific medical conditions and dietary restrictions.</w:t>
-      </w:r>
-    </w:p>
-    <w:p>
-      <w:pPr>
-        <w:pStyle w:val="bullet"/>
-      </w:pPr>
-      <w:r>
-        <w:t>Select a custom avatar color to represent them, then tap "Save Profile".</w:t>
-      </w:r>
-    </w:p>
-    <w:p>
-      <w:pPr>
-        <w:pStyle w:val="Heading2"/>
-      </w:pPr>
-      <w:bookmarkStart w:id="26" w:name="_Toc239101143"/>
-      <w:r>
-        <w:t>Logging Meals for Dependents:</w:t>
-      </w:r>
-      <w:bookmarkEnd w:id="26"/>
-    </w:p>
-    <w:p>
-      <w:pPr>
-        <w:pStyle w:val="bullet"/>
-      </w:pPr>
-      <w:r>
-        <w:t xml:space="preserve">When </w:t>
-      </w:r>
-      <w:proofErr w:type="gramStart"/>
-      <w:r>
-        <w:t>logging</w:t>
-      </w:r>
-      <w:proofErr w:type="gramEnd"/>
-      <w:r>
-        <w:t xml:space="preserve"> a meal, tap the profile dropdown menu (which defaults to "Myself") and select your family member's name.</w:t>
-      </w:r>
-    </w:p>
-    <w:p>
-      <w:pPr>
-        <w:pStyle w:val="bullet"/>
-      </w:pPr>
-      <w:r>
-        <w:t>Input their meal description and tap "Log Meal with AI". The macros will be calculated based on their health profile and saved under their record.</w:t>
-      </w:r>
-    </w:p>
-    <w:p>
-      <w:pPr>
-        <w:pStyle w:val="Heading2"/>
-      </w:pPr>
-      <w:bookmarkStart w:id="27" w:name="_Toc239101144"/>
-      <w:r>
-        <w:t>Viewing Family Dashboard Telemetry:</w:t>
-      </w:r>
-      <w:bookmarkEnd w:id="27"/>
-    </w:p>
-    <w:p>
-      <w:pPr>
-        <w:pStyle w:val="bullet"/>
-      </w:pPr>
-      <w:r>
-        <w:t>Open the profile selector at the top-left of the main dashboard.</w:t>
-      </w:r>
-    </w:p>
-    <w:p>
-      <w:pPr>
-        <w:pStyle w:val="bullet"/>
-      </w:pPr>
-      <w:r>
-        <w:t>Tap the avatar of your child or parent.</w:t>
-      </w:r>
-    </w:p>
-    <w:p>
-      <w:pPr>
-        <w:pStyle w:val="bullet"/>
-      </w:pPr>
-      <w:r>
-        <w:t>The main dashboard, calorie rings, step tracker, and timelines will instantly transition to display that specific family member's data.</w:t>
-      </w:r>
-    </w:p>
-    <w:p>
-      <w:pPr>
-        <w:pStyle w:val="Heading1"/>
-      </w:pPr>
-      <w:bookmarkStart w:id="28" w:name="_Toc239101145"/>
-      <w:r>
-        <w:t>7. EMERGENCY CLINIC &amp; HOSPITAL FINDER</w:t>
-      </w:r>
-      <w:bookmarkEnd w:id="28"/>
-    </w:p>
-    <w:p>
-      <w:pPr>
-        <w:pStyle w:val="Heading2"/>
-      </w:pPr>
-      <w:bookmarkStart w:id="29" w:name="_Toc239101146"/>
-      <w:r>
-        <w:t>Geolocation Emergency Querying:</w:t>
-      </w:r>
-      <w:bookmarkEnd w:id="29"/>
-    </w:p>
-    <w:p>
-      <w:pPr>
-        <w:pStyle w:val="bullet"/>
-      </w:pPr>
-      <w:r>
-        <w:t xml:space="preserve">Go to Settings -&gt; Nearby Clinics &amp; Hospitals (or tap the Hospital icon in the Coach tab).Grant the app GPS location permission. The app queries </w:t>
-      </w:r>
-      <w:proofErr w:type="gramStart"/>
-      <w:r>
-        <w:t>the OpenStreetMap</w:t>
-      </w:r>
-      <w:proofErr w:type="gramEnd"/>
-      <w:r>
-        <w:t xml:space="preserve"> </w:t>
-      </w:r>
-    </w:p>
-    <w:p>
-      <w:pPr>
-        <w:pStyle w:val="bullet"/>
-      </w:pPr>
-      <w:r>
-        <w:t>Overpass API to scan for medical centers.</w:t>
-      </w:r>
-    </w:p>
-    <w:p>
-      <w:pPr>
-        <w:pStyle w:val="bullet"/>
-      </w:pPr>
-      <w:r>
-        <w:t>View the list of hospitals, clinics, and pharmacies sorted by proximity within a 5km to 15km radius.</w:t>
-      </w:r>
-    </w:p>
-    <w:p>
-      <w:pPr>
-        <w:pStyle w:val="Heading2"/>
-      </w:pPr>
-      <w:bookmarkStart w:id="30" w:name="_Toc239101147"/>
-      <w:r>
-        <w:t>Navigating to Facilities:</w:t>
-      </w:r>
-      <w:bookmarkEnd w:id="30"/>
-    </w:p>
-    <w:p>
-      <w:pPr>
-        <w:pStyle w:val="bullet"/>
-      </w:pPr>
-      <w:r>
-        <w:t>Review the distance (in kilometers), phone contact link, and 24/7 emergency indicators on each hospital card.</w:t>
-      </w:r>
-    </w:p>
-    <w:p>
-      <w:pPr>
-        <w:pStyle w:val="bullet"/>
-      </w:pPr>
-      <w:r>
-        <w:lastRenderedPageBreak/>
-        <w:t>Tap "Get Directions" on your chosen facility. The app instantly opens Google Maps with pre-populated turn-by-turn routing to guide you safely.</w:t>
-      </w:r>
-    </w:p>
-    <w:p>
-      <w:pPr>
-        <w:pStyle w:val="Heading1"/>
-      </w:pPr>
-      <w:bookmarkStart w:id="31" w:name="_Toc239101148"/>
-      <w:r>
-        <w:t>8. GROCERY LIST &amp; WEEKLY HEALTH REPORT</w:t>
-      </w:r>
-      <w:bookmarkEnd w:id="31"/>
-    </w:p>
-    <w:p>
-      <w:pPr>
-        <w:pStyle w:val="Heading2"/>
-      </w:pPr>
-      <w:bookmarkStart w:id="32" w:name="_Toc239101149"/>
-      <w:r>
-        <w:t>AI Smart Grocery List:</w:t>
-      </w:r>
-      <w:bookmarkEnd w:id="32"/>
-    </w:p>
-    <w:p>
-      <w:pPr>
-        <w:pStyle w:val="bullet"/>
-      </w:pPr>
-      <w:r>
-        <w:t>Open Settings and tap "Smart Grocery List".</w:t>
-      </w:r>
-    </w:p>
-    <w:p>
-      <w:pPr>
-        <w:pStyle w:val="bullet"/>
-      </w:pPr>
-      <w:r>
-        <w:t>The app aggregates your logged meals from the past 7 days, evaluates your macronutrient gaps, and compiles a categorized grocery list.</w:t>
-      </w:r>
-    </w:p>
-    <w:p>
-      <w:pPr>
-        <w:pStyle w:val="bullet"/>
-      </w:pPr>
-      <w:r>
-        <w:t>The list recommends items in groups (Vitamins, Proteins, Grains) and flags items needed for your recommended healthy food swaps (e.g., listing whole-wheat flour to swap out white flour).</w:t>
-      </w:r>
-    </w:p>
-    <w:p>
-      <w:pPr>
-        <w:pStyle w:val="Heading2"/>
-      </w:pPr>
-      <w:bookmarkStart w:id="33" w:name="_Toc239101150"/>
-      <w:r>
-        <w:t>Exporting Weekly PDF Summaries:</w:t>
-      </w:r>
-      <w:bookmarkEnd w:id="33"/>
-    </w:p>
-    <w:p>
-      <w:pPr>
-        <w:pStyle w:val="bullet"/>
-      </w:pPr>
-      <w:r>
-        <w:t>Open Settings and tap "Export Weekly Summary (PDF)".</w:t>
-      </w:r>
-    </w:p>
-    <w:p>
-      <w:pPr>
-        <w:pStyle w:val="bullet"/>
-      </w:pPr>
-      <w:r>
-        <w:t>The app compiles your 7-day health metrics (average calorie intake, water totals, steps, active alerts, and AI dietitian comments) into a professional PDF document.</w:t>
-      </w:r>
-    </w:p>
-    <w:p>
-      <w:pPr>
-        <w:pStyle w:val="bullet"/>
-      </w:pPr>
-      <w:r>
-        <w:t>Tap "Save PDF" to download it locally, print it, or share it with your doctor.</w:t>
-      </w:r>
-    </w:p>
-    <w:p>
-      <w:pPr>
-        <w:pStyle w:val="Heading1"/>
-      </w:pPr>
-      <w:bookmarkStart w:id="34" w:name="_Toc239101151"/>
-      <w:r>
-        <w:t>9</w:t>
-      </w:r>
-      <w:proofErr w:type="gramStart"/>
-      <w:r>
-        <w:t>. APP</w:t>
-      </w:r>
-      <w:proofErr w:type="gramEnd"/>
-      <w:r>
-        <w:t xml:space="preserve"> SETTINGS, LANGUAGE &amp; ACCOUNT MANAGEMENT</w:t>
-      </w:r>
-      <w:bookmarkEnd w:id="34"/>
-    </w:p>
-    <w:p>
-      <w:pPr>
-        <w:pStyle w:val="Heading2"/>
-      </w:pPr>
-      <w:bookmarkStart w:id="35" w:name="_Toc239101152"/>
-      <w:r>
-        <w:t>Language Toggle:</w:t>
-      </w:r>
-      <w:bookmarkEnd w:id="35"/>
-    </w:p>
-    <w:p>
-      <w:pPr>
-        <w:pStyle w:val="bullet"/>
-      </w:pPr>
-      <w:r>
-        <w:t>Open Settings and locate the Language section.</w:t>
-      </w:r>
-    </w:p>
-    <w:p>
-      <w:pPr>
-        <w:pStyle w:val="bullet"/>
-      </w:pPr>
-      <w:r>
-        <w:t>Tap "Urdu" to instantly translate all menus, labels, and text fields into Urdu. Tap "English" to switch back.</w:t>
-      </w:r>
-    </w:p>
-    <w:p>
-      <w:pPr>
-        <w:pStyle w:val="Heading2"/>
-      </w:pPr>
-      <w:bookmarkStart w:id="36" w:name="_Toc239101153"/>
-      <w:r>
-        <w:t>Account Settings &amp; Security:</w:t>
-      </w:r>
-      <w:bookmarkEnd w:id="36"/>
+        <w:t>Change Password:</w:t>
+      </w:r>
+      <w:r>
+        <w:t xml:space="preserve"> Tap "Change Password", enter your current password, type your new password, and confirm to save.</w:t>
+      </w:r>
     </w:p>
     <w:p>
       <w:pPr>
@@ -5349,33 +5426,10 @@
           <w:b/>
           <w:bCs/>
         </w:rPr>
-        <w:t>Change Password:</w:t>
-      </w:r>
-      <w:r>
-        <w:t xml:space="preserve"> Tap "Change Password", enter your current password, type your new password, and confirm to save.</w:t>
-      </w:r>
-    </w:p>
-    <w:p>
-      <w:pPr>
-        <w:pStyle w:val="bullet"/>
-      </w:pPr>
-      <w:r>
-        <w:rPr>
-          <w:b/>
-          <w:bCs/>
-        </w:rPr>
         <w:t>Account Deletion:</w:t>
       </w:r>
       <w:r>
-        <w:t xml:space="preserve"> Tap "Delete Account". Read the warning detailing that all records will be permanently removed. Enter your password and tap "Confirm Deletion" to purge all </w:t>
-      </w:r>
-      <w:proofErr w:type="spellStart"/>
-      <w:r>
-        <w:t>Supabase</w:t>
-      </w:r>
-      <w:proofErr w:type="spellEnd"/>
-      <w:r>
-        <w:t xml:space="preserve"> rows.</w:t>
+        <w:t xml:space="preserve"> Tap "Delete Account". Read the warning detailing that all records will be permanently removed. Enter your password and tap "Confirm Deletion" to purge all Supabase rows.</w:t>
       </w:r>
     </w:p>
     <w:p>
@@ -5384,207 +5438,201 @@
       </w:pPr>
       <w:bookmarkStart w:id="37" w:name="_Toc239101154"/>
       <w:r>
+        <w:t>10. PREDICTIVE AI COACHING &amp; NUTRITIONAL SWAPS</w:t>
+      </w:r>
+      <w:bookmarkEnd w:id="37"/>
+    </w:p>
+    <w:p>
+      <w:pPr>
+        <w:pStyle w:val="Heading2"/>
+      </w:pPr>
+      <w:bookmarkStart w:id="38" w:name="_Toc239101155"/>
+      <w:r>
+        <w:t>Accessing Predictive Coaching:</w:t>
+      </w:r>
+      <w:bookmarkEnd w:id="38"/>
+    </w:p>
+    <w:p>
+      <w:pPr>
+        <w:pStyle w:val="bullet"/>
+      </w:pPr>
+      <w:r>
+        <w:t>Tap the "Coaching" tab in the bottom navigation bar.</w:t>
+      </w:r>
+    </w:p>
+    <w:p>
+      <w:pPr>
+        <w:pStyle w:val="bullet"/>
+      </w:pPr>
+      <w:r>
+        <w:t>This screen displays your algorithmic 7-day habit score and healthy food swap recommendations.</w:t>
+      </w:r>
+    </w:p>
+    <w:p>
+      <w:pPr>
+        <w:pStyle w:val="Heading2"/>
+      </w:pPr>
+      <w:bookmarkStart w:id="39" w:name="_Toc239101156"/>
+      <w:r>
+        <w:t>Habit Score Analysis:</w:t>
+      </w:r>
+      <w:bookmarkEnd w:id="39"/>
+    </w:p>
+    <w:p>
+      <w:pPr>
+        <w:pStyle w:val="bullet"/>
+      </w:pPr>
+      <w:r>
+        <w:t>View your large consistency ring showing your score out of 100. A score of 80+ indicates excellent compliance.</w:t>
+      </w:r>
+    </w:p>
+    <w:p>
+      <w:pPr>
+        <w:pStyle w:val="bullet"/>
+      </w:pPr>
+      <w:r>
+        <w:t>Review the line chart illustrating your habit consistency over the past 7 days to track your progress.</w:t>
+      </w:r>
+    </w:p>
+    <w:p>
+      <w:pPr>
+        <w:pStyle w:val="Heading2"/>
+      </w:pPr>
+      <w:bookmarkStart w:id="40" w:name="_Toc239101157"/>
+      <w:r>
+        <w:t>Recommended Food Swaps:</w:t>
+      </w:r>
+      <w:bookmarkEnd w:id="40"/>
+    </w:p>
+    <w:p>
+      <w:pPr>
+        <w:pStyle w:val="bullet"/>
+      </w:pPr>
+      <w:r>
+        <w:t>The screen highlights specific food swaps compiled by Gemini based on your logged meals (e.g.,</w:t>
+      </w:r>
+      <w:r>
+        <w:t xml:space="preserve"> </w:t>
+      </w:r>
+      <w:r>
+        <w:t>recommending brown rice instead of white rice).</w:t>
+      </w:r>
+    </w:p>
+    <w:p>
+      <w:pPr>
+        <w:pStyle w:val="bullet"/>
+      </w:pPr>
+      <w:r>
         <w:lastRenderedPageBreak/>
-        <w:t>10. PREDICTIVE AI COACHING &amp; NUTRITIONAL SWAPS</w:t>
-      </w:r>
-      <w:bookmarkEnd w:id="37"/>
+        <w:t>Each food swap card lists the suggested healthier ingredient alongside a clinical explanation detailing how the swap improves your blood sugar, cholesterol, or blood pressure.</w:t>
+      </w:r>
+    </w:p>
+    <w:p>
+      <w:pPr>
+        <w:pStyle w:val="Heading1"/>
+      </w:pPr>
+      <w:bookmarkStart w:id="41" w:name="_Toc239101158"/>
+      <w:r>
+        <w:t>11. AI-GENERATED CLINICAL WORKOUT PLANS</w:t>
+      </w:r>
+      <w:bookmarkEnd w:id="41"/>
     </w:p>
     <w:p>
       <w:pPr>
         <w:pStyle w:val="Heading2"/>
       </w:pPr>
-      <w:bookmarkStart w:id="38" w:name="_Toc239101155"/>
-      <w:r>
-        <w:t>Accessing Predictive Coaching:</w:t>
-      </w:r>
-      <w:bookmarkEnd w:id="38"/>
-    </w:p>
-    <w:p>
-      <w:pPr>
-        <w:pStyle w:val="bullet"/>
-      </w:pPr>
-      <w:r>
-        <w:t>Tap the "Coaching" tab in the bottom navigation bar.</w:t>
-      </w:r>
-    </w:p>
-    <w:p>
-      <w:pPr>
-        <w:pStyle w:val="bullet"/>
-      </w:pPr>
-      <w:r>
-        <w:t>This screen displays your algorithmic 7-day habit score and healthy food swap recommendations.</w:t>
+      <w:bookmarkStart w:id="42" w:name="_Toc239101159"/>
+      <w:r>
+        <w:t>Viewing Daily Workouts:</w:t>
+      </w:r>
+      <w:bookmarkEnd w:id="42"/>
+    </w:p>
+    <w:p>
+      <w:pPr>
+        <w:pStyle w:val="bullet"/>
+      </w:pPr>
+      <w:r>
+        <w:t>Tap the "Workout" tab in the bottom navigation bar.</w:t>
+      </w:r>
+    </w:p>
+    <w:p>
+      <w:pPr>
+        <w:pStyle w:val="bullet"/>
+      </w:pPr>
+      <w:r>
+        <w:t>Tap "Generate Workout Plan" to have Gemini create a custom schedule based on your onboarding metrics and medical restrictions.</w:t>
+      </w:r>
+    </w:p>
+    <w:p>
+      <w:pPr>
+        <w:pStyle w:val="bullet"/>
+      </w:pPr>
+      <w:r>
+        <w:t>Use the day-of-week tab bar selector at the top (Mon, Tue, Wed, etc.) to view the routine planned for each day.</w:t>
       </w:r>
     </w:p>
     <w:p>
       <w:pPr>
         <w:pStyle w:val="Heading2"/>
       </w:pPr>
-      <w:bookmarkStart w:id="39" w:name="_Toc239101156"/>
-      <w:r>
-        <w:t>Habit Score Analysis:</w:t>
-      </w:r>
-      <w:bookmarkEnd w:id="39"/>
-    </w:p>
-    <w:p>
-      <w:pPr>
-        <w:pStyle w:val="bullet"/>
-      </w:pPr>
-      <w:r>
-        <w:t>View your large consistency ring showing your score out of 100. A score of 80+ indicates excellent compliance.</w:t>
-      </w:r>
-    </w:p>
-    <w:p>
-      <w:pPr>
-        <w:pStyle w:val="bullet"/>
-      </w:pPr>
-      <w:r>
-        <w:t>Review the line chart illustrating your habit consistency over the past 7 days to track your progress.</w:t>
+      <w:bookmarkStart w:id="43" w:name="_Toc239101160"/>
+      <w:r>
+        <w:t>Workout Walkthrough &amp; Execution:</w:t>
+      </w:r>
+      <w:bookmarkEnd w:id="43"/>
+    </w:p>
+    <w:p>
+      <w:pPr>
+        <w:pStyle w:val="bullet"/>
+      </w:pPr>
+      <w:r>
+        <w:t>View the overall focus of the day (e.g., "Strength", "Flexibility", "Rest").</w:t>
+      </w:r>
+    </w:p>
+    <w:p>
+      <w:pPr>
+        <w:pStyle w:val="bullet"/>
+      </w:pPr>
+      <w:r>
+        <w:t>Tap the Warm-Up list to review warm-up routines.</w:t>
+      </w:r>
+    </w:p>
+    <w:p>
+      <w:pPr>
+        <w:pStyle w:val="bullet"/>
+      </w:pPr>
+      <w:r>
+        <w:t>Swipe through the active exercise cards. Each card displays the exercise name, number of sets, target repetitions, rest interval, execution form tips, and clinical safety flags.</w:t>
+      </w:r>
+    </w:p>
+    <w:p>
+      <w:pPr>
+        <w:pStyle w:val="bullet"/>
+      </w:pPr>
+      <w:r>
+        <w:t xml:space="preserve">As you complete each exercise, tap the circular checkbox to check it off. </w:t>
+      </w:r>
+    </w:p>
+    <w:p>
+      <w:pPr>
+        <w:pStyle w:val="bullet"/>
+      </w:pPr>
+      <w:r>
+        <w:t>The progress bar at the top of the screen will update in real-time.</w:t>
+      </w:r>
+    </w:p>
+    <w:p>
+      <w:pPr>
+        <w:pStyle w:val="bullet"/>
+      </w:pPr>
+      <w:r>
+        <w:t>Tap the Cool-Down list at the bottom to complete your cooldown stretch.</w:t>
       </w:r>
     </w:p>
     <w:p>
       <w:pPr>
         <w:pStyle w:val="Heading2"/>
       </w:pPr>
-      <w:bookmarkStart w:id="40" w:name="_Toc239101157"/>
-      <w:r>
-        <w:t>Recommended Food Swaps:</w:t>
-      </w:r>
-      <w:bookmarkEnd w:id="40"/>
-    </w:p>
-    <w:p>
-      <w:pPr>
-        <w:pStyle w:val="bullet"/>
-      </w:pPr>
-      <w:r>
-        <w:t>The screen highlights specific food swaps compiled by Gemini based on your logged meals (e.g.,</w:t>
-      </w:r>
-      <w:r>
-        <w:t xml:space="preserve"> </w:t>
-      </w:r>
-      <w:r>
-        <w:t>recommending brown rice instead of white rice).</w:t>
-      </w:r>
-    </w:p>
-    <w:p>
-      <w:pPr>
-        <w:pStyle w:val="bullet"/>
-      </w:pPr>
-      <w:proofErr w:type="gramStart"/>
-      <w:r>
-        <w:t>Each food</w:t>
-      </w:r>
-      <w:proofErr w:type="gramEnd"/>
-      <w:r>
-        <w:t xml:space="preserve"> swap card lists the suggested healthier ingredient alongside a clinical explanation detailing how the swap improves your blood sugar, cholesterol, or blood pressure.</w:t>
-      </w:r>
-    </w:p>
-    <w:p>
-      <w:pPr>
-        <w:pStyle w:val="Heading1"/>
-      </w:pPr>
-      <w:bookmarkStart w:id="41" w:name="_Toc239101158"/>
-      <w:r>
-        <w:t>11. AI-GENERATED CLINICAL WORKOUT PLANS</w:t>
-      </w:r>
-      <w:bookmarkEnd w:id="41"/>
-    </w:p>
-    <w:p>
-      <w:pPr>
-        <w:pStyle w:val="Heading2"/>
-      </w:pPr>
-      <w:bookmarkStart w:id="42" w:name="_Toc239101159"/>
-      <w:r>
-        <w:t>Viewing Daily Workouts:</w:t>
-      </w:r>
-      <w:bookmarkEnd w:id="42"/>
-    </w:p>
-    <w:p>
-      <w:pPr>
-        <w:pStyle w:val="bullet"/>
-      </w:pPr>
-      <w:r>
-        <w:t>Tap the "Workout" tab in the bottom navigation bar.</w:t>
-      </w:r>
-    </w:p>
-    <w:p>
-      <w:pPr>
-        <w:pStyle w:val="bullet"/>
-      </w:pPr>
-      <w:r>
-        <w:t>Tap "Generate Workout Plan" to have Gemini create a custom schedule based on your onboarding metrics and medical restrictions.</w:t>
-      </w:r>
-    </w:p>
-    <w:p>
-      <w:pPr>
-        <w:pStyle w:val="bullet"/>
-      </w:pPr>
-      <w:r>
-        <w:t>Use the day-of-week tab bar selector at the top (Mon, Tue, Wed, etc.) to view the routine planned for each day.</w:t>
-      </w:r>
-    </w:p>
-    <w:p>
-      <w:pPr>
-        <w:pStyle w:val="Heading2"/>
-      </w:pPr>
-      <w:bookmarkStart w:id="43" w:name="_Toc239101160"/>
-      <w:r>
-        <w:t>Workout Walkthrough &amp; Execution:</w:t>
-      </w:r>
-      <w:bookmarkEnd w:id="43"/>
-    </w:p>
-    <w:p>
-      <w:pPr>
-        <w:pStyle w:val="bullet"/>
-      </w:pPr>
-      <w:r>
-        <w:t>View the overall focus of the day (e.g., "Strength", "Flexibility", "Rest").</w:t>
-      </w:r>
-    </w:p>
-    <w:p>
-      <w:pPr>
-        <w:pStyle w:val="bullet"/>
-      </w:pPr>
-      <w:r>
-        <w:t>Tap the Warm-Up list to review warm-up routines.</w:t>
-      </w:r>
-    </w:p>
-    <w:p>
-      <w:pPr>
-        <w:pStyle w:val="bullet"/>
-      </w:pPr>
-      <w:r>
-        <w:lastRenderedPageBreak/>
-        <w:t>Swipe through the active exercise cards. Each card displays the exercise name, number of sets, target repetitions, rest interval, execution form tips, and clinical safety flags.</w:t>
-      </w:r>
-    </w:p>
-    <w:p>
-      <w:pPr>
-        <w:pStyle w:val="bullet"/>
-      </w:pPr>
-      <w:r>
-        <w:t xml:space="preserve">As you complete each exercise, tap the circular checkbox to check it off. </w:t>
-      </w:r>
-    </w:p>
-    <w:p>
-      <w:pPr>
-        <w:pStyle w:val="bullet"/>
-      </w:pPr>
-      <w:r>
-        <w:t>The progress bar at the top of the screen will update in real-time.</w:t>
-      </w:r>
-    </w:p>
-    <w:p>
-      <w:pPr>
-        <w:pStyle w:val="bullet"/>
-      </w:pPr>
-      <w:r>
-        <w:t>Tap the Cool-Down list at the bottom to complete your cooldown stretch.</w:t>
-      </w:r>
-    </w:p>
-    <w:p>
-      <w:pPr>
-        <w:pStyle w:val="Heading2"/>
-      </w:pPr>
       <w:bookmarkStart w:id="44" w:name="_Toc239101161"/>
       <w:r>
         <w:t>Regenerating Plans:</w:t>
@@ -5605,8 +5653,8 @@
       </w:pPr>
     </w:p>
     <w:sectPr>
-      <w:headerReference w:type="default" r:id="rId11"/>
-      <w:footerReference w:type="default" r:id="rId12"/>
+      <w:headerReference w:type="default" r:id="rId12"/>
+      <w:footerReference w:type="default" r:id="rId13"/>
       <w:pgSz w:w="11906" w:h="16838"/>
       <w:pgMar w:top="1500" w:right="1440" w:bottom="1300" w:left="1440" w:header="708" w:footer="708" w:gutter="0"/>
       <w:pgNumType w:start="0"/>
@@ -5874,7 +5922,6 @@
           <w:vAlign w:val="center"/>
         </w:tcPr>
         <w:p>
-          <w:proofErr w:type="spellStart"/>
           <w:r>
             <w:rPr>
               <w:rFonts w:ascii="Poppins" w:eastAsia="Poppins" w:hAnsi="Poppins" w:cs="Poppins"/>
@@ -5886,7 +5933,6 @@
             </w:rPr>
             <w:t>NutriSense</w:t>
           </w:r>
-          <w:proofErr w:type="spellEnd"/>
         </w:p>
       </w:tc>
       <w:tc>
@@ -5996,6 +6042,155 @@
     </w:lvl>
   </w:abstractNum>
   <w:abstractNum w:abstractNumId="1" w15:restartNumberingAfterBreak="0">
+    <w:nsid w:val="55E202A3"/>
+    <w:multiLevelType w:val="multilevel"/>
+    <w:tmpl w:val="9F4E0CCA"/>
+    <w:lvl w:ilvl="0">
+      <w:start w:val="1"/>
+      <w:numFmt w:val="bullet"/>
+      <w:lvlText w:val=""/>
+      <w:lvlJc w:val="left"/>
+      <w:pPr>
+        <w:tabs>
+          <w:tab w:val="num" w:pos="720"/>
+        </w:tabs>
+        <w:ind w:left="720" w:hanging="360"/>
+      </w:pPr>
+      <w:rPr>
+        <w:rFonts w:ascii="Symbol" w:hAnsi="Symbol" w:hint="default"/>
+        <w:sz w:val="20"/>
+      </w:rPr>
+    </w:lvl>
+    <w:lvl w:ilvl="1" w:tentative="1">
+      <w:start w:val="1"/>
+      <w:numFmt w:val="bullet"/>
+      <w:lvlText w:val="o"/>
+      <w:lvlJc w:val="left"/>
+      <w:pPr>
+        <w:tabs>
+          <w:tab w:val="num" w:pos="1440"/>
+        </w:tabs>
+        <w:ind w:left="1440" w:hanging="360"/>
+      </w:pPr>
+      <w:rPr>
+        <w:rFonts w:ascii="Courier New" w:hAnsi="Courier New" w:hint="default"/>
+        <w:sz w:val="20"/>
+      </w:rPr>
+    </w:lvl>
+    <w:lvl w:ilvl="2" w:tentative="1">
+      <w:start w:val="1"/>
+      <w:numFmt w:val="bullet"/>
+      <w:lvlText w:val=""/>
+      <w:lvlJc w:val="left"/>
+      <w:pPr>
+        <w:tabs>
+          <w:tab w:val="num" w:pos="2160"/>
+        </w:tabs>
+        <w:ind w:left="2160" w:hanging="360"/>
+      </w:pPr>
+      <w:rPr>
+        <w:rFonts w:ascii="Wingdings" w:hAnsi="Wingdings" w:hint="default"/>
+        <w:sz w:val="20"/>
+      </w:rPr>
+    </w:lvl>
+    <w:lvl w:ilvl="3" w:tentative="1">
+      <w:start w:val="1"/>
+      <w:numFmt w:val="bullet"/>
+      <w:lvlText w:val=""/>
+      <w:lvlJc w:val="left"/>
+      <w:pPr>
+        <w:tabs>
+          <w:tab w:val="num" w:pos="2880"/>
+        </w:tabs>
+        <w:ind w:left="2880" w:hanging="360"/>
+      </w:pPr>
+      <w:rPr>
+        <w:rFonts w:ascii="Wingdings" w:hAnsi="Wingdings" w:hint="default"/>
+        <w:sz w:val="20"/>
+      </w:rPr>
+    </w:lvl>
+    <w:lvl w:ilvl="4" w:tentative="1">
+      <w:start w:val="1"/>
+      <w:numFmt w:val="bullet"/>
+      <w:lvlText w:val=""/>
+      <w:lvlJc w:val="left"/>
+      <w:pPr>
+        <w:tabs>
+          <w:tab w:val="num" w:pos="3600"/>
+        </w:tabs>
+        <w:ind w:left="3600" w:hanging="360"/>
+      </w:pPr>
+      <w:rPr>
+        <w:rFonts w:ascii="Wingdings" w:hAnsi="Wingdings" w:hint="default"/>
+        <w:sz w:val="20"/>
+      </w:rPr>
+    </w:lvl>
+    <w:lvl w:ilvl="5" w:tentative="1">
+      <w:start w:val="1"/>
+      <w:numFmt w:val="bullet"/>
+      <w:lvlText w:val=""/>
+      <w:lvlJc w:val="left"/>
+      <w:pPr>
+        <w:tabs>
+          <w:tab w:val="num" w:pos="4320"/>
+        </w:tabs>
+        <w:ind w:left="4320" w:hanging="360"/>
+      </w:pPr>
+      <w:rPr>
+        <w:rFonts w:ascii="Wingdings" w:hAnsi="Wingdings" w:hint="default"/>
+        <w:sz w:val="20"/>
+      </w:rPr>
+    </w:lvl>
+    <w:lvl w:ilvl="6" w:tentative="1">
+      <w:start w:val="1"/>
+      <w:numFmt w:val="bullet"/>
+      <w:lvlText w:val=""/>
+      <w:lvlJc w:val="left"/>
+      <w:pPr>
+        <w:tabs>
+          <w:tab w:val="num" w:pos="5040"/>
+        </w:tabs>
+        <w:ind w:left="5040" w:hanging="360"/>
+      </w:pPr>
+      <w:rPr>
+        <w:rFonts w:ascii="Wingdings" w:hAnsi="Wingdings" w:hint="default"/>
+        <w:sz w:val="20"/>
+      </w:rPr>
+    </w:lvl>
+    <w:lvl w:ilvl="7" w:tentative="1">
+      <w:start w:val="1"/>
+      <w:numFmt w:val="bullet"/>
+      <w:lvlText w:val=""/>
+      <w:lvlJc w:val="left"/>
+      <w:pPr>
+        <w:tabs>
+          <w:tab w:val="num" w:pos="5760"/>
+        </w:tabs>
+        <w:ind w:left="5760" w:hanging="360"/>
+      </w:pPr>
+      <w:rPr>
+        <w:rFonts w:ascii="Wingdings" w:hAnsi="Wingdings" w:hint="default"/>
+        <w:sz w:val="20"/>
+      </w:rPr>
+    </w:lvl>
+    <w:lvl w:ilvl="8" w:tentative="1">
+      <w:start w:val="1"/>
+      <w:numFmt w:val="bullet"/>
+      <w:lvlText w:val=""/>
+      <w:lvlJc w:val="left"/>
+      <w:pPr>
+        <w:tabs>
+          <w:tab w:val="num" w:pos="6480"/>
+        </w:tabs>
+        <w:ind w:left="6480" w:hanging="360"/>
+      </w:pPr>
+      <w:rPr>
+        <w:rFonts w:ascii="Wingdings" w:hAnsi="Wingdings" w:hint="default"/>
+        <w:sz w:val="20"/>
+      </w:rPr>
+    </w:lvl>
+  </w:abstractNum>
+  <w:abstractNum w:abstractNumId="2" w15:restartNumberingAfterBreak="0">
     <w:nsid w:val="69EC3E18"/>
     <w:multiLevelType w:val="hybridMultilevel"/>
     <w:tmpl w:val="EED618EC"/>
@@ -6113,7 +6308,7 @@
       </w:rPr>
     </w:lvl>
   </w:abstractNum>
-  <w:abstractNum w:abstractNumId="2" w15:restartNumberingAfterBreak="0">
+  <w:abstractNum w:abstractNumId="3" w15:restartNumberingAfterBreak="0">
     <w:nsid w:val="6A6F67C6"/>
     <w:multiLevelType w:val="hybridMultilevel"/>
     <w:tmpl w:val="B2808988"/>
@@ -6199,7 +6394,7 @@
       </w:pPr>
     </w:lvl>
   </w:abstractNum>
-  <w:abstractNum w:abstractNumId="3" w15:restartNumberingAfterBreak="0">
+  <w:abstractNum w:abstractNumId="4" w15:restartNumberingAfterBreak="0">
     <w:nsid w:val="777F14B7"/>
     <w:multiLevelType w:val="hybridMultilevel"/>
     <w:tmpl w:val="AC1A1206"/>
@@ -6313,7 +6508,7 @@
     </w:lvl>
   </w:abstractNum>
   <w:num w:numId="1" w16cid:durableId="218445070">
-    <w:abstractNumId w:val="2"/>
+    <w:abstractNumId w:val="3"/>
     <w:lvlOverride w:ilvl="0">
       <w:startOverride w:val="1"/>
     </w:lvlOverride>
@@ -6325,9 +6520,12 @@
     </w:lvlOverride>
   </w:num>
   <w:num w:numId="3" w16cid:durableId="964310465">
-    <w:abstractNumId w:val="3"/>
+    <w:abstractNumId w:val="4"/>
   </w:num>
   <w:num w:numId="4" w16cid:durableId="1665082884">
+    <w:abstractNumId w:val="2"/>
+  </w:num>
+  <w:num w:numId="5" w16cid:durableId="2140222788">
     <w:abstractNumId w:val="1"/>
   </w:num>
 </w:numbering>
@@ -7093,6 +7291,18 @@
       <w:sz w:val="24"/>
     </w:rPr>
   </w:style>
+  <w:style w:type="character" w:styleId="UnresolvedMention">
+    <w:name w:val="Unresolved Mention"/>
+    <w:basedOn w:val="DefaultParagraphFont"/>
+    <w:uiPriority w:val="99"/>
+    <w:semiHidden/>
+    <w:unhideWhenUsed/>
+    <w:rsid w:val="00FF54AC"/>
+    <w:rPr>
+      <w:color w:val="605E5C"/>
+      <w:shd w:val="clear" w:color="auto" w:fill="E1DFDD"/>
+    </w:rPr>
+  </w:style>
 </w:styles>
 </file>
 

--- a/docs/User_Guide.docx
+++ b/docs/User_Guide.docx
@@ -565,7 +565,25 @@
                                     <w:sz w:val="18"/>
                                     <w:szCs w:val="18"/>
                                   </w:rPr>
-                                  <w:t xml:space="preserve">Version 1.0   |   August 2026   |   Confidential </w:t>
+                                  <w:t xml:space="preserve">Version 1.0   |   </w:t>
+                                </w:r>
+                                <w:r>
+                                  <w:rPr>
+                                    <w:rFonts w:ascii="Calibri" w:eastAsia="Calibri" w:hAnsi="Calibri" w:cs="Calibri"/>
+                                    <w:color w:val="D1D1D1" w:themeColor="background2" w:themeShade="E6"/>
+                                    <w:sz w:val="18"/>
+                                    <w:szCs w:val="18"/>
+                                  </w:rPr>
+                                  <w:t>September</w:t>
+                                </w:r>
+                                <w:r>
+                                  <w:rPr>
+                                    <w:rFonts w:ascii="Calibri" w:eastAsia="Calibri" w:hAnsi="Calibri" w:cs="Calibri"/>
+                                    <w:color w:val="D1D1D1" w:themeColor="background2" w:themeShade="E6"/>
+                                    <w:sz w:val="18"/>
+                                    <w:szCs w:val="18"/>
+                                  </w:rPr>
+                                  <w:t xml:space="preserve"> 2026   |   Confidential </w:t>
                                 </w:r>
                               </w:p>
                               <w:p>
@@ -994,7 +1012,25 @@
                               <w:sz w:val="18"/>
                               <w:szCs w:val="18"/>
                             </w:rPr>
-                            <w:t xml:space="preserve">Version 1.0   |   August 2026   |   Confidential </w:t>
+                            <w:t xml:space="preserve">Version 1.0   |   </w:t>
+                          </w:r>
+                          <w:r>
+                            <w:rPr>
+                              <w:rFonts w:ascii="Calibri" w:eastAsia="Calibri" w:hAnsi="Calibri" w:cs="Calibri"/>
+                              <w:color w:val="D1D1D1" w:themeColor="background2" w:themeShade="E6"/>
+                              <w:sz w:val="18"/>
+                              <w:szCs w:val="18"/>
+                            </w:rPr>
+                            <w:t>September</w:t>
+                          </w:r>
+                          <w:r>
+                            <w:rPr>
+                              <w:rFonts w:ascii="Calibri" w:eastAsia="Calibri" w:hAnsi="Calibri" w:cs="Calibri"/>
+                              <w:color w:val="D1D1D1" w:themeColor="background2" w:themeShade="E6"/>
+                              <w:sz w:val="18"/>
+                              <w:szCs w:val="18"/>
+                            </w:rPr>
+                            <w:t xml:space="preserve"> 2026   |   Confidential </w:t>
                           </w:r>
                         </w:p>
                         <w:p>
@@ -5653,8 +5689,12 @@
       </w:pPr>
     </w:p>
     <w:sectPr>
-      <w:headerReference w:type="default" r:id="rId12"/>
-      <w:footerReference w:type="default" r:id="rId13"/>
+      <w:headerReference w:type="even" r:id="rId12"/>
+      <w:headerReference w:type="default" r:id="rId13"/>
+      <w:footerReference w:type="even" r:id="rId14"/>
+      <w:footerReference w:type="default" r:id="rId15"/>
+      <w:headerReference w:type="first" r:id="rId16"/>
+      <w:footerReference w:type="first" r:id="rId17"/>
       <w:pgSz w:w="11906" w:h="16838"/>
       <w:pgMar w:top="1500" w:right="1440" w:bottom="1300" w:left="1440" w:header="708" w:footer="708" w:gutter="0"/>
       <w:pgNumType w:start="0"/>
@@ -5686,6 +5726,16 @@
 </file>
 
 <file path=word/footer1.xml><?xml version="1.0" encoding="utf-8"?>
+<w:ftr xmlns:wpc="http://schemas.microsoft.com/office/word/2010/wordprocessingCanvas" xmlns:cx="http://schemas.microsoft.com/office/drawing/2014/chartex" xmlns:cx1="http://schemas.microsoft.com/office/drawing/2015/9/8/chartex" xmlns:cx2="http://schemas.microsoft.com/office/drawing/2015/10/21/chartex" xmlns:cx3="http://schemas.microsoft.com/office/drawing/2016/5/9/chartex" xmlns:cx4="http://schemas.microsoft.com/office/drawing/2016/5/10/chartex" xmlns:cx5="http://schemas.microsoft.com/office/drawing/2016/5/11/chartex" xmlns:cx6="http://schemas.microsoft.com/office/drawing/2016/5/12/chartex" xmlns:cx7="http://schemas.microsoft.com/office/drawing/2016/5/13/chartex" xmlns:cx8="http://schemas.microsoft.com/office/drawing/2016/5/14/chartex" xmlns:mc="http://schemas.openxmlformats.org/markup-compatibility/2006" xmlns:aink="http://schemas.microsoft.com/office/drawing/2016/ink" xmlns:am3d="http://schemas.microsoft.com/office/drawing/2017/model3d" xmlns:o="urn:schemas-microsoft-com:office:office" xmlns:oel="http://schemas.microsoft.com/office/2019/extlst" xmlns:r="http://schemas.openxmlformats.org/officeDocument/2006/relationships" xmlns:m="http://schemas.openxmlformats.org/officeDocument/2006/math" xmlns:v="urn:schemas-microsoft-com:vml" xmlns:wp14="http://schemas.microsoft.com/office/word/2010/wordprocessingDrawing" xmlns:wp="http://schemas.openxmlformats.org/drawingml/2006/wordprocessingDrawing" xmlns:w10="urn:schemas-microsoft-com:office:word" xmlns:w="http://schemas.openxmlformats.org/wordprocessingml/2006/main" xmlns:w14="http://schemas.microsoft.com/office/word/2010/wordml" xmlns:w15="http://schemas.microsoft.com/office/word/2012/wordml" xmlns:w16cex="http://schemas.microsoft.com/office/word/2018/wordml/cex" xmlns:w16cid="http://schemas.microsoft.com/office/word/2016/wordml/cid" xmlns:w16="http://schemas.microsoft.com/office/word/2018/wordml" xmlns:w16du="http://schemas.microsoft.com/office/word/2023/wordml/word16du" xmlns:w16sdtdh="http://schemas.microsoft.com/office/word/2020/wordml/sdtdatahash" xmlns:w16sdtfl="http://schemas.microsoft.com/office/word/2024/wordml/sdtformatlock" xmlns:w16se="http://schemas.microsoft.com/office/word/2015/wordml/symex" xmlns:wpg="http://schemas.microsoft.com/office/word/2010/wordprocessingGroup" xmlns:wpi="http://schemas.microsoft.com/office/word/2010/wordprocessingInk" xmlns:wne="http://schemas.microsoft.com/office/word/2006/wordml" xmlns:wps="http://schemas.microsoft.com/office/word/2010/wordprocessingShape" mc:Ignorable="w14 w15 w16se w16cid w16 w16cex w16sdtdh w16sdtfl w16du wp14">
+  <w:p>
+    <w:pPr>
+      <w:pStyle w:val="Footer"/>
+    </w:pPr>
+  </w:p>
+</w:ftr>
+</file>
+
+<file path=word/footer2.xml><?xml version="1.0" encoding="utf-8"?>
 <w:ftr xmlns:wpc="http://schemas.microsoft.com/office/word/2010/wordprocessingCanvas" xmlns:cx="http://schemas.microsoft.com/office/drawing/2014/chartex" xmlns:cx1="http://schemas.microsoft.com/office/drawing/2015/9/8/chartex" xmlns:cx2="http://schemas.microsoft.com/office/drawing/2015/10/21/chartex" xmlns:cx3="http://schemas.microsoft.com/office/drawing/2016/5/9/chartex" xmlns:cx4="http://schemas.microsoft.com/office/drawing/2016/5/10/chartex" xmlns:cx5="http://schemas.microsoft.com/office/drawing/2016/5/11/chartex" xmlns:cx6="http://schemas.microsoft.com/office/drawing/2016/5/12/chartex" xmlns:cx7="http://schemas.microsoft.com/office/drawing/2016/5/13/chartex" xmlns:cx8="http://schemas.microsoft.com/office/drawing/2016/5/14/chartex" xmlns:mc="http://schemas.openxmlformats.org/markup-compatibility/2006" xmlns:aink="http://schemas.microsoft.com/office/drawing/2016/ink" xmlns:am3d="http://schemas.microsoft.com/office/drawing/2017/model3d" xmlns:o="urn:schemas-microsoft-com:office:office" xmlns:oel="http://schemas.microsoft.com/office/2019/extlst" xmlns:r="http://schemas.openxmlformats.org/officeDocument/2006/relationships" xmlns:m="http://schemas.openxmlformats.org/officeDocument/2006/math" xmlns:v="urn:schemas-microsoft-com:vml" xmlns:wp14="http://schemas.microsoft.com/office/word/2010/wordprocessingDrawing" xmlns:wp="http://schemas.openxmlformats.org/drawingml/2006/wordprocessingDrawing" xmlns:w10="urn:schemas-microsoft-com:office:word" xmlns:w="http://schemas.openxmlformats.org/wordprocessingml/2006/main" xmlns:w14="http://schemas.microsoft.com/office/word/2010/wordml" xmlns:w15="http://schemas.microsoft.com/office/word/2012/wordml" xmlns:w16cex="http://schemas.microsoft.com/office/word/2018/wordml/cex" xmlns:w16cid="http://schemas.microsoft.com/office/word/2016/wordml/cid" xmlns:w16="http://schemas.microsoft.com/office/word/2018/wordml" xmlns:w16du="http://schemas.microsoft.com/office/word/2023/wordml/word16du" xmlns:w16sdtdh="http://schemas.microsoft.com/office/word/2020/wordml/sdtdatahash" xmlns:w16sdtfl="http://schemas.microsoft.com/office/word/2024/wordml/sdtformatlock" xmlns:w16se="http://schemas.microsoft.com/office/word/2015/wordml/symex" xmlns:wpg="http://schemas.microsoft.com/office/word/2010/wordprocessingGroup" xmlns:wpi="http://schemas.microsoft.com/office/word/2010/wordprocessingInk" xmlns:wne="http://schemas.microsoft.com/office/word/2006/wordml" xmlns:wps="http://schemas.microsoft.com/office/word/2010/wordprocessingShape" mc:Ignorable="w14 w15 w16se w16cid w16 w16cex w16sdtdh w16sdtfl w16du wp14">
   <w:tbl>
     <w:tblPr>
@@ -5729,7 +5779,25 @@
               <w:sz w:val="15"/>
               <w:szCs w:val="15"/>
             </w:rPr>
-            <w:t>Developers – Jamal and Affan</w:t>
+            <w:t>Develope</w:t>
+          </w:r>
+          <w:r>
+            <w:rPr>
+              <w:rFonts w:ascii="Calibri" w:eastAsia="Calibri" w:hAnsi="Calibri" w:cs="Calibri"/>
+              <w:color w:val="555E6D"/>
+              <w:sz w:val="15"/>
+              <w:szCs w:val="15"/>
+            </w:rPr>
+            <w:t>d By</w:t>
+          </w:r>
+          <w:r>
+            <w:rPr>
+              <w:rFonts w:ascii="Calibri" w:eastAsia="Calibri" w:hAnsi="Calibri" w:cs="Calibri"/>
+              <w:color w:val="555E6D"/>
+              <w:sz w:val="15"/>
+              <w:szCs w:val="15"/>
+            </w:rPr>
+            <w:t xml:space="preserve"> Jamal and Affan</w:t>
           </w:r>
         </w:p>
       </w:tc>
@@ -5865,6 +5933,16 @@
 </w:ftr>
 </file>
 
+<file path=word/footer3.xml><?xml version="1.0" encoding="utf-8"?>
+<w:ftr xmlns:wpc="http://schemas.microsoft.com/office/word/2010/wordprocessingCanvas" xmlns:cx="http://schemas.microsoft.com/office/drawing/2014/chartex" xmlns:cx1="http://schemas.microsoft.com/office/drawing/2015/9/8/chartex" xmlns:cx2="http://schemas.microsoft.com/office/drawing/2015/10/21/chartex" xmlns:cx3="http://schemas.microsoft.com/office/drawing/2016/5/9/chartex" xmlns:cx4="http://schemas.microsoft.com/office/drawing/2016/5/10/chartex" xmlns:cx5="http://schemas.microsoft.com/office/drawing/2016/5/11/chartex" xmlns:cx6="http://schemas.microsoft.com/office/drawing/2016/5/12/chartex" xmlns:cx7="http://schemas.microsoft.com/office/drawing/2016/5/13/chartex" xmlns:cx8="http://schemas.microsoft.com/office/drawing/2016/5/14/chartex" xmlns:mc="http://schemas.openxmlformats.org/markup-compatibility/2006" xmlns:aink="http://schemas.microsoft.com/office/drawing/2016/ink" xmlns:am3d="http://schemas.microsoft.com/office/drawing/2017/model3d" xmlns:o="urn:schemas-microsoft-com:office:office" xmlns:oel="http://schemas.microsoft.com/office/2019/extlst" xmlns:r="http://schemas.openxmlformats.org/officeDocument/2006/relationships" xmlns:m="http://schemas.openxmlformats.org/officeDocument/2006/math" xmlns:v="urn:schemas-microsoft-com:vml" xmlns:wp14="http://schemas.microsoft.com/office/word/2010/wordprocessingDrawing" xmlns:wp="http://schemas.openxmlformats.org/drawingml/2006/wordprocessingDrawing" xmlns:w10="urn:schemas-microsoft-com:office:word" xmlns:w="http://schemas.openxmlformats.org/wordprocessingml/2006/main" xmlns:w14="http://schemas.microsoft.com/office/word/2010/wordml" xmlns:w15="http://schemas.microsoft.com/office/word/2012/wordml" xmlns:w16cex="http://schemas.microsoft.com/office/word/2018/wordml/cex" xmlns:w16cid="http://schemas.microsoft.com/office/word/2016/wordml/cid" xmlns:w16="http://schemas.microsoft.com/office/word/2018/wordml" xmlns:w16du="http://schemas.microsoft.com/office/word/2023/wordml/word16du" xmlns:w16sdtdh="http://schemas.microsoft.com/office/word/2020/wordml/sdtdatahash" xmlns:w16sdtfl="http://schemas.microsoft.com/office/word/2024/wordml/sdtformatlock" xmlns:w16se="http://schemas.microsoft.com/office/word/2015/wordml/symex" xmlns:wpg="http://schemas.microsoft.com/office/word/2010/wordprocessingGroup" xmlns:wpi="http://schemas.microsoft.com/office/word/2010/wordprocessingInk" xmlns:wne="http://schemas.microsoft.com/office/word/2006/wordml" xmlns:wps="http://schemas.microsoft.com/office/word/2010/wordprocessingShape" mc:Ignorable="w14 w15 w16se w16cid w16 w16cex w16sdtdh w16sdtfl w16du wp14">
+  <w:p>
+    <w:pPr>
+      <w:pStyle w:val="Footer"/>
+    </w:pPr>
+  </w:p>
+</w:ftr>
+</file>
+
 <file path=word/footnotes.xml><?xml version="1.0" encoding="utf-8"?>
 <w:footnotes xmlns:wpc="http://schemas.microsoft.com/office/word/2010/wordprocessingCanvas" xmlns:cx="http://schemas.microsoft.com/office/drawing/2014/chartex" xmlns:cx1="http://schemas.microsoft.com/office/drawing/2015/9/8/chartex" xmlns:cx2="http://schemas.microsoft.com/office/drawing/2015/10/21/chartex" xmlns:cx3="http://schemas.microsoft.com/office/drawing/2016/5/9/chartex" xmlns:cx4="http://schemas.microsoft.com/office/drawing/2016/5/10/chartex" xmlns:cx5="http://schemas.microsoft.com/office/drawing/2016/5/11/chartex" xmlns:cx6="http://schemas.microsoft.com/office/drawing/2016/5/12/chartex" xmlns:cx7="http://schemas.microsoft.com/office/drawing/2016/5/13/chartex" xmlns:cx8="http://schemas.microsoft.com/office/drawing/2016/5/14/chartex" xmlns:mc="http://schemas.openxmlformats.org/markup-compatibility/2006" xmlns:aink="http://schemas.microsoft.com/office/drawing/2016/ink" xmlns:am3d="http://schemas.microsoft.com/office/drawing/2017/model3d" xmlns:o="urn:schemas-microsoft-com:office:office" xmlns:oel="http://schemas.microsoft.com/office/2019/extlst" xmlns:r="http://schemas.openxmlformats.org/officeDocument/2006/relationships" xmlns:m="http://schemas.openxmlformats.org/officeDocument/2006/math" xmlns:v="urn:schemas-microsoft-com:vml" xmlns:wp14="http://schemas.microsoft.com/office/word/2010/wordprocessingDrawing" xmlns:wp="http://schemas.openxmlformats.org/drawingml/2006/wordprocessingDrawing" xmlns:w10="urn:schemas-microsoft-com:office:word" xmlns:w="http://schemas.openxmlformats.org/wordprocessingml/2006/main" xmlns:w14="http://schemas.microsoft.com/office/word/2010/wordml" xmlns:w15="http://schemas.microsoft.com/office/word/2012/wordml" xmlns:w16cex="http://schemas.microsoft.com/office/word/2018/wordml/cex" xmlns:w16cid="http://schemas.microsoft.com/office/word/2016/wordml/cid" xmlns:w16="http://schemas.microsoft.com/office/word/2018/wordml" xmlns:w16du="http://schemas.microsoft.com/office/word/2023/wordml/word16du" xmlns:w16sdtdh="http://schemas.microsoft.com/office/word/2020/wordml/sdtdatahash" xmlns:w16sdtfl="http://schemas.microsoft.com/office/word/2024/wordml/sdtformatlock" xmlns:w16se="http://schemas.microsoft.com/office/word/2015/wordml/symex" xmlns:wpg="http://schemas.microsoft.com/office/word/2010/wordprocessingGroup" xmlns:wpi="http://schemas.microsoft.com/office/word/2010/wordprocessingInk" xmlns:wne="http://schemas.microsoft.com/office/word/2006/wordml" xmlns:wps="http://schemas.microsoft.com/office/word/2010/wordprocessingShape" mc:Ignorable="w14 w15 w16se w16cid w16 w16cex w16sdtdh w16sdtfl w16du wp14">
   <w:footnote w:type="separator" w:id="-1">
@@ -5885,6 +5963,16 @@
 </file>
 
 <file path=word/header1.xml><?xml version="1.0" encoding="utf-8"?>
+<w:hdr xmlns:wpc="http://schemas.microsoft.com/office/word/2010/wordprocessingCanvas" xmlns:cx="http://schemas.microsoft.com/office/drawing/2014/chartex" xmlns:cx1="http://schemas.microsoft.com/office/drawing/2015/9/8/chartex" xmlns:cx2="http://schemas.microsoft.com/office/drawing/2015/10/21/chartex" xmlns:cx3="http://schemas.microsoft.com/office/drawing/2016/5/9/chartex" xmlns:cx4="http://schemas.microsoft.com/office/drawing/2016/5/10/chartex" xmlns:cx5="http://schemas.microsoft.com/office/drawing/2016/5/11/chartex" xmlns:cx6="http://schemas.microsoft.com/office/drawing/2016/5/12/chartex" xmlns:cx7="http://schemas.microsoft.com/office/drawing/2016/5/13/chartex" xmlns:cx8="http://schemas.microsoft.com/office/drawing/2016/5/14/chartex" xmlns:mc="http://schemas.openxmlformats.org/markup-compatibility/2006" xmlns:aink="http://schemas.microsoft.com/office/drawing/2016/ink" xmlns:am3d="http://schemas.microsoft.com/office/drawing/2017/model3d" xmlns:o="urn:schemas-microsoft-com:office:office" xmlns:oel="http://schemas.microsoft.com/office/2019/extlst" xmlns:r="http://schemas.openxmlformats.org/officeDocument/2006/relationships" xmlns:m="http://schemas.openxmlformats.org/officeDocument/2006/math" xmlns:v="urn:schemas-microsoft-com:vml" xmlns:wp14="http://schemas.microsoft.com/office/word/2010/wordprocessingDrawing" xmlns:wp="http://schemas.openxmlformats.org/drawingml/2006/wordprocessingDrawing" xmlns:w10="urn:schemas-microsoft-com:office:word" xmlns:w="http://schemas.openxmlformats.org/wordprocessingml/2006/main" xmlns:w14="http://schemas.microsoft.com/office/word/2010/wordml" xmlns:w15="http://schemas.microsoft.com/office/word/2012/wordml" xmlns:w16cex="http://schemas.microsoft.com/office/word/2018/wordml/cex" xmlns:w16cid="http://schemas.microsoft.com/office/word/2016/wordml/cid" xmlns:w16="http://schemas.microsoft.com/office/word/2018/wordml" xmlns:w16du="http://schemas.microsoft.com/office/word/2023/wordml/word16du" xmlns:w16sdtdh="http://schemas.microsoft.com/office/word/2020/wordml/sdtdatahash" xmlns:w16sdtfl="http://schemas.microsoft.com/office/word/2024/wordml/sdtformatlock" xmlns:w16se="http://schemas.microsoft.com/office/word/2015/wordml/symex" xmlns:wpg="http://schemas.microsoft.com/office/word/2010/wordprocessingGroup" xmlns:wpi="http://schemas.microsoft.com/office/word/2010/wordprocessingInk" xmlns:wne="http://schemas.microsoft.com/office/word/2006/wordml" xmlns:wps="http://schemas.microsoft.com/office/word/2010/wordprocessingShape" mc:Ignorable="w14 w15 w16se w16cid w16 w16cex w16sdtdh w16sdtfl w16du wp14">
+  <w:p>
+    <w:pPr>
+      <w:pStyle w:val="Header"/>
+    </w:pPr>
+  </w:p>
+</w:hdr>
+</file>
+
+<file path=word/header2.xml><?xml version="1.0" encoding="utf-8"?>
 <w:hdr xmlns:wpc="http://schemas.microsoft.com/office/word/2010/wordprocessingCanvas" xmlns:cx="http://schemas.microsoft.com/office/drawing/2014/chartex" xmlns:cx1="http://schemas.microsoft.com/office/drawing/2015/9/8/chartex" xmlns:cx2="http://schemas.microsoft.com/office/drawing/2015/10/21/chartex" xmlns:cx3="http://schemas.microsoft.com/office/drawing/2016/5/9/chartex" xmlns:cx4="http://schemas.microsoft.com/office/drawing/2016/5/10/chartex" xmlns:cx5="http://schemas.microsoft.com/office/drawing/2016/5/11/chartex" xmlns:cx6="http://schemas.microsoft.com/office/drawing/2016/5/12/chartex" xmlns:cx7="http://schemas.microsoft.com/office/drawing/2016/5/13/chartex" xmlns:cx8="http://schemas.microsoft.com/office/drawing/2016/5/14/chartex" xmlns:mc="http://schemas.openxmlformats.org/markup-compatibility/2006" xmlns:aink="http://schemas.microsoft.com/office/drawing/2016/ink" xmlns:am3d="http://schemas.microsoft.com/office/drawing/2017/model3d" xmlns:o="urn:schemas-microsoft-com:office:office" xmlns:oel="http://schemas.microsoft.com/office/2019/extlst" xmlns:r="http://schemas.openxmlformats.org/officeDocument/2006/relationships" xmlns:m="http://schemas.openxmlformats.org/officeDocument/2006/math" xmlns:v="urn:schemas-microsoft-com:vml" xmlns:wp14="http://schemas.microsoft.com/office/word/2010/wordprocessingDrawing" xmlns:wp="http://schemas.openxmlformats.org/drawingml/2006/wordprocessingDrawing" xmlns:w10="urn:schemas-microsoft-com:office:word" xmlns:w="http://schemas.openxmlformats.org/wordprocessingml/2006/main" xmlns:w14="http://schemas.microsoft.com/office/word/2010/wordml" xmlns:w15="http://schemas.microsoft.com/office/word/2012/wordml" xmlns:w16cex="http://schemas.microsoft.com/office/word/2018/wordml/cex" xmlns:w16cid="http://schemas.microsoft.com/office/word/2016/wordml/cid" xmlns:w16="http://schemas.microsoft.com/office/word/2018/wordml" xmlns:w16du="http://schemas.microsoft.com/office/word/2023/wordml/word16du" xmlns:w16sdtdh="http://schemas.microsoft.com/office/word/2020/wordml/sdtdatahash" xmlns:w16sdtfl="http://schemas.microsoft.com/office/word/2024/wordml/sdtformatlock" xmlns:w16se="http://schemas.microsoft.com/office/word/2015/wordml/symex" xmlns:wpg="http://schemas.microsoft.com/office/word/2010/wordprocessingGroup" xmlns:wpi="http://schemas.microsoft.com/office/word/2010/wordprocessingInk" xmlns:wne="http://schemas.microsoft.com/office/word/2006/wordml" xmlns:wps="http://schemas.microsoft.com/office/word/2010/wordprocessingShape" mc:Ignorable="w14 w15 w16se w16cid w16 w16cex w16sdtdh w16sdtfl w16du wp14">
   <w:tbl>
     <w:tblPr>
@@ -5977,6 +6065,16 @@
       </w:tc>
     </w:tr>
   </w:tbl>
+</w:hdr>
+</file>
+
+<file path=word/header3.xml><?xml version="1.0" encoding="utf-8"?>
+<w:hdr xmlns:wpc="http://schemas.microsoft.com/office/word/2010/wordprocessingCanvas" xmlns:cx="http://schemas.microsoft.com/office/drawing/2014/chartex" xmlns:cx1="http://schemas.microsoft.com/office/drawing/2015/9/8/chartex" xmlns:cx2="http://schemas.microsoft.com/office/drawing/2015/10/21/chartex" xmlns:cx3="http://schemas.microsoft.com/office/drawing/2016/5/9/chartex" xmlns:cx4="http://schemas.microsoft.com/office/drawing/2016/5/10/chartex" xmlns:cx5="http://schemas.microsoft.com/office/drawing/2016/5/11/chartex" xmlns:cx6="http://schemas.microsoft.com/office/drawing/2016/5/12/chartex" xmlns:cx7="http://schemas.microsoft.com/office/drawing/2016/5/13/chartex" xmlns:cx8="http://schemas.microsoft.com/office/drawing/2016/5/14/chartex" xmlns:mc="http://schemas.openxmlformats.org/markup-compatibility/2006" xmlns:aink="http://schemas.microsoft.com/office/drawing/2016/ink" xmlns:am3d="http://schemas.microsoft.com/office/drawing/2017/model3d" xmlns:o="urn:schemas-microsoft-com:office:office" xmlns:oel="http://schemas.microsoft.com/office/2019/extlst" xmlns:r="http://schemas.openxmlformats.org/officeDocument/2006/relationships" xmlns:m="http://schemas.openxmlformats.org/officeDocument/2006/math" xmlns:v="urn:schemas-microsoft-com:vml" xmlns:wp14="http://schemas.microsoft.com/office/word/2010/wordprocessingDrawing" xmlns:wp="http://schemas.openxmlformats.org/drawingml/2006/wordprocessingDrawing" xmlns:w10="urn:schemas-microsoft-com:office:word" xmlns:w="http://schemas.openxmlformats.org/wordprocessingml/2006/main" xmlns:w14="http://schemas.microsoft.com/office/word/2010/wordml" xmlns:w15="http://schemas.microsoft.com/office/word/2012/wordml" xmlns:w16cex="http://schemas.microsoft.com/office/word/2018/wordml/cex" xmlns:w16cid="http://schemas.microsoft.com/office/word/2016/wordml/cid" xmlns:w16="http://schemas.microsoft.com/office/word/2018/wordml" xmlns:w16du="http://schemas.microsoft.com/office/word/2023/wordml/word16du" xmlns:w16sdtdh="http://schemas.microsoft.com/office/word/2020/wordml/sdtdatahash" xmlns:w16sdtfl="http://schemas.microsoft.com/office/word/2024/wordml/sdtformatlock" xmlns:w16se="http://schemas.microsoft.com/office/word/2015/wordml/symex" xmlns:wpg="http://schemas.microsoft.com/office/word/2010/wordprocessingGroup" xmlns:wpi="http://schemas.microsoft.com/office/word/2010/wordprocessingInk" xmlns:wne="http://schemas.microsoft.com/office/word/2006/wordml" xmlns:wps="http://schemas.microsoft.com/office/word/2010/wordprocessingShape" mc:Ignorable="w14 w15 w16se w16cid w16 w16cex w16sdtdh w16sdtfl w16du wp14">
+  <w:p>
+    <w:pPr>
+      <w:pStyle w:val="Header"/>
+    </w:pPr>
+  </w:p>
 </w:hdr>
 </file>
 
